--- a/treasury-platform/docs/30-readiness/word/DOC-S12-logging-monitoring-audit.docx
+++ b/treasury-platform/docs/30-readiness/word/DOC-S12-logging-monitoring-audit.docx
@@ -1193,9 +1193,9 @@
         </w:tblBorders>
       </w:tblPr>
       <w:tblGrid>
-        <w:gridCol w:w="993"/>
-        <w:gridCol w:w="1867"/>
-        <w:gridCol w:w="7004"/>
+        <w:gridCol w:w="979"/>
+        <w:gridCol w:w="3090"/>
+        <w:gridCol w:w="5795"/>
       </w:tblGrid>
       <w:tr>
         <w:trPr>
@@ -1204,7 +1204,7 @@
         </w:trPr>
         <w:tc>
           <w:tcPr>
-            <w:tcW w:type="dxa" w:w="993"/>
+            <w:tcW w:type="dxa" w:w="979"/>
             <w:tcBorders>
               <w:top w:val="single" w:color="BFC9D6" w:sz="4"/>
               <w:left w:val="single" w:color="BFC9D6" w:sz="4"/>
@@ -1242,7 +1242,7 @@
         </w:tc>
         <w:tc>
           <w:tcPr>
-            <w:tcW w:type="dxa" w:w="1867"/>
+            <w:tcW w:type="dxa" w:w="3090"/>
             <w:tcBorders>
               <w:top w:val="single" w:color="BFC9D6" w:sz="4"/>
               <w:left w:val="single" w:color="BFC9D6" w:sz="4"/>
@@ -1280,7 +1280,7 @@
         </w:tc>
         <w:tc>
           <w:tcPr>
-            <w:tcW w:type="dxa" w:w="7004"/>
+            <w:tcW w:type="dxa" w:w="5795"/>
             <w:tcBorders>
               <w:top w:val="single" w:color="BFC9D6" w:sz="4"/>
               <w:left w:val="single" w:color="BFC9D6" w:sz="4"/>
@@ -1323,7 +1323,7 @@
         </w:trPr>
         <w:tc>
           <w:tcPr>
-            <w:tcW w:type="dxa" w:w="993"/>
+            <w:tcW w:type="dxa" w:w="979"/>
             <w:tcBorders>
               <w:top w:val="single" w:color="BFC9D6" w:sz="4"/>
               <w:left w:val="single" w:color="BFC9D6" w:sz="4"/>
@@ -1359,7 +1359,7 @@
         </w:tc>
         <w:tc>
           <w:tcPr>
-            <w:tcW w:type="dxa" w:w="1867"/>
+            <w:tcW w:type="dxa" w:w="3090"/>
             <w:tcBorders>
               <w:top w:val="single" w:color="BFC9D6" w:sz="4"/>
               <w:left w:val="single" w:color="BFC9D6" w:sz="4"/>
@@ -1395,7 +1395,7 @@
         </w:tc>
         <w:tc>
           <w:tcPr>
-            <w:tcW w:type="dxa" w:w="7004"/>
+            <w:tcW w:type="dxa" w:w="5795"/>
             <w:tcBorders>
               <w:top w:val="single" w:color="BFC9D6" w:sz="4"/>
               <w:left w:val="single" w:color="BFC9D6" w:sz="4"/>
@@ -1436,7 +1436,7 @@
         </w:trPr>
         <w:tc>
           <w:tcPr>
-            <w:tcW w:type="dxa" w:w="993"/>
+            <w:tcW w:type="dxa" w:w="979"/>
             <w:tcBorders>
               <w:top w:val="single" w:color="BFC9D6" w:sz="4"/>
               <w:left w:val="single" w:color="BFC9D6" w:sz="4"/>
@@ -1473,7 +1473,7 @@
         </w:tc>
         <w:tc>
           <w:tcPr>
-            <w:tcW w:type="dxa" w:w="1867"/>
+            <w:tcW w:type="dxa" w:w="3090"/>
             <w:tcBorders>
               <w:top w:val="single" w:color="BFC9D6" w:sz="4"/>
               <w:left w:val="single" w:color="BFC9D6" w:sz="4"/>
@@ -1552,7 +1552,29 @@
                 <w:szCs w:val="18"/>
                 <w:rtl/>
               </w:rPr>
-              <w:t xml:space="preserve">). لا إجراء ولا قادح في القاعدة يكتب </w:t>
+              <w:t xml:space="preserve">) لما يفعلانه؛ و</w:t>
+            </w:r>
+            <w:r>
+              <w:rPr>
+                <w:rFonts w:ascii="Arial" w:cs="Arial" w:eastAsia="Arial" w:hAnsi="Arial"/>
+                <w:b/>
+                <w:bCs/>
+                <w:sz w:val="18"/>
+                <w:szCs w:val="18"/>
+                <w:rtl/>
+              </w:rPr>
+              <w:t xml:space="preserve">منذ ADR 0007 (2026-10-13)</w:t>
+            </w:r>
+            <w:r>
+              <w:rPr>
+                <w:rFonts w:ascii="Arial" w:cs="Arial" w:eastAsia="Arial" w:hAnsi="Arial"/>
+                <w:b w:val="false"/>
+                <w:bCs w:val="false"/>
+                <w:sz w:val="18"/>
+                <w:szCs w:val="18"/>
+                <w:rtl/>
+              </w:rPr>
+              <w:t xml:space="preserve"> إجراءات القاعدة لأحداثها: الدخول (قادح على </w:t>
             </w:r>
             <w:r>
               <w:rPr>
@@ -1565,13 +1587,48 @@
                 <w:shd w:fill="F1F3F5" w:color="auto" w:val="clear"/>
                 <w:rtl/>
               </w:rPr>
-              <w:t xml:space="preserve">‎aud.AuditLog‎</w:t>
-            </w:r>
-          </w:p>
-        </w:tc>
-        <w:tc>
-          <w:tcPr>
-            <w:tcW w:type="dxa" w:w="7004"/>
+              <w:t xml:space="preserve">‎sec.LoginAttempt‎</w:t>
+            </w:r>
+            <w:r>
+              <w:rPr>
+                <w:rFonts w:ascii="Arial" w:cs="Arial" w:eastAsia="Arial" w:hAnsi="Arial"/>
+                <w:b w:val="false"/>
+                <w:bCs w:val="false"/>
+                <w:sz w:val="18"/>
+                <w:szCs w:val="18"/>
+                <w:rtl/>
+              </w:rPr>
+              <w:t xml:space="preserve">) والحسابات والجلسات ودخول المشغّلين وحساباتهم وربط الدعم والمهام والتهيئة وحالة المشترك، عبر </w:t>
+            </w:r>
+            <w:r>
+              <w:rPr>
+                <w:rFonts w:ascii="Courier New" w:cs="Courier New" w:eastAsia="Courier New" w:hAnsi="Courier New"/>
+                <w:b w:val="false"/>
+                <w:bCs w:val="false"/>
+                <w:color w:val="1F2937"/>
+                <w:sz w:val="16"/>
+                <w:szCs w:val="16"/>
+                <w:shd w:fill="F1F3F5" w:color="auto" w:val="clear"/>
+                <w:rtl/>
+              </w:rPr>
+              <w:t xml:space="preserve">‎aud.usp_WriteEvent‎</w:t>
+            </w:r>
+            <w:r>
+              <w:rPr>
+                <w:rFonts w:ascii="Arial" w:cs="Arial" w:eastAsia="Arial" w:hAnsi="Arial"/>
+                <w:b w:val="false"/>
+                <w:bCs w:val="false"/>
+                <w:sz w:val="18"/>
+                <w:szCs w:val="18"/>
+                <w:rtl/>
+              </w:rPr>
+              <w:t xml:space="preserve"> (db/static/029_audit_writer.sql)</w:t>
+            </w:r>
+          </w:p>
+        </w:tc>
+        <w:tc>
+          <w:tcPr>
+            <w:tcW w:type="dxa" w:w="5795"/>
             <w:tcBorders>
               <w:top w:val="single" w:color="BFC9D6" w:sz="4"/>
               <w:left w:val="single" w:color="BFC9D6" w:sz="4"/>
@@ -1613,7 +1670,7 @@
         </w:trPr>
         <w:tc>
           <w:tcPr>
-            <w:tcW w:type="dxa" w:w="993"/>
+            <w:tcW w:type="dxa" w:w="979"/>
             <w:tcBorders>
               <w:top w:val="single" w:color="BFC9D6" w:sz="4"/>
               <w:left w:val="single" w:color="BFC9D6" w:sz="4"/>
@@ -1649,7 +1706,7 @@
         </w:tc>
         <w:tc>
           <w:tcPr>
-            <w:tcW w:type="dxa" w:w="1867"/>
+            <w:tcW w:type="dxa" w:w="3090"/>
             <w:tcBorders>
               <w:top w:val="single" w:color="BFC9D6" w:sz="4"/>
               <w:left w:val="single" w:color="BFC9D6" w:sz="4"/>
@@ -1746,7 +1803,7 @@
         </w:tc>
         <w:tc>
           <w:tcPr>
-            <w:tcW w:type="dxa" w:w="7004"/>
+            <w:tcW w:type="dxa" w:w="5795"/>
             <w:tcBorders>
               <w:top w:val="single" w:color="BFC9D6" w:sz="4"/>
               <w:left w:val="single" w:color="BFC9D6" w:sz="4"/>
@@ -1787,7 +1844,7 @@
         </w:trPr>
         <w:tc>
           <w:tcPr>
-            <w:tcW w:type="dxa" w:w="993"/>
+            <w:tcW w:type="dxa" w:w="979"/>
             <w:tcBorders>
               <w:top w:val="single" w:color="BFC9D6" w:sz="4"/>
               <w:left w:val="single" w:color="BFC9D6" w:sz="4"/>
@@ -1824,7 +1881,7 @@
         </w:tc>
         <w:tc>
           <w:tcPr>
-            <w:tcW w:type="dxa" w:w="1867"/>
+            <w:tcW w:type="dxa" w:w="3090"/>
             <w:tcBorders>
               <w:top w:val="single" w:color="BFC9D6" w:sz="4"/>
               <w:left w:val="single" w:color="BFC9D6" w:sz="4"/>
@@ -1927,13 +1984,37 @@
                 <w:szCs w:val="18"/>
                 <w:rtl/>
               </w:rPr>
-              <w:t xml:space="preserve"> فقط، بلا أثر في التدقيق (O-24)</w:t>
-            </w:r>
-          </w:p>
-        </w:tc>
-        <w:tc>
-          <w:tcPr>
-            <w:tcW w:type="dxa" w:w="7004"/>
+              <w:t xml:space="preserve">، وينسخها قادح إلى </w:t>
+            </w:r>
+            <w:r>
+              <w:rPr>
+                <w:rFonts w:ascii="Courier New" w:cs="Courier New" w:eastAsia="Courier New" w:hAnsi="Courier New"/>
+                <w:b w:val="false"/>
+                <w:bCs w:val="false"/>
+                <w:color w:val="1F2937"/>
+                <w:sz w:val="16"/>
+                <w:szCs w:val="16"/>
+                <w:shd w:fill="F1F3F5" w:color="auto" w:val="clear"/>
+                <w:rtl/>
+              </w:rPr>
+              <w:t xml:space="preserve">‎aud.AuditLog‎</w:t>
+            </w:r>
+            <w:r>
+              <w:rPr>
+                <w:rFonts w:ascii="Arial" w:cs="Arial" w:eastAsia="Arial" w:hAnsi="Arial"/>
+                <w:b w:val="false"/>
+                <w:bCs w:val="false"/>
+                <w:sz w:val="18"/>
+                <w:szCs w:val="18"/>
+                <w:rtl/>
+              </w:rPr>
+              <w:t xml:space="preserve"> (ADR 0007، DQ-F03-10؛ R6 من O-24 مغلق)</w:t>
+            </w:r>
+          </w:p>
+        </w:tc>
+        <w:tc>
+          <w:tcPr>
+            <w:tcW w:type="dxa" w:w="5795"/>
             <w:tcBorders>
               <w:top w:val="single" w:color="BFC9D6" w:sz="4"/>
               <w:left w:val="single" w:color="BFC9D6" w:sz="4"/>
@@ -1975,7 +2056,7 @@
         </w:trPr>
         <w:tc>
           <w:tcPr>
-            <w:tcW w:type="dxa" w:w="993"/>
+            <w:tcW w:type="dxa" w:w="979"/>
             <w:tcBorders>
               <w:top w:val="single" w:color="BFC9D6" w:sz="4"/>
               <w:left w:val="single" w:color="BFC9D6" w:sz="4"/>
@@ -2011,7 +2092,7 @@
         </w:tc>
         <w:tc>
           <w:tcPr>
-            <w:tcW w:type="dxa" w:w="1867"/>
+            <w:tcW w:type="dxa" w:w="3090"/>
             <w:tcBorders>
               <w:top w:val="single" w:color="BFC9D6" w:sz="4"/>
               <w:left w:val="single" w:color="BFC9D6" w:sz="4"/>
@@ -2047,7 +2128,7 @@
         </w:tc>
         <w:tc>
           <w:tcPr>
-            <w:tcW w:type="dxa" w:w="7004"/>
+            <w:tcW w:type="dxa" w:w="5795"/>
             <w:tcBorders>
               <w:top w:val="single" w:color="BFC9D6" w:sz="4"/>
               <w:left w:val="single" w:color="BFC9D6" w:sz="4"/>
@@ -2088,7 +2169,7 @@
         </w:trPr>
         <w:tc>
           <w:tcPr>
-            <w:tcW w:type="dxa" w:w="993"/>
+            <w:tcW w:type="dxa" w:w="979"/>
             <w:tcBorders>
               <w:top w:val="single" w:color="BFC9D6" w:sz="4"/>
               <w:left w:val="single" w:color="BFC9D6" w:sz="4"/>
@@ -2125,7 +2206,7 @@
         </w:tc>
         <w:tc>
           <w:tcPr>
-            <w:tcW w:type="dxa" w:w="1867"/>
+            <w:tcW w:type="dxa" w:w="3090"/>
             <w:tcBorders>
               <w:top w:val="single" w:color="BFC9D6" w:sz="4"/>
               <w:left w:val="single" w:color="BFC9D6" w:sz="4"/>
@@ -2236,7 +2317,7 @@
         </w:tc>
         <w:tc>
           <w:tcPr>
-            <w:tcW w:type="dxa" w:w="7004"/>
+            <w:tcW w:type="dxa" w:w="5795"/>
             <w:tcBorders>
               <w:top w:val="single" w:color="BFC9D6" w:sz="4"/>
               <w:left w:val="single" w:color="BFC9D6" w:sz="4"/>
@@ -2278,7 +2359,7 @@
         </w:trPr>
         <w:tc>
           <w:tcPr>
-            <w:tcW w:type="dxa" w:w="993"/>
+            <w:tcW w:type="dxa" w:w="979"/>
             <w:tcBorders>
               <w:top w:val="single" w:color="BFC9D6" w:sz="4"/>
               <w:left w:val="single" w:color="BFC9D6" w:sz="4"/>
@@ -2314,7 +2395,7 @@
         </w:tc>
         <w:tc>
           <w:tcPr>
-            <w:tcW w:type="dxa" w:w="1867"/>
+            <w:tcW w:type="dxa" w:w="3090"/>
             <w:tcBorders>
               <w:top w:val="single" w:color="BFC9D6" w:sz="4"/>
               <w:left w:val="single" w:color="BFC9D6" w:sz="4"/>
@@ -2350,7 +2431,7 @@
         </w:tc>
         <w:tc>
           <w:tcPr>
-            <w:tcW w:type="dxa" w:w="7004"/>
+            <w:tcW w:type="dxa" w:w="5795"/>
             <w:tcBorders>
               <w:top w:val="single" w:color="BFC9D6" w:sz="4"/>
               <w:left w:val="single" w:color="BFC9D6" w:sz="4"/>
@@ -2391,7 +2472,7 @@
         </w:trPr>
         <w:tc>
           <w:tcPr>
-            <w:tcW w:type="dxa" w:w="993"/>
+            <w:tcW w:type="dxa" w:w="979"/>
             <w:tcBorders>
               <w:top w:val="single" w:color="BFC9D6" w:sz="4"/>
               <w:left w:val="single" w:color="BFC9D6" w:sz="4"/>
@@ -2428,7 +2509,7 @@
         </w:tc>
         <w:tc>
           <w:tcPr>
-            <w:tcW w:type="dxa" w:w="1867"/>
+            <w:tcW w:type="dxa" w:w="3090"/>
             <w:tcBorders>
               <w:top w:val="single" w:color="BFC9D6" w:sz="4"/>
               <w:left w:val="single" w:color="BFC9D6" w:sz="4"/>
@@ -2502,7 +2583,7 @@
         </w:tc>
         <w:tc>
           <w:tcPr>
-            <w:tcW w:type="dxa" w:w="7004"/>
+            <w:tcW w:type="dxa" w:w="5795"/>
             <w:tcBorders>
               <w:top w:val="single" w:color="BFC9D6" w:sz="4"/>
               <w:left w:val="single" w:color="BFC9D6" w:sz="4"/>
@@ -2544,7 +2625,7 @@
         </w:trPr>
         <w:tc>
           <w:tcPr>
-            <w:tcW w:type="dxa" w:w="993"/>
+            <w:tcW w:type="dxa" w:w="979"/>
             <w:tcBorders>
               <w:top w:val="single" w:color="BFC9D6" w:sz="4"/>
               <w:left w:val="single" w:color="BFC9D6" w:sz="4"/>
@@ -2580,7 +2661,7 @@
         </w:tc>
         <w:tc>
           <w:tcPr>
-            <w:tcW w:type="dxa" w:w="1867"/>
+            <w:tcW w:type="dxa" w:w="3090"/>
             <w:tcBorders>
               <w:top w:val="single" w:color="BFC9D6" w:sz="4"/>
               <w:left w:val="single" w:color="BFC9D6" w:sz="4"/>
@@ -2666,7 +2747,7 @@
         </w:tc>
         <w:tc>
           <w:tcPr>
-            <w:tcW w:type="dxa" w:w="7004"/>
+            <w:tcW w:type="dxa" w:w="5795"/>
             <w:tcBorders>
               <w:top w:val="single" w:color="BFC9D6" w:sz="4"/>
               <w:left w:val="single" w:color="BFC9D6" w:sz="4"/>
@@ -2707,7 +2788,7 @@
         </w:trPr>
         <w:tc>
           <w:tcPr>
-            <w:tcW w:type="dxa" w:w="993"/>
+            <w:tcW w:type="dxa" w:w="979"/>
             <w:tcBorders>
               <w:top w:val="single" w:color="BFC9D6" w:sz="4"/>
               <w:left w:val="single" w:color="BFC9D6" w:sz="4"/>
@@ -2744,7 +2825,7 @@
         </w:tc>
         <w:tc>
           <w:tcPr>
-            <w:tcW w:type="dxa" w:w="1867"/>
+            <w:tcW w:type="dxa" w:w="3090"/>
             <w:tcBorders>
               <w:top w:val="single" w:color="BFC9D6" w:sz="4"/>
               <w:left w:val="single" w:color="BFC9D6" w:sz="4"/>
@@ -2781,7 +2862,7 @@
         </w:tc>
         <w:tc>
           <w:tcPr>
-            <w:tcW w:type="dxa" w:w="7004"/>
+            <w:tcW w:type="dxa" w:w="5795"/>
             <w:tcBorders>
               <w:top w:val="single" w:color="BFC9D6" w:sz="4"/>
               <w:left w:val="single" w:color="BFC9D6" w:sz="4"/>
@@ -2823,7 +2904,7 @@
         </w:trPr>
         <w:tc>
           <w:tcPr>
-            <w:tcW w:type="dxa" w:w="993"/>
+            <w:tcW w:type="dxa" w:w="979"/>
             <w:tcBorders>
               <w:top w:val="single" w:color="BFC9D6" w:sz="4"/>
               <w:left w:val="single" w:color="BFC9D6" w:sz="4"/>
@@ -2859,7 +2940,7 @@
         </w:tc>
         <w:tc>
           <w:tcPr>
-            <w:tcW w:type="dxa" w:w="1867"/>
+            <w:tcW w:type="dxa" w:w="3090"/>
             <w:tcBorders>
               <w:top w:val="single" w:color="BFC9D6" w:sz="4"/>
               <w:left w:val="single" w:color="BFC9D6" w:sz="4"/>
@@ -2895,7 +2976,7 @@
         </w:tc>
         <w:tc>
           <w:tcPr>
-            <w:tcW w:type="dxa" w:w="7004"/>
+            <w:tcW w:type="dxa" w:w="5795"/>
             <w:tcBorders>
               <w:top w:val="single" w:color="BFC9D6" w:sz="4"/>
               <w:left w:val="single" w:color="BFC9D6" w:sz="4"/>
@@ -4672,7 +4753,7 @@
           <w:szCs w:val="21"/>
           <w:rtl/>
         </w:rPr>
-        <w:t xml:space="preserve">أحداث الدخول تُكتب في التدقيق بعد معالجة O-24 (tools/dbgen/erd_open_items.py:155)؛ حتى ذلك الحين </w:t>
+        <w:t xml:space="preserve">أحداث الدخول تُكتب في التدقيق منذ ADR 0007: قادح ينسخ كل صف من </w:t>
       </w:r>
       <w:r>
         <w:rPr>
@@ -4696,7 +4777,7 @@
           <w:szCs w:val="21"/>
           <w:rtl/>
         </w:rPr>
-        <w:t xml:space="preserve"> هو الأثر الوحيد.</w:t>
+        <w:t xml:space="preserve">، فحذف المحاولات لا يمحو الأثر (الاختبار AU2). وقائمة الأحداث التي تكتبها القاعدة بفئتها وشدتها في docs/adr/0007-audit-written-by-the-database.md.</w:t>
       </w:r>
     </w:p>
     <w:p>
@@ -20477,14 +20558,23 @@
             </w:pPr>
             <w:r>
               <w:rPr>
-                <w:rFonts w:ascii="Arial" w:cs="Arial" w:eastAsia="Arial" w:hAnsi="Arial"/>
-                <w:b w:val="false"/>
-                <w:bCs w:val="false"/>
-                <w:sz w:val="18"/>
-                <w:szCs w:val="18"/>
-                <w:rtl/>
-              </w:rPr>
-              <w:t xml:space="preserve">خارج حساب الاستضافة، في الدولة نفسها التي يُقبل فيها الموقع المنفصل للنسخ (DQ-S09-2، DQ-S07-2)</w:t>
+                <w:rFonts w:ascii="Segoe UI Emoji" w:cs="Segoe UI Emoji" w:eastAsia="Segoe UI Emoji" w:hAnsi="Segoe UI Emoji"/>
+                <w:sz w:val="18"/>
+                <w:szCs w:val="18"/>
+                <w:rtl/>
+              </w:rPr>
+              <w:t xml:space="preserve">✅</w:t>
+            </w:r>
+            <w:r>
+              <w:rPr>
+                <w:rFonts w:ascii="Arial" w:cs="Arial" w:eastAsia="Arial" w:hAnsi="Arial"/>
+                <w:b w:val="false"/>
+                <w:bCs w:val="false"/>
+                <w:sz w:val="18"/>
+                <w:szCs w:val="18"/>
+                <w:rtl/>
+              </w:rPr>
+              <w:t xml:space="preserve"> معتمد من المالك (2026-10-12): خارج حساب الاستضافة، في الدولة نفسها التي يُقبل فيها الموقع المنفصل للنسخ (DQ-S09-2، DQ-S07-2)</w:t>
             </w:r>
           </w:p>
         </w:tc>
@@ -20664,14 +20754,23 @@
             </w:pPr>
             <w:r>
               <w:rPr>
-                <w:rFonts w:ascii="Arial" w:cs="Arial" w:eastAsia="Arial" w:hAnsi="Arial"/>
-                <w:b w:val="false"/>
-                <w:bCs w:val="false"/>
-                <w:sz w:val="18"/>
-                <w:szCs w:val="18"/>
-                <w:rtl/>
-              </w:rPr>
-              <w:t xml:space="preserve">جدول §5.1</w:t>
+                <w:rFonts w:ascii="Segoe UI Emoji" w:cs="Segoe UI Emoji" w:eastAsia="Segoe UI Emoji" w:hAnsi="Segoe UI Emoji"/>
+                <w:sz w:val="18"/>
+                <w:szCs w:val="18"/>
+                <w:rtl/>
+              </w:rPr>
+              <w:t xml:space="preserve">✅</w:t>
+            </w:r>
+            <w:r>
+              <w:rPr>
+                <w:rFonts w:ascii="Arial" w:cs="Arial" w:eastAsia="Arial" w:hAnsi="Arial"/>
+                <w:b w:val="false"/>
+                <w:bCs w:val="false"/>
+                <w:sz w:val="18"/>
+                <w:szCs w:val="18"/>
+                <w:rtl/>
+              </w:rPr>
+              <w:t xml:space="preserve"> معتمد من المالك (2026-10-12): جدول §5.1</w:t>
             </w:r>
           </w:p>
         </w:tc>
@@ -22064,14 +22163,23 @@
             </w:pPr>
             <w:r>
               <w:rPr>
-                <w:rFonts w:ascii="Arial" w:cs="Arial" w:eastAsia="Arial" w:hAnsi="Arial"/>
-                <w:b w:val="false"/>
-                <w:bCs w:val="false"/>
-                <w:sz w:val="18"/>
-                <w:szCs w:val="18"/>
-                <w:rtl/>
-              </w:rPr>
-              <w:t xml:space="preserve">A1 على مدار الساعة من الإطلاق، وساعات العمل قبله</w:t>
+                <w:rFonts w:ascii="Segoe UI Emoji" w:cs="Segoe UI Emoji" w:eastAsia="Segoe UI Emoji" w:hAnsi="Segoe UI Emoji"/>
+                <w:sz w:val="18"/>
+                <w:szCs w:val="18"/>
+                <w:rtl/>
+              </w:rPr>
+              <w:t xml:space="preserve">✅</w:t>
+            </w:r>
+            <w:r>
+              <w:rPr>
+                <w:rFonts w:ascii="Arial" w:cs="Arial" w:eastAsia="Arial" w:hAnsi="Arial"/>
+                <w:b w:val="false"/>
+                <w:bCs w:val="false"/>
+                <w:sz w:val="18"/>
+                <w:szCs w:val="18"/>
+                <w:rtl/>
+              </w:rPr>
+              <w:t xml:space="preserve"> معتمد من المالك (2026-10-12): A1 على مدار الساعة من الإطلاق، وساعات العمل قبله</w:t>
             </w:r>
           </w:p>
         </w:tc>

--- a/treasury-platform/docs/30-readiness/word/DOC-S12-logging-monitoring-audit.docx
+++ b/treasury-platform/docs/30-readiness/word/DOC-S12-logging-monitoring-audit.docx
@@ -2819,7 +2819,7 @@
                 <w:szCs w:val="18"/>
                 <w:rtl/>
               </w:rPr>
-              <w:t xml:space="preserve">SQL Server Audit وسجلات النظام</w:t>
+              <w:t xml:space="preserve">SQL Server Audit</w:t>
             </w:r>
           </w:p>
         </w:tc>
@@ -2856,7 +2856,7 @@
                 <w:szCs w:val="18"/>
                 <w:rtl/>
               </w:rPr>
-              <w:t xml:space="preserve">لا شيء في المستودع؛ المجموعات المقترحة في DOC-S08 §10</w:t>
+              <w:t xml:space="preserve">منفّذ منذ ADR 0012 (2026-10-13): التدقيق ومواصفتاه، ونوافذ معلنة في التدقيق نفسه، وقواعد AL-18 (§3.5)، وفحوص SA1 إلى SA7 في CI</w:t>
             </w:r>
           </w:p>
         </w:tc>
@@ -2893,7 +2893,7 @@
                 <w:szCs w:val="18"/>
                 <w:rtl/>
               </w:rPr>
-              <w:t xml:space="preserve">—</w:t>
+              <w:t xml:space="preserve">db/ops/server_audit.sql؛ db/ops/server_audit_alerts.sql؛ tools/deploy/server_audit.sh؛ tools/ci/server_audit_check.sh</w:t>
             </w:r>
           </w:p>
         </w:tc>
@@ -2934,6 +2934,120 @@
                 <w:szCs w:val="18"/>
                 <w:rtl/>
               </w:rPr>
+              <w:t xml:space="preserve">سجلات النظام</w:t>
+            </w:r>
+          </w:p>
+        </w:tc>
+        <w:tc>
+          <w:tcPr>
+            <w:tcW w:type="dxa" w:w="3090"/>
+            <w:tcBorders>
+              <w:top w:val="single" w:color="BFC9D6" w:sz="4"/>
+              <w:left w:val="single" w:color="BFC9D6" w:sz="4"/>
+              <w:bottom w:val="single" w:color="BFC9D6" w:sz="4"/>
+              <w:right w:val="single" w:color="BFC9D6" w:sz="4"/>
+            </w:tcBorders>
+            <w:tcMar>
+              <w:top w:type="dxa" w:w="50"/>
+              <w:left w:type="dxa" w:w="90"/>
+              <w:bottom w:type="dxa" w:w="50"/>
+              <w:right w:type="dxa" w:w="90"/>
+            </w:tcMar>
+            <w:vAlign w:val="top"/>
+          </w:tcPr>
+          <w:p>
+            <w:pPr>
+              <w:keepNext w:val="false"/>
+              <w:bidi/>
+              <w:spacing w:after="30" w:before="30" w:line="264"/>
+            </w:pPr>
+            <w:r>
+              <w:rPr>
+                <w:rFonts w:ascii="Arial" w:cs="Arial" w:eastAsia="Arial" w:hAnsi="Arial"/>
+                <w:b w:val="false"/>
+                <w:bCs w:val="false"/>
+                <w:sz w:val="18"/>
+                <w:szCs w:val="18"/>
+                <w:rtl/>
+              </w:rPr>
+              <w:t xml:space="preserve">لا شيء في المستودع</w:t>
+            </w:r>
+          </w:p>
+        </w:tc>
+        <w:tc>
+          <w:tcPr>
+            <w:tcW w:type="dxa" w:w="5795"/>
+            <w:tcBorders>
+              <w:top w:val="single" w:color="BFC9D6" w:sz="4"/>
+              <w:left w:val="single" w:color="BFC9D6" w:sz="4"/>
+              <w:bottom w:val="single" w:color="BFC9D6" w:sz="4"/>
+              <w:right w:val="single" w:color="BFC9D6" w:sz="4"/>
+            </w:tcBorders>
+            <w:tcMar>
+              <w:top w:type="dxa" w:w="50"/>
+              <w:left w:type="dxa" w:w="90"/>
+              <w:bottom w:type="dxa" w:w="50"/>
+              <w:right w:type="dxa" w:w="90"/>
+            </w:tcMar>
+            <w:vAlign w:val="top"/>
+          </w:tcPr>
+          <w:p>
+            <w:pPr>
+              <w:keepNext w:val="false"/>
+              <w:bidi/>
+              <w:spacing w:after="30" w:before="30" w:line="264"/>
+            </w:pPr>
+            <w:r>
+              <w:rPr>
+                <w:rFonts w:ascii="Arial" w:cs="Arial" w:eastAsia="Arial" w:hAnsi="Arial"/>
+                <w:b w:val="false"/>
+                <w:bCs w:val="false"/>
+                <w:sz w:val="18"/>
+                <w:szCs w:val="18"/>
+                <w:rtl/>
+              </w:rPr>
+              <w:t xml:space="preserve">—</w:t>
+            </w:r>
+          </w:p>
+        </w:tc>
+      </w:tr>
+      <w:tr>
+        <w:trPr>
+          <w:cantSplit/>
+        </w:trPr>
+        <w:tc>
+          <w:tcPr>
+            <w:tcW w:type="dxa" w:w="979"/>
+            <w:tcBorders>
+              <w:top w:val="single" w:color="BFC9D6" w:sz="4"/>
+              <w:left w:val="single" w:color="BFC9D6" w:sz="4"/>
+              <w:bottom w:val="single" w:color="BFC9D6" w:sz="4"/>
+              <w:right w:val="single" w:color="BFC9D6" w:sz="4"/>
+            </w:tcBorders>
+            <w:shd w:fill="F5F8FC" w:color="auto" w:val="clear"/>
+            <w:tcMar>
+              <w:top w:type="dxa" w:w="50"/>
+              <w:left w:type="dxa" w:w="90"/>
+              <w:bottom w:type="dxa" w:w="50"/>
+              <w:right w:type="dxa" w:w="90"/>
+            </w:tcMar>
+            <w:vAlign w:val="top"/>
+          </w:tcPr>
+          <w:p>
+            <w:pPr>
+              <w:keepNext w:val="false"/>
+              <w:bidi/>
+              <w:spacing w:after="30" w:before="30" w:line="264"/>
+            </w:pPr>
+            <w:r>
+              <w:rPr>
+                <w:rFonts w:ascii="Arial" w:cs="Arial" w:eastAsia="Arial" w:hAnsi="Arial"/>
+                <w:b w:val="false"/>
+                <w:bCs w:val="false"/>
+                <w:sz w:val="18"/>
+                <w:szCs w:val="18"/>
+                <w:rtl/>
+              </w:rPr>
               <w:t xml:space="preserve">المطلوب في التحليل</w:t>
             </w:r>
           </w:p>
@@ -2947,6 +3061,7 @@
               <w:bottom w:val="single" w:color="BFC9D6" w:sz="4"/>
               <w:right w:val="single" w:color="BFC9D6" w:sz="4"/>
             </w:tcBorders>
+            <w:shd w:fill="F5F8FC" w:color="auto" w:val="clear"/>
             <w:tcMar>
               <w:top w:type="dxa" w:w="50"/>
               <w:left w:type="dxa" w:w="90"/>
@@ -2983,6 +3098,7 @@
               <w:bottom w:val="single" w:color="BFC9D6" w:sz="4"/>
               <w:right w:val="single" w:color="BFC9D6" w:sz="4"/>
             </w:tcBorders>
+            <w:shd w:fill="F5F8FC" w:color="auto" w:val="clear"/>
             <w:tcMar>
               <w:top w:type="dxa" w:w="50"/>
               <w:left w:type="dxa" w:w="90"/>
@@ -6237,7 +6353,7 @@
       <w:r>
         <w:rPr>
           <w:rFonts w:ascii="Arial" w:cs="Arial" w:eastAsia="Arial" w:hAnsi="Arial"/>
-          <w:color w:val="E0A800"/>
+          <w:color w:val="2E9E44"/>
           <w:sz w:val="26"/>
           <w:szCs w:val="26"/>
           <w:rtl/>
@@ -7238,6 +7354,1463 @@
         </w:rPr>
         <w:t xml:space="preserve"> يتجاوزون RLS والمنع ويعدّلون أي صف (DOC-S08 §9، THR-57). سلسلة البصمات لا تكشف ذلك وحدها (docs/20-database-design.md:165)، وSQL Server Audit المشحون خارج الخادم يكشفه.</w:t>
       </w:r>
+    </w:p>
+    <w:p>
+      <w:pPr>
+        <w:bidi/>
+        <w:spacing w:after="110" w:before="0" w:line="312"/>
+      </w:pPr>
+      <w:r>
+        <w:rPr>
+          <w:rFonts w:ascii="Segoe UI Emoji" w:cs="Segoe UI Emoji" w:eastAsia="Segoe UI Emoji" w:hAnsi="Segoe UI Emoji"/>
+          <w:sz w:val="21"/>
+          <w:szCs w:val="21"/>
+          <w:rtl/>
+        </w:rPr>
+        <w:t xml:space="preserve">✅</w:t>
+      </w:r>
+      <w:r>
+        <w:rPr>
+          <w:rFonts w:ascii="Arial" w:cs="Arial" w:eastAsia="Arial" w:hAnsi="Arial"/>
+          <w:b/>
+          <w:bCs/>
+          <w:sz w:val="21"/>
+          <w:szCs w:val="21"/>
+          <w:rtl/>
+        </w:rPr>
+        <w:t xml:space="preserve"> منفّذ (2026-10-13، docs/adr/0012-server-audit.md).</w:t>
+      </w:r>
+      <w:r>
+        <w:rPr>
+          <w:rFonts w:ascii="Arial" w:cs="Arial" w:eastAsia="Arial" w:hAnsi="Arial"/>
+          <w:b w:val="false"/>
+          <w:bCs w:val="false"/>
+          <w:sz w:val="21"/>
+          <w:szCs w:val="21"/>
+          <w:rtl/>
+        </w:rPr>
+        <w:t xml:space="preserve"> ما بُني من الجدول أعلاه، وأجوبة [تحقق MS] الثلاثة مثبتة بفحوص CI:</w:t>
+      </w:r>
+    </w:p>
+    <w:tbl>
+      <w:tblPr>
+        <w:bidiVisual/>
+        <w:tblW w:type="dxa" w:w="9864"/>
+        <w:tblBorders>
+          <w:top w:val="single" w:color="auto" w:sz="4"/>
+          <w:left w:val="single" w:color="auto" w:sz="4"/>
+          <w:bottom w:val="single" w:color="auto" w:sz="4"/>
+          <w:right w:val="single" w:color="auto" w:sz="4"/>
+          <w:insideH w:val="single" w:color="auto" w:sz="4"/>
+          <w:insideV w:val="single" w:color="auto" w:sz="4"/>
+        </w:tblBorders>
+      </w:tblPr>
+      <w:tblGrid>
+        <w:gridCol w:w="2276"/>
+        <w:gridCol w:w="7588"/>
+      </w:tblGrid>
+      <w:tr>
+        <w:trPr>
+          <w:cantSplit/>
+          <w:tblHeader/>
+        </w:trPr>
+        <w:tc>
+          <w:tcPr>
+            <w:tcW w:type="dxa" w:w="2276"/>
+            <w:tcBorders>
+              <w:top w:val="single" w:color="BFC9D6" w:sz="4"/>
+              <w:left w:val="single" w:color="BFC9D6" w:sz="4"/>
+              <w:bottom w:val="single" w:color="BFC9D6" w:sz="4"/>
+              <w:right w:val="single" w:color="BFC9D6" w:sz="4"/>
+            </w:tcBorders>
+            <w:shd w:fill="1F3A5F" w:color="auto" w:val="clear"/>
+            <w:tcMar>
+              <w:top w:type="dxa" w:w="50"/>
+              <w:left w:type="dxa" w:w="90"/>
+              <w:bottom w:type="dxa" w:w="50"/>
+              <w:right w:type="dxa" w:w="90"/>
+            </w:tcMar>
+            <w:vAlign w:val="center"/>
+          </w:tcPr>
+          <w:p>
+            <w:pPr>
+              <w:keepNext w:val="false"/>
+              <w:bidi/>
+              <w:spacing w:after="30" w:before="30" w:line="264"/>
+            </w:pPr>
+            <w:r>
+              <w:rPr>
+                <w:rFonts w:ascii="Arial" w:cs="Arial" w:eastAsia="Arial" w:hAnsi="Arial"/>
+                <w:b/>
+                <w:bCs/>
+                <w:color w:val="FFFFFF"/>
+                <w:sz w:val="18"/>
+                <w:szCs w:val="18"/>
+                <w:rtl/>
+              </w:rPr>
+              <w:t xml:space="preserve">البند</w:t>
+            </w:r>
+          </w:p>
+        </w:tc>
+        <w:tc>
+          <w:tcPr>
+            <w:tcW w:type="dxa" w:w="7588"/>
+            <w:tcBorders>
+              <w:top w:val="single" w:color="BFC9D6" w:sz="4"/>
+              <w:left w:val="single" w:color="BFC9D6" w:sz="4"/>
+              <w:bottom w:val="single" w:color="BFC9D6" w:sz="4"/>
+              <w:right w:val="single" w:color="BFC9D6" w:sz="4"/>
+            </w:tcBorders>
+            <w:shd w:fill="1F3A5F" w:color="auto" w:val="clear"/>
+            <w:tcMar>
+              <w:top w:type="dxa" w:w="50"/>
+              <w:left w:type="dxa" w:w="90"/>
+              <w:bottom w:type="dxa" w:w="50"/>
+              <w:right w:type="dxa" w:w="90"/>
+            </w:tcMar>
+            <w:vAlign w:val="center"/>
+          </w:tcPr>
+          <w:p>
+            <w:pPr>
+              <w:keepNext w:val="false"/>
+              <w:bidi/>
+              <w:spacing w:after="30" w:before="30" w:line="264"/>
+            </w:pPr>
+            <w:r>
+              <w:rPr>
+                <w:rFonts w:ascii="Arial" w:cs="Arial" w:eastAsia="Arial" w:hAnsi="Arial"/>
+                <w:b/>
+                <w:bCs/>
+                <w:color w:val="FFFFFF"/>
+                <w:sz w:val="18"/>
+                <w:szCs w:val="18"/>
+                <w:rtl/>
+              </w:rPr>
+              <w:t xml:space="preserve">ما بُني</w:t>
+            </w:r>
+          </w:p>
+        </w:tc>
+      </w:tr>
+      <w:tr>
+        <w:trPr>
+          <w:cantSplit/>
+        </w:trPr>
+        <w:tc>
+          <w:tcPr>
+            <w:tcW w:type="dxa" w:w="2276"/>
+            <w:tcBorders>
+              <w:top w:val="single" w:color="BFC9D6" w:sz="4"/>
+              <w:left w:val="single" w:color="BFC9D6" w:sz="4"/>
+              <w:bottom w:val="single" w:color="BFC9D6" w:sz="4"/>
+              <w:right w:val="single" w:color="BFC9D6" w:sz="4"/>
+            </w:tcBorders>
+            <w:shd w:fill="E8EEF6" w:color="auto" w:val="clear"/>
+            <w:tcMar>
+              <w:top w:type="dxa" w:w="50"/>
+              <w:left w:type="dxa" w:w="90"/>
+              <w:bottom w:type="dxa" w:w="50"/>
+              <w:right w:type="dxa" w:w="90"/>
+            </w:tcMar>
+            <w:vAlign w:val="top"/>
+          </w:tcPr>
+          <w:p>
+            <w:pPr>
+              <w:keepNext w:val="false"/>
+              <w:bidi/>
+              <w:spacing w:after="30" w:before="30" w:line="264"/>
+            </w:pPr>
+            <w:r>
+              <w:rPr>
+                <w:rFonts w:ascii="Arial" w:cs="Arial" w:eastAsia="Arial" w:hAnsi="Arial"/>
+                <w:b/>
+                <w:bCs/>
+                <w:sz w:val="18"/>
+                <w:szCs w:val="18"/>
+                <w:rtl/>
+              </w:rPr>
+              <w:t xml:space="preserve">الإعداد</w:t>
+            </w:r>
+          </w:p>
+        </w:tc>
+        <w:tc>
+          <w:tcPr>
+            <w:tcW w:type="dxa" w:w="7588"/>
+            <w:tcBorders>
+              <w:top w:val="single" w:color="BFC9D6" w:sz="4"/>
+              <w:left w:val="single" w:color="BFC9D6" w:sz="4"/>
+              <w:bottom w:val="single" w:color="BFC9D6" w:sz="4"/>
+              <w:right w:val="single" w:color="BFC9D6" w:sz="4"/>
+            </w:tcBorders>
+            <w:tcMar>
+              <w:top w:type="dxa" w:w="50"/>
+              <w:left w:type="dxa" w:w="90"/>
+              <w:bottom w:type="dxa" w:w="50"/>
+              <w:right w:type="dxa" w:w="90"/>
+            </w:tcMar>
+            <w:vAlign w:val="top"/>
+          </w:tcPr>
+          <w:p>
+            <w:pPr>
+              <w:keepNext w:val="false"/>
+              <w:bidi/>
+              <w:spacing w:after="30" w:before="30" w:line="264"/>
+            </w:pPr>
+            <w:r>
+              <w:rPr>
+                <w:rFonts w:ascii="Courier New" w:cs="Courier New" w:eastAsia="Courier New" w:hAnsi="Courier New"/>
+                <w:b w:val="false"/>
+                <w:bCs w:val="false"/>
+                <w:color w:val="1F2937"/>
+                <w:sz w:val="16"/>
+                <w:szCs w:val="16"/>
+                <w:shd w:fill="F1F3F5" w:color="auto" w:val="clear"/>
+                <w:rtl/>
+              </w:rPr>
+              <w:t xml:space="preserve">‎tools/deploy/server_audit.sh apply‎</w:t>
+            </w:r>
+            <w:r>
+              <w:rPr>
+                <w:rFonts w:ascii="Arial" w:cs="Arial" w:eastAsia="Arial" w:hAnsi="Arial"/>
+                <w:b w:val="false"/>
+                <w:bCs w:val="false"/>
+                <w:sz w:val="18"/>
+                <w:szCs w:val="18"/>
+                <w:rtl/>
+              </w:rPr>
+              <w:t xml:space="preserve"> (db/ops/server_audit.sql) بحساب مدير شخصي: قبل النشر الأول، ثم داخل كل نافذة بعد </w:t>
+            </w:r>
+            <w:r>
+              <w:rPr>
+                <w:rFonts w:ascii="Courier New" w:cs="Courier New" w:eastAsia="Courier New" w:hAnsi="Courier New"/>
+                <w:b w:val="false"/>
+                <w:bCs w:val="false"/>
+                <w:color w:val="1F2937"/>
+                <w:sz w:val="16"/>
+                <w:szCs w:val="16"/>
+                <w:shd w:fill="F1F3F5" w:color="auto" w:val="clear"/>
+                <w:rtl/>
+              </w:rPr>
+              <w:t xml:space="preserve">‎deploy.sh‎</w:t>
+            </w:r>
+            <w:r>
+              <w:rPr>
+                <w:rFonts w:ascii="Arial" w:cs="Arial" w:eastAsia="Arial" w:hAnsi="Arial"/>
+                <w:b w:val="false"/>
+                <w:bCs w:val="false"/>
+                <w:sz w:val="18"/>
+                <w:szCs w:val="18"/>
+                <w:rtl/>
+              </w:rPr>
+              <w:t xml:space="preserve">، لأن مواصفة القاعدة تحتاج الجداول. لا يغيّر ما يطابق التعريف، ويعيد ما غُيّر يدويًا. </w:t>
+            </w:r>
+            <w:r>
+              <w:rPr>
+                <w:rFonts w:ascii="Courier New" w:cs="Courier New" w:eastAsia="Courier New" w:hAnsi="Courier New"/>
+                <w:b w:val="false"/>
+                <w:bCs w:val="false"/>
+                <w:color w:val="1F2937"/>
+                <w:sz w:val="16"/>
+                <w:szCs w:val="16"/>
+                <w:shd w:fill="F1F3F5" w:color="auto" w:val="clear"/>
+                <w:rtl/>
+              </w:rPr>
+              <w:t xml:space="preserve">‎check‎</w:t>
+            </w:r>
+            <w:r>
+              <w:rPr>
+                <w:rFonts w:ascii="Arial" w:cs="Arial" w:eastAsia="Arial" w:hAnsi="Arial"/>
+                <w:b w:val="false"/>
+                <w:bCs w:val="false"/>
+                <w:sz w:val="18"/>
+                <w:szCs w:val="18"/>
+                <w:rtl/>
+              </w:rPr>
+              <w:t xml:space="preserve"> هو HS-8 في DOC-S10 وR-08 في DOC-S11</w:t>
+            </w:r>
+          </w:p>
+        </w:tc>
+      </w:tr>
+      <w:tr>
+        <w:trPr>
+          <w:cantSplit/>
+        </w:trPr>
+        <w:tc>
+          <w:tcPr>
+            <w:tcW w:type="dxa" w:w="2276"/>
+            <w:tcBorders>
+              <w:top w:val="single" w:color="BFC9D6" w:sz="4"/>
+              <w:left w:val="single" w:color="BFC9D6" w:sz="4"/>
+              <w:bottom w:val="single" w:color="BFC9D6" w:sz="4"/>
+              <w:right w:val="single" w:color="BFC9D6" w:sz="4"/>
+            </w:tcBorders>
+            <w:shd w:fill="E8EEF6" w:color="auto" w:val="clear"/>
+            <w:tcMar>
+              <w:top w:type="dxa" w:w="50"/>
+              <w:left w:type="dxa" w:w="90"/>
+              <w:bottom w:type="dxa" w:w="50"/>
+              <w:right w:type="dxa" w:w="90"/>
+            </w:tcMar>
+            <w:vAlign w:val="top"/>
+          </w:tcPr>
+          <w:p>
+            <w:pPr>
+              <w:keepNext w:val="false"/>
+              <w:bidi/>
+              <w:spacing w:after="30" w:before="30" w:line="264"/>
+            </w:pPr>
+            <w:r>
+              <w:rPr>
+                <w:rFonts w:ascii="Arial" w:cs="Arial" w:eastAsia="Arial" w:hAnsi="Arial"/>
+                <w:b/>
+                <w:bCs/>
+                <w:sz w:val="18"/>
+                <w:szCs w:val="18"/>
+                <w:rtl/>
+              </w:rPr>
+              <w:t xml:space="preserve">مواصفة الخادم</w:t>
+            </w:r>
+          </w:p>
+        </w:tc>
+        <w:tc>
+          <w:tcPr>
+            <w:tcW w:type="dxa" w:w="7588"/>
+            <w:tcBorders>
+              <w:top w:val="single" w:color="BFC9D6" w:sz="4"/>
+              <w:left w:val="single" w:color="BFC9D6" w:sz="4"/>
+              <w:bottom w:val="single" w:color="BFC9D6" w:sz="4"/>
+              <w:right w:val="single" w:color="BFC9D6" w:sz="4"/>
+            </w:tcBorders>
+            <w:shd w:fill="F5F8FC" w:color="auto" w:val="clear"/>
+            <w:tcMar>
+              <w:top w:type="dxa" w:w="50"/>
+              <w:left w:type="dxa" w:w="90"/>
+              <w:bottom w:type="dxa" w:w="50"/>
+              <w:right w:type="dxa" w:w="90"/>
+            </w:tcMar>
+            <w:vAlign w:val="top"/>
+          </w:tcPr>
+          <w:p>
+            <w:pPr>
+              <w:keepNext w:val="false"/>
+              <w:bidi/>
+              <w:spacing w:after="30" w:before="30" w:line="264"/>
+            </w:pPr>
+            <w:r>
+              <w:rPr>
+                <w:rFonts w:ascii="Arial" w:cs="Arial" w:eastAsia="Arial" w:hAnsi="Arial"/>
+                <w:b w:val="false"/>
+                <w:bCs w:val="false"/>
+                <w:sz w:val="18"/>
+                <w:szCs w:val="18"/>
+                <w:rtl/>
+              </w:rPr>
+              <w:t xml:space="preserve">23 مجموعة: الثلاث في الجدول، والاثنتا عشرة في DOC-S08 §10، وثمان أُضيفت: الأحداث التي يعرّفها المستخدم (النوافذ)، والمنح على مخطط أو قاعدة أو حساب، وملكية القاعدة والمخطط والكائن، وإعدادات الخادم، وكائنات الخادم (نقاط الاتصال والخوادم المرتبطة)</w:t>
+            </w:r>
+          </w:p>
+        </w:tc>
+      </w:tr>
+      <w:tr>
+        <w:trPr>
+          <w:cantSplit/>
+        </w:trPr>
+        <w:tc>
+          <w:tcPr>
+            <w:tcW w:type="dxa" w:w="2276"/>
+            <w:tcBorders>
+              <w:top w:val="single" w:color="BFC9D6" w:sz="4"/>
+              <w:left w:val="single" w:color="BFC9D6" w:sz="4"/>
+              <w:bottom w:val="single" w:color="BFC9D6" w:sz="4"/>
+              <w:right w:val="single" w:color="BFC9D6" w:sz="4"/>
+            </w:tcBorders>
+            <w:shd w:fill="E8EEF6" w:color="auto" w:val="clear"/>
+            <w:tcMar>
+              <w:top w:type="dxa" w:w="50"/>
+              <w:left w:type="dxa" w:w="90"/>
+              <w:bottom w:type="dxa" w:w="50"/>
+              <w:right w:type="dxa" w:w="90"/>
+            </w:tcMar>
+            <w:vAlign w:val="top"/>
+          </w:tcPr>
+          <w:p>
+            <w:pPr>
+              <w:keepNext w:val="false"/>
+              <w:bidi/>
+              <w:spacing w:after="30" w:before="30" w:line="264"/>
+            </w:pPr>
+            <w:r>
+              <w:rPr>
+                <w:rFonts w:ascii="Arial" w:cs="Arial" w:eastAsia="Arial" w:hAnsi="Arial"/>
+                <w:b/>
+                <w:bCs/>
+                <w:sz w:val="18"/>
+                <w:szCs w:val="18"/>
+                <w:rtl/>
+              </w:rPr>
+              <w:t xml:space="preserve">مواصفة القاعدة</w:t>
+            </w:r>
+          </w:p>
+        </w:tc>
+        <w:tc>
+          <w:tcPr>
+            <w:tcW w:type="dxa" w:w="7588"/>
+            <w:tcBorders>
+              <w:top w:val="single" w:color="BFC9D6" w:sz="4"/>
+              <w:left w:val="single" w:color="BFC9D6" w:sz="4"/>
+              <w:bottom w:val="single" w:color="BFC9D6" w:sz="4"/>
+              <w:right w:val="single" w:color="BFC9D6" w:sz="4"/>
+            </w:tcBorders>
+            <w:tcMar>
+              <w:top w:type="dxa" w:w="50"/>
+              <w:left w:type="dxa" w:w="90"/>
+              <w:bottom w:type="dxa" w:w="50"/>
+              <w:right w:type="dxa" w:w="90"/>
+            </w:tcMar>
+            <w:vAlign w:val="top"/>
+          </w:tcPr>
+          <w:p>
+            <w:pPr>
+              <w:keepNext w:val="false"/>
+              <w:bidi/>
+              <w:spacing w:after="30" w:before="30" w:line="264"/>
+            </w:pPr>
+            <w:r>
+              <w:rPr>
+                <w:rFonts w:ascii="Arial" w:cs="Arial" w:eastAsia="Arial" w:hAnsi="Arial"/>
+                <w:b w:val="false"/>
+                <w:bCs w:val="false"/>
+                <w:sz w:val="18"/>
+                <w:szCs w:val="18"/>
+                <w:rtl/>
+              </w:rPr>
+              <w:t xml:space="preserve">كما في الجدول. </w:t>
+            </w:r>
+            <w:r>
+              <w:rPr>
+                <w:rFonts w:ascii="Segoe UI Emoji" w:cs="Segoe UI Emoji" w:eastAsia="Segoe UI Emoji" w:hAnsi="Segoe UI Emoji"/>
+                <w:sz w:val="18"/>
+                <w:szCs w:val="18"/>
+                <w:rtl/>
+              </w:rPr>
+              <w:t xml:space="preserve">✅</w:t>
+            </w:r>
+            <w:r>
+              <w:rPr>
+                <w:rFonts w:ascii="Arial" w:cs="Arial" w:eastAsia="Arial" w:hAnsi="Arial"/>
+                <w:b w:val="false"/>
+                <w:bCs w:val="false"/>
+                <w:sz w:val="18"/>
+                <w:szCs w:val="18"/>
+                <w:rtl/>
+              </w:rPr>
+              <w:t xml:space="preserve"> </w:t>
+            </w:r>
+            <w:r>
+              <w:rPr>
+                <w:rFonts w:ascii="Courier New" w:cs="Courier New" w:eastAsia="Courier New" w:hAnsi="Courier New"/>
+                <w:b w:val="false"/>
+                <w:bCs w:val="false"/>
+                <w:color w:val="1F2937"/>
+                <w:sz w:val="16"/>
+                <w:szCs w:val="16"/>
+                <w:shd w:fill="F1F3F5" w:color="auto" w:val="clear"/>
+                <w:rtl/>
+              </w:rPr>
+              <w:t xml:space="preserve">‎BY public‎</w:t>
+            </w:r>
+            <w:r>
+              <w:rPr>
+                <w:rFonts w:ascii="Arial" w:cs="Arial" w:eastAsia="Arial" w:hAnsi="Arial"/>
+                <w:b w:val="false"/>
+                <w:bCs w:val="false"/>
+                <w:sz w:val="18"/>
+                <w:szCs w:val="18"/>
+                <w:rtl/>
+              </w:rPr>
+              <w:t xml:space="preserve"> يشمل </w:t>
+            </w:r>
+            <w:r>
+              <w:rPr>
+                <w:rFonts w:ascii="Courier New" w:cs="Courier New" w:eastAsia="Courier New" w:hAnsi="Courier New"/>
+                <w:b w:val="false"/>
+                <w:bCs w:val="false"/>
+                <w:color w:val="1F2937"/>
+                <w:sz w:val="16"/>
+                <w:szCs w:val="16"/>
+                <w:shd w:fill="F1F3F5" w:color="auto" w:val="clear"/>
+                <w:rtl/>
+              </w:rPr>
+              <w:t xml:space="preserve">‎dbo‎</w:t>
+            </w:r>
+            <w:r>
+              <w:rPr>
+                <w:rFonts w:ascii="Arial" w:cs="Arial" w:eastAsia="Arial" w:hAnsi="Arial"/>
+                <w:b w:val="false"/>
+                <w:bCs w:val="false"/>
+                <w:sz w:val="18"/>
+                <w:szCs w:val="18"/>
+                <w:rtl/>
+              </w:rPr>
+              <w:t xml:space="preserve"> و</w:t>
+            </w:r>
+            <w:r>
+              <w:rPr>
+                <w:rFonts w:ascii="Courier New" w:cs="Courier New" w:eastAsia="Courier New" w:hAnsi="Courier New"/>
+                <w:b w:val="false"/>
+                <w:bCs w:val="false"/>
+                <w:color w:val="1F2937"/>
+                <w:sz w:val="16"/>
+                <w:szCs w:val="16"/>
+                <w:shd w:fill="F1F3F5" w:color="auto" w:val="clear"/>
+                <w:rtl/>
+              </w:rPr>
+              <w:t xml:space="preserve">‎sysadmin‎</w:t>
+            </w:r>
+            <w:r>
+              <w:rPr>
+                <w:rFonts w:ascii="Arial" w:cs="Arial" w:eastAsia="Arial" w:hAnsi="Arial"/>
+                <w:b w:val="false"/>
+                <w:bCs w:val="false"/>
+                <w:sz w:val="18"/>
+                <w:szCs w:val="18"/>
+                <w:rtl/>
+              </w:rPr>
+              <w:t xml:space="preserve">، ويُسجَّل الأمر ولو لم يغيّر صفًا وتراجع (الفحص SA4)</w:t>
+            </w:r>
+          </w:p>
+        </w:tc>
+      </w:tr>
+      <w:tr>
+        <w:trPr>
+          <w:cantSplit/>
+        </w:trPr>
+        <w:tc>
+          <w:tcPr>
+            <w:tcW w:type="dxa" w:w="2276"/>
+            <w:tcBorders>
+              <w:top w:val="single" w:color="BFC9D6" w:sz="4"/>
+              <w:left w:val="single" w:color="BFC9D6" w:sz="4"/>
+              <w:bottom w:val="single" w:color="BFC9D6" w:sz="4"/>
+              <w:right w:val="single" w:color="BFC9D6" w:sz="4"/>
+            </w:tcBorders>
+            <w:shd w:fill="E8EEF6" w:color="auto" w:val="clear"/>
+            <w:tcMar>
+              <w:top w:type="dxa" w:w="50"/>
+              <w:left w:type="dxa" w:w="90"/>
+              <w:bottom w:type="dxa" w:w="50"/>
+              <w:right w:type="dxa" w:w="90"/>
+            </w:tcMar>
+            <w:vAlign w:val="top"/>
+          </w:tcPr>
+          <w:p>
+            <w:pPr>
+              <w:keepNext w:val="false"/>
+              <w:bidi/>
+              <w:spacing w:after="30" w:before="30" w:line="264"/>
+            </w:pPr>
+            <w:r>
+              <w:rPr>
+                <w:rFonts w:ascii="Arial" w:cs="Arial" w:eastAsia="Arial" w:hAnsi="Arial"/>
+                <w:b/>
+                <w:bCs/>
+                <w:sz w:val="18"/>
+                <w:szCs w:val="18"/>
+                <w:rtl/>
+              </w:rPr>
+              <w:t xml:space="preserve">الاستثناء</w:t>
+            </w:r>
+          </w:p>
+        </w:tc>
+        <w:tc>
+          <w:tcPr>
+            <w:tcW w:type="dxa" w:w="7588"/>
+            <w:tcBorders>
+              <w:top w:val="single" w:color="BFC9D6" w:sz="4"/>
+              <w:left w:val="single" w:color="BFC9D6" w:sz="4"/>
+              <w:bottom w:val="single" w:color="BFC9D6" w:sz="4"/>
+              <w:right w:val="single" w:color="BFC9D6" w:sz="4"/>
+            </w:tcBorders>
+            <w:shd w:fill="F5F8FC" w:color="auto" w:val="clear"/>
+            <w:tcMar>
+              <w:top w:type="dxa" w:w="50"/>
+              <w:left w:type="dxa" w:w="90"/>
+              <w:bottom w:type="dxa" w:w="50"/>
+              <w:right w:type="dxa" w:w="90"/>
+            </w:tcMar>
+            <w:vAlign w:val="top"/>
+          </w:tcPr>
+          <w:p>
+            <w:pPr>
+              <w:keepNext w:val="false"/>
+              <w:bidi/>
+              <w:spacing w:after="30" w:before="30" w:line="264"/>
+            </w:pPr>
+            <w:r>
+              <w:rPr>
+                <w:rFonts w:ascii="Arial" w:cs="Arial" w:eastAsia="Arial" w:hAnsi="Arial"/>
+                <w:b w:val="false"/>
+                <w:bCs w:val="false"/>
+                <w:sz w:val="18"/>
+                <w:szCs w:val="18"/>
+                <w:rtl/>
+              </w:rPr>
+              <w:t xml:space="preserve">شرط في التدقيق نفسه يُسقط دخول حسابات الخدمة الثمانية الناجح وحده. </w:t>
+            </w:r>
+            <w:r>
+              <w:rPr>
+                <w:rFonts w:ascii="Segoe UI Emoji" w:cs="Segoe UI Emoji" w:eastAsia="Segoe UI Emoji" w:hAnsi="Segoe UI Emoji"/>
+                <w:sz w:val="18"/>
+                <w:szCs w:val="18"/>
+                <w:rtl/>
+              </w:rPr>
+              <w:t xml:space="preserve">✅</w:t>
+            </w:r>
+            <w:r>
+              <w:rPr>
+                <w:rFonts w:ascii="Arial" w:cs="Arial" w:eastAsia="Arial" w:hAnsi="Arial"/>
+                <w:b w:val="false"/>
+                <w:bCs w:val="false"/>
+                <w:sz w:val="18"/>
+                <w:szCs w:val="18"/>
+                <w:rtl/>
+              </w:rPr>
+              <w:t xml:space="preserve"> الشرط يأخذ رمز الحدث رقمًا: أحرفه الأربعة معكوسة (</w:t>
+            </w:r>
+            <w:r>
+              <w:rPr>
+                <w:rFonts w:ascii="Courier New" w:cs="Courier New" w:eastAsia="Courier New" w:hAnsi="Courier New"/>
+                <w:b w:val="false"/>
+                <w:bCs w:val="false"/>
+                <w:color w:val="1F2937"/>
+                <w:sz w:val="16"/>
+                <w:szCs w:val="16"/>
+                <w:shd w:fill="F1F3F5" w:color="auto" w:val="clear"/>
+                <w:rtl/>
+              </w:rPr>
+              <w:t xml:space="preserve">‎LGIS‎</w:t>
+            </w:r>
+            <w:r>
+              <w:rPr>
+                <w:rFonts w:ascii="Arial" w:cs="Arial" w:eastAsia="Arial" w:hAnsi="Arial"/>
+                <w:b w:val="false"/>
+                <w:bCs w:val="false"/>
+                <w:sz w:val="18"/>
+                <w:szCs w:val="18"/>
+                <w:rtl/>
+              </w:rPr>
+              <w:t xml:space="preserve"> = 1397311308) (الفحص SA3)</w:t>
+            </w:r>
+          </w:p>
+        </w:tc>
+      </w:tr>
+      <w:tr>
+        <w:trPr>
+          <w:cantSplit/>
+        </w:trPr>
+        <w:tc>
+          <w:tcPr>
+            <w:tcW w:type="dxa" w:w="2276"/>
+            <w:tcBorders>
+              <w:top w:val="single" w:color="BFC9D6" w:sz="4"/>
+              <w:left w:val="single" w:color="BFC9D6" w:sz="4"/>
+              <w:bottom w:val="single" w:color="BFC9D6" w:sz="4"/>
+              <w:right w:val="single" w:color="BFC9D6" w:sz="4"/>
+            </w:tcBorders>
+            <w:shd w:fill="E8EEF6" w:color="auto" w:val="clear"/>
+            <w:tcMar>
+              <w:top w:type="dxa" w:w="50"/>
+              <w:left w:type="dxa" w:w="90"/>
+              <w:bottom w:type="dxa" w:w="50"/>
+              <w:right w:type="dxa" w:w="90"/>
+            </w:tcMar>
+            <w:vAlign w:val="top"/>
+          </w:tcPr>
+          <w:p>
+            <w:pPr>
+              <w:keepNext w:val="false"/>
+              <w:bidi/>
+              <w:spacing w:after="30" w:before="30" w:line="264"/>
+            </w:pPr>
+            <w:r>
+              <w:rPr>
+                <w:rFonts w:ascii="Arial" w:cs="Arial" w:eastAsia="Arial" w:hAnsi="Arial"/>
+                <w:b/>
+                <w:bCs/>
+                <w:sz w:val="18"/>
+                <w:szCs w:val="18"/>
+                <w:rtl/>
+              </w:rPr>
+              <w:t xml:space="preserve">الهدف وفشل الكتابة</w:t>
+            </w:r>
+          </w:p>
+        </w:tc>
+        <w:tc>
+          <w:tcPr>
+            <w:tcW w:type="dxa" w:w="7588"/>
+            <w:tcBorders>
+              <w:top w:val="single" w:color="BFC9D6" w:sz="4"/>
+              <w:left w:val="single" w:color="BFC9D6" w:sz="4"/>
+              <w:bottom w:val="single" w:color="BFC9D6" w:sz="4"/>
+              <w:right w:val="single" w:color="BFC9D6" w:sz="4"/>
+            </w:tcBorders>
+            <w:tcMar>
+              <w:top w:type="dxa" w:w="50"/>
+              <w:left w:type="dxa" w:w="90"/>
+              <w:bottom w:type="dxa" w:w="50"/>
+              <w:right w:type="dxa" w:w="90"/>
+            </w:tcMar>
+            <w:vAlign w:val="top"/>
+          </w:tcPr>
+          <w:p>
+            <w:pPr>
+              <w:keepNext w:val="false"/>
+              <w:bidi/>
+              <w:spacing w:after="30" w:before="30" w:line="264"/>
+            </w:pPr>
+            <w:r>
+              <w:rPr>
+                <w:rFonts w:ascii="Arial" w:cs="Arial" w:eastAsia="Arial" w:hAnsi="Arial"/>
+                <w:b w:val="false"/>
+                <w:bCs w:val="false"/>
+                <w:sz w:val="18"/>
+                <w:szCs w:val="18"/>
+                <w:rtl/>
+              </w:rPr>
+              <w:t xml:space="preserve">كما في الجدول، والمجلد </w:t>
+            </w:r>
+            <w:r>
+              <w:rPr>
+                <w:rFonts w:ascii="Courier New" w:cs="Courier New" w:eastAsia="Courier New" w:hAnsi="Courier New"/>
+                <w:b w:val="false"/>
+                <w:bCs w:val="false"/>
+                <w:color w:val="1F2937"/>
+                <w:sz w:val="16"/>
+                <w:szCs w:val="16"/>
+                <w:shd w:fill="F1F3F5" w:color="auto" w:val="clear"/>
+                <w:rtl/>
+              </w:rPr>
+              <w:t xml:space="preserve">‎BANKFAS_AUDIT_DIR‎</w:t>
+            </w:r>
+            <w:r>
+              <w:rPr>
+                <w:rFonts w:ascii="Arial" w:cs="Arial" w:eastAsia="Arial" w:hAnsi="Arial"/>
+                <w:b w:val="false"/>
+                <w:bCs w:val="false"/>
+                <w:sz w:val="18"/>
+                <w:szCs w:val="18"/>
+                <w:rtl/>
+              </w:rPr>
+              <w:t xml:space="preserve">. غياب المجلد يوقف الإعداد (50120). وتوقف التدقيق ينبّه دائمًا (AUDIT_STOP) و</w:t>
+            </w:r>
+            <w:r>
+              <w:rPr>
+                <w:rFonts w:ascii="Courier New" w:cs="Courier New" w:eastAsia="Courier New" w:hAnsi="Courier New"/>
+                <w:b w:val="false"/>
+                <w:bCs w:val="false"/>
+                <w:color w:val="1F2937"/>
+                <w:sz w:val="16"/>
+                <w:szCs w:val="16"/>
+                <w:shd w:fill="F1F3F5" w:color="auto" w:val="clear"/>
+                <w:rtl/>
+              </w:rPr>
+              <w:t xml:space="preserve">‎check‎</w:t>
+            </w:r>
+            <w:r>
+              <w:rPr>
+                <w:rFonts w:ascii="Arial" w:cs="Arial" w:eastAsia="Arial" w:hAnsi="Arial"/>
+                <w:b w:val="false"/>
+                <w:bCs w:val="false"/>
+                <w:sz w:val="18"/>
+                <w:szCs w:val="18"/>
+                <w:rtl/>
+              </w:rPr>
+              <w:t xml:space="preserve"> يفشل حتى يُعاد (الفحص SA7)</w:t>
+            </w:r>
+          </w:p>
+        </w:tc>
+      </w:tr>
+      <w:tr>
+        <w:trPr>
+          <w:cantSplit/>
+        </w:trPr>
+        <w:tc>
+          <w:tcPr>
+            <w:tcW w:type="dxa" w:w="2276"/>
+            <w:tcBorders>
+              <w:top w:val="single" w:color="BFC9D6" w:sz="4"/>
+              <w:left w:val="single" w:color="BFC9D6" w:sz="4"/>
+              <w:bottom w:val="single" w:color="BFC9D6" w:sz="4"/>
+              <w:right w:val="single" w:color="BFC9D6" w:sz="4"/>
+            </w:tcBorders>
+            <w:shd w:fill="E8EEF6" w:color="auto" w:val="clear"/>
+            <w:tcMar>
+              <w:top w:type="dxa" w:w="50"/>
+              <w:left w:type="dxa" w:w="90"/>
+              <w:bottom w:type="dxa" w:w="50"/>
+              <w:right w:type="dxa" w:w="90"/>
+            </w:tcMar>
+            <w:vAlign w:val="top"/>
+          </w:tcPr>
+          <w:p>
+            <w:pPr>
+              <w:keepNext w:val="false"/>
+              <w:bidi/>
+              <w:spacing w:after="30" w:before="30" w:line="264"/>
+            </w:pPr>
+            <w:r>
+              <w:rPr>
+                <w:rFonts w:ascii="Arial" w:cs="Arial" w:eastAsia="Arial" w:hAnsi="Arial"/>
+                <w:b/>
+                <w:bCs/>
+                <w:sz w:val="18"/>
+                <w:szCs w:val="18"/>
+                <w:rtl/>
+              </w:rPr>
+              <w:t xml:space="preserve">القراءة</w:t>
+            </w:r>
+          </w:p>
+        </w:tc>
+        <w:tc>
+          <w:tcPr>
+            <w:tcW w:type="dxa" w:w="7588"/>
+            <w:tcBorders>
+              <w:top w:val="single" w:color="BFC9D6" w:sz="4"/>
+              <w:left w:val="single" w:color="BFC9D6" w:sz="4"/>
+              <w:bottom w:val="single" w:color="BFC9D6" w:sz="4"/>
+              <w:right w:val="single" w:color="BFC9D6" w:sz="4"/>
+            </w:tcBorders>
+            <w:shd w:fill="F5F8FC" w:color="auto" w:val="clear"/>
+            <w:tcMar>
+              <w:top w:type="dxa" w:w="50"/>
+              <w:left w:type="dxa" w:w="90"/>
+              <w:bottom w:type="dxa" w:w="50"/>
+              <w:right w:type="dxa" w:w="90"/>
+            </w:tcMar>
+            <w:vAlign w:val="top"/>
+          </w:tcPr>
+          <w:p>
+            <w:pPr>
+              <w:keepNext w:val="false"/>
+              <w:bidi/>
+              <w:spacing w:after="30" w:before="30" w:line="264"/>
+            </w:pPr>
+            <w:r>
+              <w:rPr>
+                <w:rFonts w:ascii="Segoe UI Emoji" w:cs="Segoe UI Emoji" w:eastAsia="Segoe UI Emoji" w:hAnsi="Segoe UI Emoji"/>
+                <w:sz w:val="18"/>
+                <w:szCs w:val="18"/>
+                <w:rtl/>
+              </w:rPr>
+              <w:t xml:space="preserve">✅</w:t>
+            </w:r>
+            <w:r>
+              <w:rPr>
+                <w:rFonts w:ascii="Arial" w:cs="Arial" w:eastAsia="Arial" w:hAnsi="Arial"/>
+                <w:b w:val="false"/>
+                <w:bCs w:val="false"/>
+                <w:sz w:val="18"/>
+                <w:szCs w:val="18"/>
+                <w:rtl/>
+              </w:rPr>
+              <w:t xml:space="preserve"> </w:t>
+            </w:r>
+            <w:r>
+              <w:rPr>
+                <w:rFonts w:ascii="Courier New" w:cs="Courier New" w:eastAsia="Courier New" w:hAnsi="Courier New"/>
+                <w:b w:val="false"/>
+                <w:bCs w:val="false"/>
+                <w:color w:val="1F2937"/>
+                <w:sz w:val="16"/>
+                <w:szCs w:val="16"/>
+                <w:shd w:fill="F1F3F5" w:color="auto" w:val="clear"/>
+                <w:rtl/>
+              </w:rPr>
+              <w:t xml:space="preserve">‎VIEW SERVER SECURITY AUDIT‎</w:t>
+            </w:r>
+            <w:r>
+              <w:rPr>
+                <w:rFonts w:ascii="Arial" w:cs="Arial" w:eastAsia="Arial" w:hAnsi="Arial"/>
+                <w:b w:val="false"/>
+                <w:bCs w:val="false"/>
+                <w:sz w:val="18"/>
+                <w:szCs w:val="18"/>
+                <w:rtl/>
+              </w:rPr>
+              <w:t xml:space="preserve"> وحدها تكفي لقراءة الملفات (</w:t>
+            </w:r>
+            <w:r>
+              <w:rPr>
+                <w:rFonts w:ascii="Courier New" w:cs="Courier New" w:eastAsia="Courier New" w:hAnsi="Courier New"/>
+                <w:b w:val="false"/>
+                <w:bCs w:val="false"/>
+                <w:color w:val="1F2937"/>
+                <w:sz w:val="16"/>
+                <w:szCs w:val="16"/>
+                <w:shd w:fill="F1F3F5" w:color="auto" w:val="clear"/>
+                <w:rtl/>
+              </w:rPr>
+              <w:t xml:space="preserve">‎alerts‎</w:t>
+            </w:r>
+            <w:r>
+              <w:rPr>
+                <w:rFonts w:ascii="Arial" w:cs="Arial" w:eastAsia="Arial" w:hAnsi="Arial"/>
+                <w:b w:val="false"/>
+                <w:bCs w:val="false"/>
+                <w:sz w:val="18"/>
+                <w:szCs w:val="18"/>
+                <w:rtl/>
+              </w:rPr>
+              <w:t xml:space="preserve"> و</w:t>
+            </w:r>
+            <w:r>
+              <w:rPr>
+                <w:rFonts w:ascii="Courier New" w:cs="Courier New" w:eastAsia="Courier New" w:hAnsi="Courier New"/>
+                <w:b w:val="false"/>
+                <w:bCs w:val="false"/>
+                <w:color w:val="1F2937"/>
+                <w:sz w:val="16"/>
+                <w:szCs w:val="16"/>
+                <w:shd w:fill="F1F3F5" w:color="auto" w:val="clear"/>
+                <w:rtl/>
+              </w:rPr>
+              <w:t xml:space="preserve">‎windows‎</w:t>
+            </w:r>
+            <w:r>
+              <w:rPr>
+                <w:rFonts w:ascii="Arial" w:cs="Arial" w:eastAsia="Arial" w:hAnsi="Arial"/>
+                <w:b w:val="false"/>
+                <w:bCs w:val="false"/>
+                <w:sz w:val="18"/>
+                <w:szCs w:val="18"/>
+                <w:rtl/>
+              </w:rPr>
+              <w:t xml:space="preserve">). و</w:t>
+            </w:r>
+            <w:r>
+              <w:rPr>
+                <w:rFonts w:ascii="Courier New" w:cs="Courier New" w:eastAsia="Courier New" w:hAnsi="Courier New"/>
+                <w:b w:val="false"/>
+                <w:bCs w:val="false"/>
+                <w:color w:val="1F2937"/>
+                <w:sz w:val="16"/>
+                <w:szCs w:val="16"/>
+                <w:shd w:fill="F1F3F5" w:color="auto" w:val="clear"/>
+                <w:rtl/>
+              </w:rPr>
+              <w:t xml:space="preserve">‎check‎</w:t>
+            </w:r>
+            <w:r>
+              <w:rPr>
+                <w:rFonts w:ascii="Arial" w:cs="Arial" w:eastAsia="Arial" w:hAnsi="Arial"/>
+                <w:b w:val="false"/>
+                <w:bCs w:val="false"/>
+                <w:sz w:val="18"/>
+                <w:szCs w:val="18"/>
+                <w:rtl/>
+              </w:rPr>
+              <w:t xml:space="preserve"> يحتاج معها </w:t>
+            </w:r>
+            <w:r>
+              <w:rPr>
+                <w:rFonts w:ascii="Courier New" w:cs="Courier New" w:eastAsia="Courier New" w:hAnsi="Courier New"/>
+                <w:b w:val="false"/>
+                <w:bCs w:val="false"/>
+                <w:color w:val="1F2937"/>
+                <w:sz w:val="16"/>
+                <w:szCs w:val="16"/>
+                <w:shd w:fill="F1F3F5" w:color="auto" w:val="clear"/>
+                <w:rtl/>
+              </w:rPr>
+              <w:t xml:space="preserve">‎VIEW SERVER SECURITY STATE‎</w:t>
+            </w:r>
+            <w:r>
+              <w:rPr>
+                <w:rFonts w:ascii="Arial" w:cs="Arial" w:eastAsia="Arial" w:hAnsi="Arial"/>
+                <w:b w:val="false"/>
+                <w:bCs w:val="false"/>
+                <w:sz w:val="18"/>
+                <w:szCs w:val="18"/>
+                <w:rtl/>
+              </w:rPr>
+              <w:t xml:space="preserve"> و</w:t>
+            </w:r>
+            <w:r>
+              <w:rPr>
+                <w:rFonts w:ascii="Courier New" w:cs="Courier New" w:eastAsia="Courier New" w:hAnsi="Courier New"/>
+                <w:b w:val="false"/>
+                <w:bCs w:val="false"/>
+                <w:color w:val="1F2937"/>
+                <w:sz w:val="16"/>
+                <w:szCs w:val="16"/>
+                <w:shd w:fill="F1F3F5" w:color="auto" w:val="clear"/>
+                <w:rtl/>
+              </w:rPr>
+              <w:t xml:space="preserve">‎VIEW ANY SECURITY DEFINITION‎</w:t>
+            </w:r>
+            <w:r>
+              <w:rPr>
+                <w:rFonts w:ascii="Arial" w:cs="Arial" w:eastAsia="Arial" w:hAnsi="Arial"/>
+                <w:b w:val="false"/>
+                <w:bCs w:val="false"/>
+                <w:sz w:val="18"/>
+                <w:szCs w:val="18"/>
+                <w:rtl/>
+              </w:rPr>
+              <w:t xml:space="preserve">، ومستخدمًا في </w:t>
+            </w:r>
+            <w:r>
+              <w:rPr>
+                <w:rFonts w:ascii="Courier New" w:cs="Courier New" w:eastAsia="Courier New" w:hAnsi="Courier New"/>
+                <w:b w:val="false"/>
+                <w:bCs w:val="false"/>
+                <w:color w:val="1F2937"/>
+                <w:sz w:val="16"/>
+                <w:szCs w:val="16"/>
+                <w:shd w:fill="F1F3F5" w:color="auto" w:val="clear"/>
+                <w:rtl/>
+              </w:rPr>
+              <w:t xml:space="preserve">‎BankFas‎</w:t>
+            </w:r>
+            <w:r>
+              <w:rPr>
+                <w:rFonts w:ascii="Arial" w:cs="Arial" w:eastAsia="Arial" w:hAnsi="Arial"/>
+                <w:b w:val="false"/>
+                <w:bCs w:val="false"/>
+                <w:sz w:val="18"/>
+                <w:szCs w:val="18"/>
+                <w:rtl/>
+              </w:rPr>
+              <w:t xml:space="preserve"> بصلاحية </w:t>
+            </w:r>
+            <w:r>
+              <w:rPr>
+                <w:rFonts w:ascii="Courier New" w:cs="Courier New" w:eastAsia="Courier New" w:hAnsi="Courier New"/>
+                <w:b w:val="false"/>
+                <w:bCs w:val="false"/>
+                <w:color w:val="1F2937"/>
+                <w:sz w:val="16"/>
+                <w:szCs w:val="16"/>
+                <w:shd w:fill="F1F3F5" w:color="auto" w:val="clear"/>
+                <w:rtl/>
+              </w:rPr>
+              <w:t xml:space="preserve">‎VIEW DEFINITION‎</w:t>
+            </w:r>
+            <w:r>
+              <w:rPr>
+                <w:rFonts w:ascii="Arial" w:cs="Arial" w:eastAsia="Arial" w:hAnsi="Arial"/>
+                <w:b w:val="false"/>
+                <w:bCs w:val="false"/>
+                <w:sz w:val="18"/>
+                <w:szCs w:val="18"/>
+                <w:rtl/>
+              </w:rPr>
+              <w:t xml:space="preserve"> على المخططات </w:t>
+            </w:r>
+            <w:r>
+              <w:rPr>
+                <w:rFonts w:ascii="Courier New" w:cs="Courier New" w:eastAsia="Courier New" w:hAnsi="Courier New"/>
+                <w:b w:val="false"/>
+                <w:bCs w:val="false"/>
+                <w:color w:val="1F2937"/>
+                <w:sz w:val="16"/>
+                <w:szCs w:val="16"/>
+                <w:shd w:fill="F1F3F5" w:color="auto" w:val="clear"/>
+                <w:rtl/>
+              </w:rPr>
+              <w:t xml:space="preserve">‎aud‎</w:t>
+            </w:r>
+            <w:r>
+              <w:rPr>
+                <w:rFonts w:ascii="Arial" w:cs="Arial" w:eastAsia="Arial" w:hAnsi="Arial"/>
+                <w:b w:val="false"/>
+                <w:bCs w:val="false"/>
+                <w:sz w:val="18"/>
+                <w:szCs w:val="18"/>
+                <w:rtl/>
+              </w:rPr>
+              <w:t xml:space="preserve"> و</w:t>
+            </w:r>
+            <w:r>
+              <w:rPr>
+                <w:rFonts w:ascii="Courier New" w:cs="Courier New" w:eastAsia="Courier New" w:hAnsi="Courier New"/>
+                <w:b w:val="false"/>
+                <w:bCs w:val="false"/>
+                <w:color w:val="1F2937"/>
+                <w:sz w:val="16"/>
+                <w:szCs w:val="16"/>
+                <w:shd w:fill="F1F3F5" w:color="auto" w:val="clear"/>
+                <w:rtl/>
+              </w:rPr>
+              <w:t xml:space="preserve">‎sec‎</w:t>
+            </w:r>
+            <w:r>
+              <w:rPr>
+                <w:rFonts w:ascii="Arial" w:cs="Arial" w:eastAsia="Arial" w:hAnsi="Arial"/>
+                <w:b w:val="false"/>
+                <w:bCs w:val="false"/>
+                <w:sz w:val="18"/>
+                <w:szCs w:val="18"/>
+                <w:rtl/>
+              </w:rPr>
+              <w:t xml:space="preserve"> و</w:t>
+            </w:r>
+            <w:r>
+              <w:rPr>
+                <w:rFonts w:ascii="Courier New" w:cs="Courier New" w:eastAsia="Courier New" w:hAnsi="Courier New"/>
+                <w:b w:val="false"/>
+                <w:bCs w:val="false"/>
+                <w:color w:val="1F2937"/>
+                <w:sz w:val="16"/>
+                <w:szCs w:val="16"/>
+                <w:shd w:fill="F1F3F5" w:color="auto" w:val="clear"/>
+                <w:rtl/>
+              </w:rPr>
+              <w:t xml:space="preserve">‎cfg‎</w:t>
+            </w:r>
+            <w:r>
+              <w:rPr>
+                <w:rFonts w:ascii="Arial" w:cs="Arial" w:eastAsia="Arial" w:hAnsi="Arial"/>
+                <w:b w:val="false"/>
+                <w:bCs w:val="false"/>
+                <w:sz w:val="18"/>
+                <w:szCs w:val="18"/>
+                <w:rtl/>
+              </w:rPr>
+              <w:t xml:space="preserve">، بلا حق على صفوفها (الفحص SA6). الحساب نفسه ينتظر DQ-S12-6</w:t>
+            </w:r>
+          </w:p>
+        </w:tc>
+      </w:tr>
+      <w:tr>
+        <w:trPr>
+          <w:cantSplit/>
+        </w:trPr>
+        <w:tc>
+          <w:tcPr>
+            <w:tcW w:type="dxa" w:w="2276"/>
+            <w:tcBorders>
+              <w:top w:val="single" w:color="BFC9D6" w:sz="4"/>
+              <w:left w:val="single" w:color="BFC9D6" w:sz="4"/>
+              <w:bottom w:val="single" w:color="BFC9D6" w:sz="4"/>
+              <w:right w:val="single" w:color="BFC9D6" w:sz="4"/>
+            </w:tcBorders>
+            <w:shd w:fill="E8EEF6" w:color="auto" w:val="clear"/>
+            <w:tcMar>
+              <w:top w:type="dxa" w:w="50"/>
+              <w:left w:type="dxa" w:w="90"/>
+              <w:bottom w:type="dxa" w:w="50"/>
+              <w:right w:type="dxa" w:w="90"/>
+            </w:tcMar>
+            <w:vAlign w:val="top"/>
+          </w:tcPr>
+          <w:p>
+            <w:pPr>
+              <w:keepNext w:val="false"/>
+              <w:bidi/>
+              <w:spacing w:after="30" w:before="30" w:line="264"/>
+            </w:pPr>
+            <w:r>
+              <w:rPr>
+                <w:rFonts w:ascii="Arial" w:cs="Arial" w:eastAsia="Arial" w:hAnsi="Arial"/>
+                <w:b/>
+                <w:bCs/>
+                <w:sz w:val="18"/>
+                <w:szCs w:val="18"/>
+                <w:rtl/>
+              </w:rPr>
+              <w:t xml:space="preserve">النوافذ</w:t>
+            </w:r>
+          </w:p>
+        </w:tc>
+        <w:tc>
+          <w:tcPr>
+            <w:tcW w:type="dxa" w:w="7588"/>
+            <w:tcBorders>
+              <w:top w:val="single" w:color="BFC9D6" w:sz="4"/>
+              <w:left w:val="single" w:color="BFC9D6" w:sz="4"/>
+              <w:bottom w:val="single" w:color="BFC9D6" w:sz="4"/>
+              <w:right w:val="single" w:color="BFC9D6" w:sz="4"/>
+            </w:tcBorders>
+            <w:tcMar>
+              <w:top w:type="dxa" w:w="50"/>
+              <w:left w:type="dxa" w:w="90"/>
+              <w:bottom w:type="dxa" w:w="50"/>
+              <w:right w:type="dxa" w:w="90"/>
+            </w:tcMar>
+            <w:vAlign w:val="top"/>
+          </w:tcPr>
+          <w:p>
+            <w:pPr>
+              <w:keepNext w:val="false"/>
+              <w:bidi/>
+              <w:spacing w:after="30" w:before="30" w:line="264"/>
+            </w:pPr>
+            <w:r>
+              <w:rPr>
+                <w:rFonts w:ascii="Arial" w:cs="Arial" w:eastAsia="Arial" w:hAnsi="Arial"/>
+                <w:b w:val="false"/>
+                <w:bCs w:val="false"/>
+                <w:sz w:val="18"/>
+                <w:szCs w:val="18"/>
+                <w:rtl/>
+              </w:rPr>
+              <w:t xml:space="preserve">يعلن كل سكربت في </w:t>
+            </w:r>
+            <w:r>
+              <w:rPr>
+                <w:rFonts w:ascii="Courier New" w:cs="Courier New" w:eastAsia="Courier New" w:hAnsi="Courier New"/>
+                <w:b w:val="false"/>
+                <w:bCs w:val="false"/>
+                <w:color w:val="1F2937"/>
+                <w:sz w:val="16"/>
+                <w:szCs w:val="16"/>
+                <w:shd w:fill="F1F3F5" w:color="auto" w:val="clear"/>
+                <w:rtl/>
+              </w:rPr>
+              <w:t xml:space="preserve">‎tools/deploy‎</w:t>
+            </w:r>
+            <w:r>
+              <w:rPr>
+                <w:rFonts w:ascii="Arial" w:cs="Arial" w:eastAsia="Arial" w:hAnsi="Arial"/>
+                <w:b w:val="false"/>
+                <w:bCs w:val="false"/>
+                <w:sz w:val="18"/>
+                <w:szCs w:val="18"/>
+                <w:rtl/>
+              </w:rPr>
+              <w:t xml:space="preserve"> عمله بحدث في التدقيق: نافذة النشر (1101 و1102 من </w:t>
+            </w:r>
+            <w:r>
+              <w:rPr>
+                <w:rFonts w:ascii="Courier New" w:cs="Courier New" w:eastAsia="Courier New" w:hAnsi="Courier New"/>
+                <w:b w:val="false"/>
+                <w:bCs w:val="false"/>
+                <w:color w:val="1F2937"/>
+                <w:sz w:val="16"/>
+                <w:szCs w:val="16"/>
+                <w:shd w:fill="F1F3F5" w:color="auto" w:val="clear"/>
+                <w:rtl/>
+              </w:rPr>
+              <w:t xml:space="preserve">‎prepare_database.sh open‎</w:t>
+            </w:r>
+            <w:r>
+              <w:rPr>
+                <w:rFonts w:ascii="Arial" w:cs="Arial" w:eastAsia="Arial" w:hAnsi="Arial"/>
+                <w:b w:val="false"/>
+                <w:bCs w:val="false"/>
+                <w:sz w:val="18"/>
+                <w:szCs w:val="18"/>
+                <w:rtl/>
+              </w:rPr>
+              <w:t xml:space="preserve"> و</w:t>
+            </w:r>
+            <w:r>
+              <w:rPr>
+                <w:rFonts w:ascii="Courier New" w:cs="Courier New" w:eastAsia="Courier New" w:hAnsi="Courier New"/>
+                <w:b w:val="false"/>
+                <w:bCs w:val="false"/>
+                <w:color w:val="1F2937"/>
+                <w:sz w:val="16"/>
+                <w:szCs w:val="16"/>
+                <w:shd w:fill="F1F3F5" w:color="auto" w:val="clear"/>
+                <w:rtl/>
+              </w:rPr>
+              <w:t xml:space="preserve">‎close‎</w:t>
+            </w:r>
+            <w:r>
+              <w:rPr>
+                <w:rFonts w:ascii="Arial" w:cs="Arial" w:eastAsia="Arial" w:hAnsi="Arial"/>
+                <w:b w:val="false"/>
+                <w:bCs w:val="false"/>
+                <w:sz w:val="18"/>
+                <w:szCs w:val="18"/>
+                <w:rtl/>
+              </w:rPr>
+              <w:t xml:space="preserve">، 12 ساعة حدًا)، وتغيير إداري (1103 و1104 من </w:t>
+            </w:r>
+            <w:r>
+              <w:rPr>
+                <w:rFonts w:ascii="Courier New" w:cs="Courier New" w:eastAsia="Courier New" w:hAnsi="Courier New"/>
+                <w:b w:val="false"/>
+                <w:bCs w:val="false"/>
+                <w:color w:val="1F2937"/>
+                <w:sz w:val="16"/>
+                <w:szCs w:val="16"/>
+                <w:shd w:fill="F1F3F5" w:color="auto" w:val="clear"/>
+                <w:rtl/>
+              </w:rPr>
+              <w:t xml:space="preserve">‎prepare‎</w:t>
+            </w:r>
+            <w:r>
+              <w:rPr>
+                <w:rFonts w:ascii="Arial" w:cs="Arial" w:eastAsia="Arial" w:hAnsi="Arial"/>
+                <w:b w:val="false"/>
+                <w:bCs w:val="false"/>
+                <w:sz w:val="18"/>
+                <w:szCs w:val="18"/>
+                <w:rtl/>
+              </w:rPr>
+              <w:t xml:space="preserve"> و</w:t>
+            </w:r>
+            <w:r>
+              <w:rPr>
+                <w:rFonts w:ascii="Courier New" w:cs="Courier New" w:eastAsia="Courier New" w:hAnsi="Courier New"/>
+                <w:b w:val="false"/>
+                <w:bCs w:val="false"/>
+                <w:color w:val="1F2937"/>
+                <w:sz w:val="16"/>
+                <w:szCs w:val="16"/>
+                <w:shd w:fill="F1F3F5" w:color="auto" w:val="clear"/>
+                <w:rtl/>
+              </w:rPr>
+              <w:t xml:space="preserve">‎provision_logins.sh‎</w:t>
+            </w:r>
+            <w:r>
+              <w:rPr>
+                <w:rFonts w:ascii="Arial" w:cs="Arial" w:eastAsia="Arial" w:hAnsi="Arial"/>
+                <w:b w:val="false"/>
+                <w:bCs w:val="false"/>
+                <w:sz w:val="18"/>
+                <w:szCs w:val="18"/>
+                <w:rtl/>
+              </w:rPr>
+              <w:t xml:space="preserve"> و</w:t>
+            </w:r>
+            <w:r>
+              <w:rPr>
+                <w:rFonts w:ascii="Courier New" w:cs="Courier New" w:eastAsia="Courier New" w:hAnsi="Courier New"/>
+                <w:b w:val="false"/>
+                <w:bCs w:val="false"/>
+                <w:color w:val="1F2937"/>
+                <w:sz w:val="16"/>
+                <w:szCs w:val="16"/>
+                <w:shd w:fill="F1F3F5" w:color="auto" w:val="clear"/>
+                <w:rtl/>
+              </w:rPr>
+              <w:t xml:space="preserve">‎server_audit.sh apply‎</w:t>
+            </w:r>
+            <w:r>
+              <w:rPr>
+                <w:rFonts w:ascii="Arial" w:cs="Arial" w:eastAsia="Arial" w:hAnsi="Arial"/>
+                <w:b w:val="false"/>
+                <w:bCs w:val="false"/>
+                <w:sz w:val="18"/>
+                <w:szCs w:val="18"/>
+                <w:rtl/>
+              </w:rPr>
+              <w:t xml:space="preserve">، ساعة حدًا، ويُكتب ختامه ولو فشل التشغيل). النافذة تُسكت التنبيه عن صاحبها وحده. ويسرد </w:t>
+            </w:r>
+            <w:r>
+              <w:rPr>
+                <w:rFonts w:ascii="Courier New" w:cs="Courier New" w:eastAsia="Courier New" w:hAnsi="Courier New"/>
+                <w:b w:val="false"/>
+                <w:bCs w:val="false"/>
+                <w:color w:val="1F2937"/>
+                <w:sz w:val="16"/>
+                <w:szCs w:val="16"/>
+                <w:shd w:fill="F1F3F5" w:color="auto" w:val="clear"/>
+                <w:rtl/>
+              </w:rPr>
+              <w:t xml:space="preserve">‎server_audit.sh windows‎</w:t>
+            </w:r>
+            <w:r>
+              <w:rPr>
+                <w:rFonts w:ascii="Arial" w:cs="Arial" w:eastAsia="Arial" w:hAnsi="Arial"/>
+                <w:b w:val="false"/>
+                <w:bCs w:val="false"/>
+                <w:sz w:val="18"/>
+                <w:szCs w:val="18"/>
+                <w:rtl/>
+              </w:rPr>
+              <w:t xml:space="preserve"> النوافذ للمراجعة الشهرية مع مرجع التغيير</w:t>
+            </w:r>
+          </w:p>
+        </w:tc>
+      </w:tr>
+      <w:tr>
+        <w:trPr>
+          <w:cantSplit/>
+        </w:trPr>
+        <w:tc>
+          <w:tcPr>
+            <w:tcW w:type="dxa" w:w="2276"/>
+            <w:tcBorders>
+              <w:top w:val="single" w:color="BFC9D6" w:sz="4"/>
+              <w:left w:val="single" w:color="BFC9D6" w:sz="4"/>
+              <w:bottom w:val="single" w:color="BFC9D6" w:sz="4"/>
+              <w:right w:val="single" w:color="BFC9D6" w:sz="4"/>
+            </w:tcBorders>
+            <w:shd w:fill="E8EEF6" w:color="auto" w:val="clear"/>
+            <w:tcMar>
+              <w:top w:type="dxa" w:w="50"/>
+              <w:left w:type="dxa" w:w="90"/>
+              <w:bottom w:type="dxa" w:w="50"/>
+              <w:right w:type="dxa" w:w="90"/>
+            </w:tcMar>
+            <w:vAlign w:val="top"/>
+          </w:tcPr>
+          <w:p>
+            <w:pPr>
+              <w:keepNext w:val="false"/>
+              <w:bidi/>
+              <w:spacing w:after="30" w:before="30" w:line="264"/>
+            </w:pPr>
+            <w:r>
+              <w:rPr>
+                <w:rFonts w:ascii="Arial" w:cs="Arial" w:eastAsia="Arial" w:hAnsi="Arial"/>
+                <w:b/>
+                <w:bCs/>
+                <w:sz w:val="18"/>
+                <w:szCs w:val="18"/>
+                <w:rtl/>
+              </w:rPr>
+              <w:t xml:space="preserve">الشحن</w:t>
+            </w:r>
+          </w:p>
+        </w:tc>
+        <w:tc>
+          <w:tcPr>
+            <w:tcW w:type="dxa" w:w="7588"/>
+            <w:tcBorders>
+              <w:top w:val="single" w:color="BFC9D6" w:sz="4"/>
+              <w:left w:val="single" w:color="BFC9D6" w:sz="4"/>
+              <w:bottom w:val="single" w:color="BFC9D6" w:sz="4"/>
+              <w:right w:val="single" w:color="BFC9D6" w:sz="4"/>
+            </w:tcBorders>
+            <w:shd w:fill="F5F8FC" w:color="auto" w:val="clear"/>
+            <w:tcMar>
+              <w:top w:type="dxa" w:w="50"/>
+              <w:left w:type="dxa" w:w="90"/>
+              <w:bottom w:type="dxa" w:w="50"/>
+              <w:right w:type="dxa" w:w="90"/>
+            </w:tcMar>
+            <w:vAlign w:val="top"/>
+          </w:tcPr>
+          <w:p>
+            <w:pPr>
+              <w:keepNext w:val="false"/>
+              <w:bidi/>
+              <w:spacing w:after="30" w:before="30" w:line="264"/>
+            </w:pPr>
+            <w:r>
+              <w:rPr>
+                <w:rFonts w:ascii="Arial" w:cs="Arial" w:eastAsia="Arial" w:hAnsi="Arial"/>
+                <w:b w:val="false"/>
+                <w:bCs w:val="false"/>
+                <w:sz w:val="18"/>
+                <w:szCs w:val="18"/>
+                <w:rtl/>
+              </w:rPr>
+              <w:t xml:space="preserve">لم يُبنَ: ينتظر DQ-S12-1 وDQ-S12-2. وقواعد AL-18 في db/ops/server_audit_alerts.sql هي المرجع الذي تطبقه المراقبة المركزية على السجلات المشحونة</w:t>
+            </w:r>
+          </w:p>
+        </w:tc>
+      </w:tr>
+    </w:tbl>
+    <w:p>
+      <w:pPr>
+        <w:bidi/>
+        <w:spacing w:after="120" w:before="0"/>
+      </w:pPr>
     </w:p>
     <w:p>
       <w:pPr>
@@ -11085,12 +12658,12 @@
         </w:tblBorders>
       </w:tblPr>
       <w:tblGrid>
-        <w:gridCol w:w="1030"/>
-        <w:gridCol w:w="1325"/>
-        <w:gridCol w:w="2652"/>
-        <w:gridCol w:w="1177"/>
-        <w:gridCol w:w="1030"/>
-        <w:gridCol w:w="2650"/>
+        <w:gridCol w:w="979"/>
+        <w:gridCol w:w="1129"/>
+        <w:gridCol w:w="2258"/>
+        <w:gridCol w:w="1003"/>
+        <w:gridCol w:w="979"/>
+        <w:gridCol w:w="3516"/>
       </w:tblGrid>
       <w:tr>
         <w:trPr>
@@ -11099,7 +12672,7 @@
         </w:trPr>
         <w:tc>
           <w:tcPr>
-            <w:tcW w:type="dxa" w:w="1030"/>
+            <w:tcW w:type="dxa" w:w="979"/>
             <w:tcBorders>
               <w:top w:val="single" w:color="BFC9D6" w:sz="4"/>
               <w:left w:val="single" w:color="BFC9D6" w:sz="4"/>
@@ -11137,7 +12710,7 @@
         </w:tc>
         <w:tc>
           <w:tcPr>
-            <w:tcW w:type="dxa" w:w="1325"/>
+            <w:tcW w:type="dxa" w:w="1129"/>
             <w:tcBorders>
               <w:top w:val="single" w:color="BFC9D6" w:sz="4"/>
               <w:left w:val="single" w:color="BFC9D6" w:sz="4"/>
@@ -11175,7 +12748,7 @@
         </w:tc>
         <w:tc>
           <w:tcPr>
-            <w:tcW w:type="dxa" w:w="2652"/>
+            <w:tcW w:type="dxa" w:w="2258"/>
             <w:tcBorders>
               <w:top w:val="single" w:color="BFC9D6" w:sz="4"/>
               <w:left w:val="single" w:color="BFC9D6" w:sz="4"/>
@@ -11223,7 +12796,7 @@
         </w:tc>
         <w:tc>
           <w:tcPr>
-            <w:tcW w:type="dxa" w:w="1177"/>
+            <w:tcW w:type="dxa" w:w="1003"/>
             <w:tcBorders>
               <w:top w:val="single" w:color="BFC9D6" w:sz="4"/>
               <w:left w:val="single" w:color="BFC9D6" w:sz="4"/>
@@ -11261,7 +12834,7 @@
         </w:tc>
         <w:tc>
           <w:tcPr>
-            <w:tcW w:type="dxa" w:w="1030"/>
+            <w:tcW w:type="dxa" w:w="979"/>
             <w:tcBorders>
               <w:top w:val="single" w:color="BFC9D6" w:sz="4"/>
               <w:left w:val="single" w:color="BFC9D6" w:sz="4"/>
@@ -11299,7 +12872,7 @@
         </w:tc>
         <w:tc>
           <w:tcPr>
-            <w:tcW w:type="dxa" w:w="2650"/>
+            <w:tcW w:type="dxa" w:w="3516"/>
             <w:tcBorders>
               <w:top w:val="single" w:color="BFC9D6" w:sz="4"/>
               <w:left w:val="single" w:color="BFC9D6" w:sz="4"/>
@@ -11342,7 +12915,7 @@
         </w:trPr>
         <w:tc>
           <w:tcPr>
-            <w:tcW w:type="dxa" w:w="1030"/>
+            <w:tcW w:type="dxa" w:w="979"/>
             <w:tcBorders>
               <w:top w:val="single" w:color="BFC9D6" w:sz="4"/>
               <w:left w:val="single" w:color="BFC9D6" w:sz="4"/>
@@ -11378,7 +12951,7 @@
         </w:tc>
         <w:tc>
           <w:tcPr>
-            <w:tcW w:type="dxa" w:w="1325"/>
+            <w:tcW w:type="dxa" w:w="1129"/>
             <w:tcBorders>
               <w:top w:val="single" w:color="BFC9D6" w:sz="4"/>
               <w:left w:val="single" w:color="BFC9D6" w:sz="4"/>
@@ -11414,7 +12987,7 @@
         </w:tc>
         <w:tc>
           <w:tcPr>
-            <w:tcW w:type="dxa" w:w="2652"/>
+            <w:tcW w:type="dxa" w:w="2258"/>
             <w:tcBorders>
               <w:top w:val="single" w:color="BFC9D6" w:sz="4"/>
               <w:left w:val="single" w:color="BFC9D6" w:sz="4"/>
@@ -11450,7 +13023,7 @@
         </w:tc>
         <w:tc>
           <w:tcPr>
-            <w:tcW w:type="dxa" w:w="1177"/>
+            <w:tcW w:type="dxa" w:w="1003"/>
             <w:tcBorders>
               <w:top w:val="single" w:color="BFC9D6" w:sz="4"/>
               <w:left w:val="single" w:color="BFC9D6" w:sz="4"/>
@@ -11486,7 +13059,7 @@
         </w:tc>
         <w:tc>
           <w:tcPr>
-            <w:tcW w:type="dxa" w:w="1030"/>
+            <w:tcW w:type="dxa" w:w="979"/>
             <w:tcBorders>
               <w:top w:val="single" w:color="BFC9D6" w:sz="4"/>
               <w:left w:val="single" w:color="BFC9D6" w:sz="4"/>
@@ -11522,7 +13095,7 @@
         </w:tc>
         <w:tc>
           <w:tcPr>
-            <w:tcW w:type="dxa" w:w="2650"/>
+            <w:tcW w:type="dxa" w:w="3516"/>
             <w:tcBorders>
               <w:top w:val="single" w:color="BFC9D6" w:sz="4"/>
               <w:left w:val="single" w:color="BFC9D6" w:sz="4"/>
@@ -11563,7 +13136,7 @@
         </w:trPr>
         <w:tc>
           <w:tcPr>
-            <w:tcW w:type="dxa" w:w="1030"/>
+            <w:tcW w:type="dxa" w:w="979"/>
             <w:tcBorders>
               <w:top w:val="single" w:color="BFC9D6" w:sz="4"/>
               <w:left w:val="single" w:color="BFC9D6" w:sz="4"/>
@@ -11600,7 +13173,7 @@
         </w:tc>
         <w:tc>
           <w:tcPr>
-            <w:tcW w:type="dxa" w:w="1325"/>
+            <w:tcW w:type="dxa" w:w="1129"/>
             <w:tcBorders>
               <w:top w:val="single" w:color="BFC9D6" w:sz="4"/>
               <w:left w:val="single" w:color="BFC9D6" w:sz="4"/>
@@ -11637,7 +13210,7 @@
         </w:tc>
         <w:tc>
           <w:tcPr>
-            <w:tcW w:type="dxa" w:w="2652"/>
+            <w:tcW w:type="dxa" w:w="2258"/>
             <w:tcBorders>
               <w:top w:val="single" w:color="BFC9D6" w:sz="4"/>
               <w:left w:val="single" w:color="BFC9D6" w:sz="4"/>
@@ -11674,7 +13247,7 @@
         </w:tc>
         <w:tc>
           <w:tcPr>
-            <w:tcW w:type="dxa" w:w="1177"/>
+            <w:tcW w:type="dxa" w:w="1003"/>
             <w:tcBorders>
               <w:top w:val="single" w:color="BFC9D6" w:sz="4"/>
               <w:left w:val="single" w:color="BFC9D6" w:sz="4"/>
@@ -11711,7 +13284,7 @@
         </w:tc>
         <w:tc>
           <w:tcPr>
-            <w:tcW w:type="dxa" w:w="1030"/>
+            <w:tcW w:type="dxa" w:w="979"/>
             <w:tcBorders>
               <w:top w:val="single" w:color="BFC9D6" w:sz="4"/>
               <w:left w:val="single" w:color="BFC9D6" w:sz="4"/>
@@ -11748,7 +13321,7 @@
         </w:tc>
         <w:tc>
           <w:tcPr>
-            <w:tcW w:type="dxa" w:w="2650"/>
+            <w:tcW w:type="dxa" w:w="3516"/>
             <w:tcBorders>
               <w:top w:val="single" w:color="BFC9D6" w:sz="4"/>
               <w:left w:val="single" w:color="BFC9D6" w:sz="4"/>
@@ -11790,7 +13363,7 @@
         </w:trPr>
         <w:tc>
           <w:tcPr>
-            <w:tcW w:type="dxa" w:w="1030"/>
+            <w:tcW w:type="dxa" w:w="979"/>
             <w:tcBorders>
               <w:top w:val="single" w:color="BFC9D6" w:sz="4"/>
               <w:left w:val="single" w:color="BFC9D6" w:sz="4"/>
@@ -11826,7 +13399,7 @@
         </w:tc>
         <w:tc>
           <w:tcPr>
-            <w:tcW w:type="dxa" w:w="1325"/>
+            <w:tcW w:type="dxa" w:w="1129"/>
             <w:tcBorders>
               <w:top w:val="single" w:color="BFC9D6" w:sz="4"/>
               <w:left w:val="single" w:color="BFC9D6" w:sz="4"/>
@@ -11862,7 +13435,7 @@
         </w:tc>
         <w:tc>
           <w:tcPr>
-            <w:tcW w:type="dxa" w:w="2652"/>
+            <w:tcW w:type="dxa" w:w="2258"/>
             <w:tcBorders>
               <w:top w:val="single" w:color="BFC9D6" w:sz="4"/>
               <w:left w:val="single" w:color="BFC9D6" w:sz="4"/>
@@ -11898,7 +13471,7 @@
         </w:tc>
         <w:tc>
           <w:tcPr>
-            <w:tcW w:type="dxa" w:w="1177"/>
+            <w:tcW w:type="dxa" w:w="1003"/>
             <w:tcBorders>
               <w:top w:val="single" w:color="BFC9D6" w:sz="4"/>
               <w:left w:val="single" w:color="BFC9D6" w:sz="4"/>
@@ -11934,7 +13507,7 @@
         </w:tc>
         <w:tc>
           <w:tcPr>
-            <w:tcW w:type="dxa" w:w="1030"/>
+            <w:tcW w:type="dxa" w:w="979"/>
             <w:tcBorders>
               <w:top w:val="single" w:color="BFC9D6" w:sz="4"/>
               <w:left w:val="single" w:color="BFC9D6" w:sz="4"/>
@@ -11970,7 +13543,7 @@
         </w:tc>
         <w:tc>
           <w:tcPr>
-            <w:tcW w:type="dxa" w:w="2650"/>
+            <w:tcW w:type="dxa" w:w="3516"/>
             <w:tcBorders>
               <w:top w:val="single" w:color="BFC9D6" w:sz="4"/>
               <w:left w:val="single" w:color="BFC9D6" w:sz="4"/>
@@ -12011,7 +13584,7 @@
         </w:trPr>
         <w:tc>
           <w:tcPr>
-            <w:tcW w:type="dxa" w:w="1030"/>
+            <w:tcW w:type="dxa" w:w="979"/>
             <w:tcBorders>
               <w:top w:val="single" w:color="BFC9D6" w:sz="4"/>
               <w:left w:val="single" w:color="BFC9D6" w:sz="4"/>
@@ -12048,7 +13621,7 @@
         </w:tc>
         <w:tc>
           <w:tcPr>
-            <w:tcW w:type="dxa" w:w="1325"/>
+            <w:tcW w:type="dxa" w:w="1129"/>
             <w:tcBorders>
               <w:top w:val="single" w:color="BFC9D6" w:sz="4"/>
               <w:left w:val="single" w:color="BFC9D6" w:sz="4"/>
@@ -12085,7 +13658,7 @@
         </w:tc>
         <w:tc>
           <w:tcPr>
-            <w:tcW w:type="dxa" w:w="2652"/>
+            <w:tcW w:type="dxa" w:w="2258"/>
             <w:tcBorders>
               <w:top w:val="single" w:color="BFC9D6" w:sz="4"/>
               <w:left w:val="single" w:color="BFC9D6" w:sz="4"/>
@@ -12122,7 +13695,7 @@
         </w:tc>
         <w:tc>
           <w:tcPr>
-            <w:tcW w:type="dxa" w:w="1177"/>
+            <w:tcW w:type="dxa" w:w="1003"/>
             <w:tcBorders>
               <w:top w:val="single" w:color="BFC9D6" w:sz="4"/>
               <w:left w:val="single" w:color="BFC9D6" w:sz="4"/>
@@ -12159,7 +13732,7 @@
         </w:tc>
         <w:tc>
           <w:tcPr>
-            <w:tcW w:type="dxa" w:w="1030"/>
+            <w:tcW w:type="dxa" w:w="979"/>
             <w:tcBorders>
               <w:top w:val="single" w:color="BFC9D6" w:sz="4"/>
               <w:left w:val="single" w:color="BFC9D6" w:sz="4"/>
@@ -12196,7 +13769,7 @@
         </w:tc>
         <w:tc>
           <w:tcPr>
-            <w:tcW w:type="dxa" w:w="2650"/>
+            <w:tcW w:type="dxa" w:w="3516"/>
             <w:tcBorders>
               <w:top w:val="single" w:color="BFC9D6" w:sz="4"/>
               <w:left w:val="single" w:color="BFC9D6" w:sz="4"/>
@@ -12238,7 +13811,7 @@
         </w:trPr>
         <w:tc>
           <w:tcPr>
-            <w:tcW w:type="dxa" w:w="1030"/>
+            <w:tcW w:type="dxa" w:w="979"/>
             <w:tcBorders>
               <w:top w:val="single" w:color="BFC9D6" w:sz="4"/>
               <w:left w:val="single" w:color="BFC9D6" w:sz="4"/>
@@ -12274,7 +13847,7 @@
         </w:tc>
         <w:tc>
           <w:tcPr>
-            <w:tcW w:type="dxa" w:w="1325"/>
+            <w:tcW w:type="dxa" w:w="1129"/>
             <w:tcBorders>
               <w:top w:val="single" w:color="BFC9D6" w:sz="4"/>
               <w:left w:val="single" w:color="BFC9D6" w:sz="4"/>
@@ -12310,7 +13883,7 @@
         </w:tc>
         <w:tc>
           <w:tcPr>
-            <w:tcW w:type="dxa" w:w="2652"/>
+            <w:tcW w:type="dxa" w:w="2258"/>
             <w:tcBorders>
               <w:top w:val="single" w:color="BFC9D6" w:sz="4"/>
               <w:left w:val="single" w:color="BFC9D6" w:sz="4"/>
@@ -12346,7 +13919,7 @@
         </w:tc>
         <w:tc>
           <w:tcPr>
-            <w:tcW w:type="dxa" w:w="1177"/>
+            <w:tcW w:type="dxa" w:w="1003"/>
             <w:tcBorders>
               <w:top w:val="single" w:color="BFC9D6" w:sz="4"/>
               <w:left w:val="single" w:color="BFC9D6" w:sz="4"/>
@@ -12382,7 +13955,7 @@
         </w:tc>
         <w:tc>
           <w:tcPr>
-            <w:tcW w:type="dxa" w:w="1030"/>
+            <w:tcW w:type="dxa" w:w="979"/>
             <w:tcBorders>
               <w:top w:val="single" w:color="BFC9D6" w:sz="4"/>
               <w:left w:val="single" w:color="BFC9D6" w:sz="4"/>
@@ -12418,7 +13991,7 @@
         </w:tc>
         <w:tc>
           <w:tcPr>
-            <w:tcW w:type="dxa" w:w="2650"/>
+            <w:tcW w:type="dxa" w:w="3516"/>
             <w:tcBorders>
               <w:top w:val="single" w:color="BFC9D6" w:sz="4"/>
               <w:left w:val="single" w:color="BFC9D6" w:sz="4"/>
@@ -12459,7 +14032,7 @@
         </w:trPr>
         <w:tc>
           <w:tcPr>
-            <w:tcW w:type="dxa" w:w="1030"/>
+            <w:tcW w:type="dxa" w:w="979"/>
             <w:tcBorders>
               <w:top w:val="single" w:color="BFC9D6" w:sz="4"/>
               <w:left w:val="single" w:color="BFC9D6" w:sz="4"/>
@@ -12496,7 +14069,7 @@
         </w:tc>
         <w:tc>
           <w:tcPr>
-            <w:tcW w:type="dxa" w:w="1325"/>
+            <w:tcW w:type="dxa" w:w="1129"/>
             <w:tcBorders>
               <w:top w:val="single" w:color="BFC9D6" w:sz="4"/>
               <w:left w:val="single" w:color="BFC9D6" w:sz="4"/>
@@ -12533,7 +14106,7 @@
         </w:tc>
         <w:tc>
           <w:tcPr>
-            <w:tcW w:type="dxa" w:w="2652"/>
+            <w:tcW w:type="dxa" w:w="2258"/>
             <w:tcBorders>
               <w:top w:val="single" w:color="BFC9D6" w:sz="4"/>
               <w:left w:val="single" w:color="BFC9D6" w:sz="4"/>
@@ -12570,7 +14143,7 @@
         </w:tc>
         <w:tc>
           <w:tcPr>
-            <w:tcW w:type="dxa" w:w="1177"/>
+            <w:tcW w:type="dxa" w:w="1003"/>
             <w:tcBorders>
               <w:top w:val="single" w:color="BFC9D6" w:sz="4"/>
               <w:left w:val="single" w:color="BFC9D6" w:sz="4"/>
@@ -12607,7 +14180,7 @@
         </w:tc>
         <w:tc>
           <w:tcPr>
-            <w:tcW w:type="dxa" w:w="1030"/>
+            <w:tcW w:type="dxa" w:w="979"/>
             <w:tcBorders>
               <w:top w:val="single" w:color="BFC9D6" w:sz="4"/>
               <w:left w:val="single" w:color="BFC9D6" w:sz="4"/>
@@ -12644,7 +14217,7 @@
         </w:tc>
         <w:tc>
           <w:tcPr>
-            <w:tcW w:type="dxa" w:w="2650"/>
+            <w:tcW w:type="dxa" w:w="3516"/>
             <w:tcBorders>
               <w:top w:val="single" w:color="BFC9D6" w:sz="4"/>
               <w:left w:val="single" w:color="BFC9D6" w:sz="4"/>
@@ -12686,7 +14259,7 @@
         </w:trPr>
         <w:tc>
           <w:tcPr>
-            <w:tcW w:type="dxa" w:w="1030"/>
+            <w:tcW w:type="dxa" w:w="979"/>
             <w:tcBorders>
               <w:top w:val="single" w:color="BFC9D6" w:sz="4"/>
               <w:left w:val="single" w:color="BFC9D6" w:sz="4"/>
@@ -12722,7 +14295,7 @@
         </w:tc>
         <w:tc>
           <w:tcPr>
-            <w:tcW w:type="dxa" w:w="1325"/>
+            <w:tcW w:type="dxa" w:w="1129"/>
             <w:tcBorders>
               <w:top w:val="single" w:color="BFC9D6" w:sz="4"/>
               <w:left w:val="single" w:color="BFC9D6" w:sz="4"/>
@@ -12758,7 +14331,7 @@
         </w:tc>
         <w:tc>
           <w:tcPr>
-            <w:tcW w:type="dxa" w:w="2652"/>
+            <w:tcW w:type="dxa" w:w="2258"/>
             <w:tcBorders>
               <w:top w:val="single" w:color="BFC9D6" w:sz="4"/>
               <w:left w:val="single" w:color="BFC9D6" w:sz="4"/>
@@ -12794,7 +14367,7 @@
         </w:tc>
         <w:tc>
           <w:tcPr>
-            <w:tcW w:type="dxa" w:w="1177"/>
+            <w:tcW w:type="dxa" w:w="1003"/>
             <w:tcBorders>
               <w:top w:val="single" w:color="BFC9D6" w:sz="4"/>
               <w:left w:val="single" w:color="BFC9D6" w:sz="4"/>
@@ -12830,7 +14403,7 @@
         </w:tc>
         <w:tc>
           <w:tcPr>
-            <w:tcW w:type="dxa" w:w="1030"/>
+            <w:tcW w:type="dxa" w:w="979"/>
             <w:tcBorders>
               <w:top w:val="single" w:color="BFC9D6" w:sz="4"/>
               <w:left w:val="single" w:color="BFC9D6" w:sz="4"/>
@@ -12866,7 +14439,7 @@
         </w:tc>
         <w:tc>
           <w:tcPr>
-            <w:tcW w:type="dxa" w:w="2650"/>
+            <w:tcW w:type="dxa" w:w="3516"/>
             <w:tcBorders>
               <w:top w:val="single" w:color="BFC9D6" w:sz="4"/>
               <w:left w:val="single" w:color="BFC9D6" w:sz="4"/>
@@ -12920,7 +14493,7 @@
         </w:trPr>
         <w:tc>
           <w:tcPr>
-            <w:tcW w:type="dxa" w:w="1030"/>
+            <w:tcW w:type="dxa" w:w="979"/>
             <w:tcBorders>
               <w:top w:val="single" w:color="BFC9D6" w:sz="4"/>
               <w:left w:val="single" w:color="BFC9D6" w:sz="4"/>
@@ -12957,7 +14530,7 @@
         </w:tc>
         <w:tc>
           <w:tcPr>
-            <w:tcW w:type="dxa" w:w="1325"/>
+            <w:tcW w:type="dxa" w:w="1129"/>
             <w:tcBorders>
               <w:top w:val="single" w:color="BFC9D6" w:sz="4"/>
               <w:left w:val="single" w:color="BFC9D6" w:sz="4"/>
@@ -12994,7 +14567,7 @@
         </w:tc>
         <w:tc>
           <w:tcPr>
-            <w:tcW w:type="dxa" w:w="2652"/>
+            <w:tcW w:type="dxa" w:w="2258"/>
             <w:tcBorders>
               <w:top w:val="single" w:color="BFC9D6" w:sz="4"/>
               <w:left w:val="single" w:color="BFC9D6" w:sz="4"/>
@@ -13031,7 +14604,7 @@
         </w:tc>
         <w:tc>
           <w:tcPr>
-            <w:tcW w:type="dxa" w:w="1177"/>
+            <w:tcW w:type="dxa" w:w="1003"/>
             <w:tcBorders>
               <w:top w:val="single" w:color="BFC9D6" w:sz="4"/>
               <w:left w:val="single" w:color="BFC9D6" w:sz="4"/>
@@ -13068,7 +14641,7 @@
         </w:tc>
         <w:tc>
           <w:tcPr>
-            <w:tcW w:type="dxa" w:w="1030"/>
+            <w:tcW w:type="dxa" w:w="979"/>
             <w:tcBorders>
               <w:top w:val="single" w:color="BFC9D6" w:sz="4"/>
               <w:left w:val="single" w:color="BFC9D6" w:sz="4"/>
@@ -13105,7 +14678,7 @@
         </w:tc>
         <w:tc>
           <w:tcPr>
-            <w:tcW w:type="dxa" w:w="2650"/>
+            <w:tcW w:type="dxa" w:w="3516"/>
             <w:tcBorders>
               <w:top w:val="single" w:color="BFC9D6" w:sz="4"/>
               <w:left w:val="single" w:color="BFC9D6" w:sz="4"/>
@@ -13147,7 +14720,7 @@
         </w:trPr>
         <w:tc>
           <w:tcPr>
-            <w:tcW w:type="dxa" w:w="1030"/>
+            <w:tcW w:type="dxa" w:w="979"/>
             <w:tcBorders>
               <w:top w:val="single" w:color="BFC9D6" w:sz="4"/>
               <w:left w:val="single" w:color="BFC9D6" w:sz="4"/>
@@ -13183,7 +14756,7 @@
         </w:tc>
         <w:tc>
           <w:tcPr>
-            <w:tcW w:type="dxa" w:w="1325"/>
+            <w:tcW w:type="dxa" w:w="1129"/>
             <w:tcBorders>
               <w:top w:val="single" w:color="BFC9D6" w:sz="4"/>
               <w:left w:val="single" w:color="BFC9D6" w:sz="4"/>
@@ -13219,7 +14792,7 @@
         </w:tc>
         <w:tc>
           <w:tcPr>
-            <w:tcW w:type="dxa" w:w="2652"/>
+            <w:tcW w:type="dxa" w:w="2258"/>
             <w:tcBorders>
               <w:top w:val="single" w:color="BFC9D6" w:sz="4"/>
               <w:left w:val="single" w:color="BFC9D6" w:sz="4"/>
@@ -13268,7 +14841,7 @@
         </w:tc>
         <w:tc>
           <w:tcPr>
-            <w:tcW w:type="dxa" w:w="1177"/>
+            <w:tcW w:type="dxa" w:w="1003"/>
             <w:tcBorders>
               <w:top w:val="single" w:color="BFC9D6" w:sz="4"/>
               <w:left w:val="single" w:color="BFC9D6" w:sz="4"/>
@@ -13304,7 +14877,7 @@
         </w:tc>
         <w:tc>
           <w:tcPr>
-            <w:tcW w:type="dxa" w:w="1030"/>
+            <w:tcW w:type="dxa" w:w="979"/>
             <w:tcBorders>
               <w:top w:val="single" w:color="BFC9D6" w:sz="4"/>
               <w:left w:val="single" w:color="BFC9D6" w:sz="4"/>
@@ -13340,7 +14913,7 @@
         </w:tc>
         <w:tc>
           <w:tcPr>
-            <w:tcW w:type="dxa" w:w="2650"/>
+            <w:tcW w:type="dxa" w:w="3516"/>
             <w:tcBorders>
               <w:top w:val="single" w:color="BFC9D6" w:sz="4"/>
               <w:left w:val="single" w:color="BFC9D6" w:sz="4"/>
@@ -13381,7 +14954,7 @@
         </w:trPr>
         <w:tc>
           <w:tcPr>
-            <w:tcW w:type="dxa" w:w="1030"/>
+            <w:tcW w:type="dxa" w:w="979"/>
             <w:tcBorders>
               <w:top w:val="single" w:color="BFC9D6" w:sz="4"/>
               <w:left w:val="single" w:color="BFC9D6" w:sz="4"/>
@@ -13418,7 +14991,7 @@
         </w:tc>
         <w:tc>
           <w:tcPr>
-            <w:tcW w:type="dxa" w:w="1325"/>
+            <w:tcW w:type="dxa" w:w="1129"/>
             <w:tcBorders>
               <w:top w:val="single" w:color="BFC9D6" w:sz="4"/>
               <w:left w:val="single" w:color="BFC9D6" w:sz="4"/>
@@ -13455,7 +15028,7 @@
         </w:tc>
         <w:tc>
           <w:tcPr>
-            <w:tcW w:type="dxa" w:w="2652"/>
+            <w:tcW w:type="dxa" w:w="2258"/>
             <w:tcBorders>
               <w:top w:val="single" w:color="BFC9D6" w:sz="4"/>
               <w:left w:val="single" w:color="BFC9D6" w:sz="4"/>
@@ -13505,7 +15078,7 @@
         </w:tc>
         <w:tc>
           <w:tcPr>
-            <w:tcW w:type="dxa" w:w="1177"/>
+            <w:tcW w:type="dxa" w:w="1003"/>
             <w:tcBorders>
               <w:top w:val="single" w:color="BFC9D6" w:sz="4"/>
               <w:left w:val="single" w:color="BFC9D6" w:sz="4"/>
@@ -13542,7 +15115,7 @@
         </w:tc>
         <w:tc>
           <w:tcPr>
-            <w:tcW w:type="dxa" w:w="1030"/>
+            <w:tcW w:type="dxa" w:w="979"/>
             <w:tcBorders>
               <w:top w:val="single" w:color="BFC9D6" w:sz="4"/>
               <w:left w:val="single" w:color="BFC9D6" w:sz="4"/>
@@ -13579,7 +15152,7 @@
         </w:tc>
         <w:tc>
           <w:tcPr>
-            <w:tcW w:type="dxa" w:w="2650"/>
+            <w:tcW w:type="dxa" w:w="3516"/>
             <w:tcBorders>
               <w:top w:val="single" w:color="BFC9D6" w:sz="4"/>
               <w:left w:val="single" w:color="BFC9D6" w:sz="4"/>
@@ -13634,7 +15207,7 @@
         </w:trPr>
         <w:tc>
           <w:tcPr>
-            <w:tcW w:type="dxa" w:w="1030"/>
+            <w:tcW w:type="dxa" w:w="979"/>
             <w:tcBorders>
               <w:top w:val="single" w:color="BFC9D6" w:sz="4"/>
               <w:left w:val="single" w:color="BFC9D6" w:sz="4"/>
@@ -13670,7 +15243,7 @@
         </w:tc>
         <w:tc>
           <w:tcPr>
-            <w:tcW w:type="dxa" w:w="1325"/>
+            <w:tcW w:type="dxa" w:w="1129"/>
             <w:tcBorders>
               <w:top w:val="single" w:color="BFC9D6" w:sz="4"/>
               <w:left w:val="single" w:color="BFC9D6" w:sz="4"/>
@@ -13706,7 +15279,7 @@
         </w:tc>
         <w:tc>
           <w:tcPr>
-            <w:tcW w:type="dxa" w:w="2652"/>
+            <w:tcW w:type="dxa" w:w="2258"/>
             <w:tcBorders>
               <w:top w:val="single" w:color="BFC9D6" w:sz="4"/>
               <w:left w:val="single" w:color="BFC9D6" w:sz="4"/>
@@ -13742,7 +15315,7 @@
         </w:tc>
         <w:tc>
           <w:tcPr>
-            <w:tcW w:type="dxa" w:w="1177"/>
+            <w:tcW w:type="dxa" w:w="1003"/>
             <w:tcBorders>
               <w:top w:val="single" w:color="BFC9D6" w:sz="4"/>
               <w:left w:val="single" w:color="BFC9D6" w:sz="4"/>
@@ -13778,7 +15351,7 @@
         </w:tc>
         <w:tc>
           <w:tcPr>
-            <w:tcW w:type="dxa" w:w="1030"/>
+            <w:tcW w:type="dxa" w:w="979"/>
             <w:tcBorders>
               <w:top w:val="single" w:color="BFC9D6" w:sz="4"/>
               <w:left w:val="single" w:color="BFC9D6" w:sz="4"/>
@@ -13814,7 +15387,7 @@
         </w:tc>
         <w:tc>
           <w:tcPr>
-            <w:tcW w:type="dxa" w:w="2650"/>
+            <w:tcW w:type="dxa" w:w="3516"/>
             <w:tcBorders>
               <w:top w:val="single" w:color="BFC9D6" w:sz="4"/>
               <w:left w:val="single" w:color="BFC9D6" w:sz="4"/>
@@ -13879,7 +15452,7 @@
         </w:trPr>
         <w:tc>
           <w:tcPr>
-            <w:tcW w:type="dxa" w:w="1030"/>
+            <w:tcW w:type="dxa" w:w="979"/>
             <w:tcBorders>
               <w:top w:val="single" w:color="BFC9D6" w:sz="4"/>
               <w:left w:val="single" w:color="BFC9D6" w:sz="4"/>
@@ -13916,7 +15489,7 @@
         </w:tc>
         <w:tc>
           <w:tcPr>
-            <w:tcW w:type="dxa" w:w="1325"/>
+            <w:tcW w:type="dxa" w:w="1129"/>
             <w:tcBorders>
               <w:top w:val="single" w:color="BFC9D6" w:sz="4"/>
               <w:left w:val="single" w:color="BFC9D6" w:sz="4"/>
@@ -13953,7 +15526,7 @@
         </w:tc>
         <w:tc>
           <w:tcPr>
-            <w:tcW w:type="dxa" w:w="2652"/>
+            <w:tcW w:type="dxa" w:w="2258"/>
             <w:tcBorders>
               <w:top w:val="single" w:color="BFC9D6" w:sz="4"/>
               <w:left w:val="single" w:color="BFC9D6" w:sz="4"/>
@@ -14075,7 +15648,7 @@
         </w:tc>
         <w:tc>
           <w:tcPr>
-            <w:tcW w:type="dxa" w:w="1177"/>
+            <w:tcW w:type="dxa" w:w="1003"/>
             <w:tcBorders>
               <w:top w:val="single" w:color="BFC9D6" w:sz="4"/>
               <w:left w:val="single" w:color="BFC9D6" w:sz="4"/>
@@ -14112,7 +15685,7 @@
         </w:tc>
         <w:tc>
           <w:tcPr>
-            <w:tcW w:type="dxa" w:w="1030"/>
+            <w:tcW w:type="dxa" w:w="979"/>
             <w:tcBorders>
               <w:top w:val="single" w:color="BFC9D6" w:sz="4"/>
               <w:left w:val="single" w:color="BFC9D6" w:sz="4"/>
@@ -14149,7 +15722,7 @@
         </w:tc>
         <w:tc>
           <w:tcPr>
-            <w:tcW w:type="dxa" w:w="2650"/>
+            <w:tcW w:type="dxa" w:w="3516"/>
             <w:tcBorders>
               <w:top w:val="single" w:color="BFC9D6" w:sz="4"/>
               <w:left w:val="single" w:color="BFC9D6" w:sz="4"/>
@@ -14191,7 +15764,7 @@
         </w:trPr>
         <w:tc>
           <w:tcPr>
-            <w:tcW w:type="dxa" w:w="1030"/>
+            <w:tcW w:type="dxa" w:w="979"/>
             <w:tcBorders>
               <w:top w:val="single" w:color="BFC9D6" w:sz="4"/>
               <w:left w:val="single" w:color="BFC9D6" w:sz="4"/>
@@ -14227,7 +15800,7 @@
         </w:tc>
         <w:tc>
           <w:tcPr>
-            <w:tcW w:type="dxa" w:w="1325"/>
+            <w:tcW w:type="dxa" w:w="1129"/>
             <w:tcBorders>
               <w:top w:val="single" w:color="BFC9D6" w:sz="4"/>
               <w:left w:val="single" w:color="BFC9D6" w:sz="4"/>
@@ -14263,7 +15836,7 @@
         </w:tc>
         <w:tc>
           <w:tcPr>
-            <w:tcW w:type="dxa" w:w="2652"/>
+            <w:tcW w:type="dxa" w:w="2258"/>
             <w:tcBorders>
               <w:top w:val="single" w:color="BFC9D6" w:sz="4"/>
               <w:left w:val="single" w:color="BFC9D6" w:sz="4"/>
@@ -14323,7 +15896,7 @@
         </w:tc>
         <w:tc>
           <w:tcPr>
-            <w:tcW w:type="dxa" w:w="1177"/>
+            <w:tcW w:type="dxa" w:w="1003"/>
             <w:tcBorders>
               <w:top w:val="single" w:color="BFC9D6" w:sz="4"/>
               <w:left w:val="single" w:color="BFC9D6" w:sz="4"/>
@@ -14359,7 +15932,7 @@
         </w:tc>
         <w:tc>
           <w:tcPr>
-            <w:tcW w:type="dxa" w:w="1030"/>
+            <w:tcW w:type="dxa" w:w="979"/>
             <w:tcBorders>
               <w:top w:val="single" w:color="BFC9D6" w:sz="4"/>
               <w:left w:val="single" w:color="BFC9D6" w:sz="4"/>
@@ -14395,7 +15968,7 @@
         </w:tc>
         <w:tc>
           <w:tcPr>
-            <w:tcW w:type="dxa" w:w="2650"/>
+            <w:tcW w:type="dxa" w:w="3516"/>
             <w:tcBorders>
               <w:top w:val="single" w:color="BFC9D6" w:sz="4"/>
               <w:left w:val="single" w:color="BFC9D6" w:sz="4"/>
@@ -14436,7 +16009,7 @@
         </w:trPr>
         <w:tc>
           <w:tcPr>
-            <w:tcW w:type="dxa" w:w="1030"/>
+            <w:tcW w:type="dxa" w:w="979"/>
             <w:tcBorders>
               <w:top w:val="single" w:color="BFC9D6" w:sz="4"/>
               <w:left w:val="single" w:color="BFC9D6" w:sz="4"/>
@@ -14473,7 +16046,7 @@
         </w:tc>
         <w:tc>
           <w:tcPr>
-            <w:tcW w:type="dxa" w:w="1325"/>
+            <w:tcW w:type="dxa" w:w="1129"/>
             <w:tcBorders>
               <w:top w:val="single" w:color="BFC9D6" w:sz="4"/>
               <w:left w:val="single" w:color="BFC9D6" w:sz="4"/>
@@ -14510,7 +16083,7 @@
         </w:tc>
         <w:tc>
           <w:tcPr>
-            <w:tcW w:type="dxa" w:w="2652"/>
+            <w:tcW w:type="dxa" w:w="2258"/>
             <w:tcBorders>
               <w:top w:val="single" w:color="BFC9D6" w:sz="4"/>
               <w:left w:val="single" w:color="BFC9D6" w:sz="4"/>
@@ -14547,7 +16120,7 @@
         </w:tc>
         <w:tc>
           <w:tcPr>
-            <w:tcW w:type="dxa" w:w="1177"/>
+            <w:tcW w:type="dxa" w:w="1003"/>
             <w:tcBorders>
               <w:top w:val="single" w:color="BFC9D6" w:sz="4"/>
               <w:left w:val="single" w:color="BFC9D6" w:sz="4"/>
@@ -14584,7 +16157,7 @@
         </w:tc>
         <w:tc>
           <w:tcPr>
-            <w:tcW w:type="dxa" w:w="1030"/>
+            <w:tcW w:type="dxa" w:w="979"/>
             <w:tcBorders>
               <w:top w:val="single" w:color="BFC9D6" w:sz="4"/>
               <w:left w:val="single" w:color="BFC9D6" w:sz="4"/>
@@ -14621,7 +16194,7 @@
         </w:tc>
         <w:tc>
           <w:tcPr>
-            <w:tcW w:type="dxa" w:w="2650"/>
+            <w:tcW w:type="dxa" w:w="3516"/>
             <w:tcBorders>
               <w:top w:val="single" w:color="BFC9D6" w:sz="4"/>
               <w:left w:val="single" w:color="BFC9D6" w:sz="4"/>
@@ -14663,7 +16236,7 @@
         </w:trPr>
         <w:tc>
           <w:tcPr>
-            <w:tcW w:type="dxa" w:w="1030"/>
+            <w:tcW w:type="dxa" w:w="979"/>
             <w:tcBorders>
               <w:top w:val="single" w:color="BFC9D6" w:sz="4"/>
               <w:left w:val="single" w:color="BFC9D6" w:sz="4"/>
@@ -14699,7 +16272,7 @@
         </w:tc>
         <w:tc>
           <w:tcPr>
-            <w:tcW w:type="dxa" w:w="1325"/>
+            <w:tcW w:type="dxa" w:w="1129"/>
             <w:tcBorders>
               <w:top w:val="single" w:color="BFC9D6" w:sz="4"/>
               <w:left w:val="single" w:color="BFC9D6" w:sz="4"/>
@@ -14735,7 +16308,7 @@
         </w:tc>
         <w:tc>
           <w:tcPr>
-            <w:tcW w:type="dxa" w:w="2652"/>
+            <w:tcW w:type="dxa" w:w="2258"/>
             <w:tcBorders>
               <w:top w:val="single" w:color="BFC9D6" w:sz="4"/>
               <w:left w:val="single" w:color="BFC9D6" w:sz="4"/>
@@ -14771,7 +16344,7 @@
         </w:tc>
         <w:tc>
           <w:tcPr>
-            <w:tcW w:type="dxa" w:w="1177"/>
+            <w:tcW w:type="dxa" w:w="1003"/>
             <w:tcBorders>
               <w:top w:val="single" w:color="BFC9D6" w:sz="4"/>
               <w:left w:val="single" w:color="BFC9D6" w:sz="4"/>
@@ -14807,7 +16380,7 @@
         </w:tc>
         <w:tc>
           <w:tcPr>
-            <w:tcW w:type="dxa" w:w="1030"/>
+            <w:tcW w:type="dxa" w:w="979"/>
             <w:tcBorders>
               <w:top w:val="single" w:color="BFC9D6" w:sz="4"/>
               <w:left w:val="single" w:color="BFC9D6" w:sz="4"/>
@@ -14843,7 +16416,7 @@
         </w:tc>
         <w:tc>
           <w:tcPr>
-            <w:tcW w:type="dxa" w:w="2650"/>
+            <w:tcW w:type="dxa" w:w="3516"/>
             <w:tcBorders>
               <w:top w:val="single" w:color="BFC9D6" w:sz="4"/>
               <w:left w:val="single" w:color="BFC9D6" w:sz="4"/>
@@ -14884,7 +16457,7 @@
         </w:trPr>
         <w:tc>
           <w:tcPr>
-            <w:tcW w:type="dxa" w:w="1030"/>
+            <w:tcW w:type="dxa" w:w="979"/>
             <w:tcBorders>
               <w:top w:val="single" w:color="BFC9D6" w:sz="4"/>
               <w:left w:val="single" w:color="BFC9D6" w:sz="4"/>
@@ -14921,7 +16494,7 @@
         </w:tc>
         <w:tc>
           <w:tcPr>
-            <w:tcW w:type="dxa" w:w="1325"/>
+            <w:tcW w:type="dxa" w:w="1129"/>
             <w:tcBorders>
               <w:top w:val="single" w:color="BFC9D6" w:sz="4"/>
               <w:left w:val="single" w:color="BFC9D6" w:sz="4"/>
@@ -14958,7 +16531,7 @@
         </w:tc>
         <w:tc>
           <w:tcPr>
-            <w:tcW w:type="dxa" w:w="2652"/>
+            <w:tcW w:type="dxa" w:w="2258"/>
             <w:tcBorders>
               <w:top w:val="single" w:color="BFC9D6" w:sz="4"/>
               <w:left w:val="single" w:color="BFC9D6" w:sz="4"/>
@@ -14995,7 +16568,7 @@
         </w:tc>
         <w:tc>
           <w:tcPr>
-            <w:tcW w:type="dxa" w:w="1177"/>
+            <w:tcW w:type="dxa" w:w="1003"/>
             <w:tcBorders>
               <w:top w:val="single" w:color="BFC9D6" w:sz="4"/>
               <w:left w:val="single" w:color="BFC9D6" w:sz="4"/>
@@ -15032,7 +16605,7 @@
         </w:tc>
         <w:tc>
           <w:tcPr>
-            <w:tcW w:type="dxa" w:w="1030"/>
+            <w:tcW w:type="dxa" w:w="979"/>
             <w:tcBorders>
               <w:top w:val="single" w:color="BFC9D6" w:sz="4"/>
               <w:left w:val="single" w:color="BFC9D6" w:sz="4"/>
@@ -15069,7 +16642,7 @@
         </w:tc>
         <w:tc>
           <w:tcPr>
-            <w:tcW w:type="dxa" w:w="2650"/>
+            <w:tcW w:type="dxa" w:w="3516"/>
             <w:tcBorders>
               <w:top w:val="single" w:color="BFC9D6" w:sz="4"/>
               <w:left w:val="single" w:color="BFC9D6" w:sz="4"/>
@@ -15111,7 +16684,7 @@
         </w:trPr>
         <w:tc>
           <w:tcPr>
-            <w:tcW w:type="dxa" w:w="1030"/>
+            <w:tcW w:type="dxa" w:w="979"/>
             <w:tcBorders>
               <w:top w:val="single" w:color="BFC9D6" w:sz="4"/>
               <w:left w:val="single" w:color="BFC9D6" w:sz="4"/>
@@ -15147,7 +16720,7 @@
         </w:tc>
         <w:tc>
           <w:tcPr>
-            <w:tcW w:type="dxa" w:w="1325"/>
+            <w:tcW w:type="dxa" w:w="1129"/>
             <w:tcBorders>
               <w:top w:val="single" w:color="BFC9D6" w:sz="4"/>
               <w:left w:val="single" w:color="BFC9D6" w:sz="4"/>
@@ -15183,7 +16756,7 @@
         </w:tc>
         <w:tc>
           <w:tcPr>
-            <w:tcW w:type="dxa" w:w="2652"/>
+            <w:tcW w:type="dxa" w:w="2258"/>
             <w:tcBorders>
               <w:top w:val="single" w:color="BFC9D6" w:sz="4"/>
               <w:left w:val="single" w:color="BFC9D6" w:sz="4"/>
@@ -15219,7 +16792,7 @@
         </w:tc>
         <w:tc>
           <w:tcPr>
-            <w:tcW w:type="dxa" w:w="1177"/>
+            <w:tcW w:type="dxa" w:w="1003"/>
             <w:tcBorders>
               <w:top w:val="single" w:color="BFC9D6" w:sz="4"/>
               <w:left w:val="single" w:color="BFC9D6" w:sz="4"/>
@@ -15255,7 +16828,7 @@
         </w:tc>
         <w:tc>
           <w:tcPr>
-            <w:tcW w:type="dxa" w:w="1030"/>
+            <w:tcW w:type="dxa" w:w="979"/>
             <w:tcBorders>
               <w:top w:val="single" w:color="BFC9D6" w:sz="4"/>
               <w:left w:val="single" w:color="BFC9D6" w:sz="4"/>
@@ -15291,7 +16864,7 @@
         </w:tc>
         <w:tc>
           <w:tcPr>
-            <w:tcW w:type="dxa" w:w="2650"/>
+            <w:tcW w:type="dxa" w:w="3516"/>
             <w:tcBorders>
               <w:top w:val="single" w:color="BFC9D6" w:sz="4"/>
               <w:left w:val="single" w:color="BFC9D6" w:sz="4"/>
@@ -15332,7 +16905,7 @@
         </w:trPr>
         <w:tc>
           <w:tcPr>
-            <w:tcW w:type="dxa" w:w="1030"/>
+            <w:tcW w:type="dxa" w:w="979"/>
             <w:tcBorders>
               <w:top w:val="single" w:color="BFC9D6" w:sz="4"/>
               <w:left w:val="single" w:color="BFC9D6" w:sz="4"/>
@@ -15369,7 +16942,7 @@
         </w:tc>
         <w:tc>
           <w:tcPr>
-            <w:tcW w:type="dxa" w:w="1325"/>
+            <w:tcW w:type="dxa" w:w="1129"/>
             <w:tcBorders>
               <w:top w:val="single" w:color="BFC9D6" w:sz="4"/>
               <w:left w:val="single" w:color="BFC9D6" w:sz="4"/>
@@ -15406,7 +16979,7 @@
         </w:tc>
         <w:tc>
           <w:tcPr>
-            <w:tcW w:type="dxa" w:w="2652"/>
+            <w:tcW w:type="dxa" w:w="2258"/>
             <w:tcBorders>
               <w:top w:val="single" w:color="BFC9D6" w:sz="4"/>
               <w:left w:val="single" w:color="BFC9D6" w:sz="4"/>
@@ -15509,13 +17082,33 @@
                 <w:szCs w:val="18"/>
                 <w:rtl/>
               </w:rPr>
-              <w:t xml:space="preserve"> خارجها، أو توقف التدقيق، أو حذف القاعدة، أو تعديل جداول التدقيق</w:t>
-            </w:r>
-          </w:p>
-        </w:tc>
-        <w:tc>
-          <w:tcPr>
-            <w:tcW w:type="dxa" w:w="1177"/>
+              <w:t xml:space="preserve"> خارجها، أو توقف التدقيق، أو حذف القاعدة، أو تعديل جداول التدقيق. </w:t>
+            </w:r>
+            <w:r>
+              <w:rPr>
+                <w:rFonts w:ascii="Segoe UI Emoji" w:cs="Segoe UI Emoji" w:eastAsia="Segoe UI Emoji" w:hAnsi="Segoe UI Emoji"/>
+                <w:sz w:val="18"/>
+                <w:szCs w:val="18"/>
+                <w:rtl/>
+              </w:rPr>
+              <w:t xml:space="preserve">✅</w:t>
+            </w:r>
+            <w:r>
+              <w:rPr>
+                <w:rFonts w:ascii="Arial" w:cs="Arial" w:eastAsia="Arial" w:hAnsi="Arial"/>
+                <w:b w:val="false"/>
+                <w:bCs w:val="false"/>
+                <w:sz w:val="18"/>
+                <w:szCs w:val="18"/>
+                <w:rtl/>
+              </w:rPr>
+              <w:t xml:space="preserve"> القواعد العشر منفّذة (ADR 0012): أُضيف إليها تغيير أدوار الخادم وصلاحياته في أي وقت، وتغيير البنية والتدقيق خارج النافذة</w:t>
+            </w:r>
+          </w:p>
+        </w:tc>
+        <w:tc>
+          <w:tcPr>
+            <w:tcW w:type="dxa" w:w="1003"/>
             <w:tcBorders>
               <w:top w:val="single" w:color="BFC9D6" w:sz="4"/>
               <w:left w:val="single" w:color="BFC9D6" w:sz="4"/>
@@ -15552,7 +17145,7 @@
         </w:tc>
         <w:tc>
           <w:tcPr>
-            <w:tcW w:type="dxa" w:w="1030"/>
+            <w:tcW w:type="dxa" w:w="979"/>
             <w:tcBorders>
               <w:top w:val="single" w:color="BFC9D6" w:sz="4"/>
               <w:left w:val="single" w:color="BFC9D6" w:sz="4"/>
@@ -15589,7 +17182,7 @@
         </w:tc>
         <w:tc>
           <w:tcPr>
-            <w:tcW w:type="dxa" w:w="2650"/>
+            <w:tcW w:type="dxa" w:w="3516"/>
             <w:tcBorders>
               <w:top w:val="single" w:color="BFC9D6" w:sz="4"/>
               <w:left w:val="single" w:color="BFC9D6" w:sz="4"/>
@@ -15620,7 +17213,20 @@
                 <w:szCs w:val="18"/>
                 <w:rtl/>
               </w:rPr>
-              <w:t xml:space="preserve">SQL Server Audit (DOC-S08 §10)</w:t>
+              <w:t xml:space="preserve">SQL Server Audit (DOC-S08 §10)؛ </w:t>
+            </w:r>
+            <w:r>
+              <w:rPr>
+                <w:rFonts w:ascii="Courier New" w:cs="Courier New" w:eastAsia="Courier New" w:hAnsi="Courier New"/>
+                <w:b w:val="false"/>
+                <w:bCs w:val="false"/>
+                <w:color w:val="1F2937"/>
+                <w:sz w:val="16"/>
+                <w:szCs w:val="16"/>
+                <w:shd w:fill="F1F3F5" w:color="auto" w:val="clear"/>
+                <w:rtl/>
+              </w:rPr>
+              <w:t xml:space="preserve">‎tools/deploy/server_audit.sh alerts‎</w:t>
             </w:r>
           </w:p>
         </w:tc>
@@ -15631,7 +17237,7 @@
         </w:trPr>
         <w:tc>
           <w:tcPr>
-            <w:tcW w:type="dxa" w:w="1030"/>
+            <w:tcW w:type="dxa" w:w="979"/>
             <w:tcBorders>
               <w:top w:val="single" w:color="BFC9D6" w:sz="4"/>
               <w:left w:val="single" w:color="BFC9D6" w:sz="4"/>
@@ -15667,7 +17273,7 @@
         </w:tc>
         <w:tc>
           <w:tcPr>
-            <w:tcW w:type="dxa" w:w="1325"/>
+            <w:tcW w:type="dxa" w:w="1129"/>
             <w:tcBorders>
               <w:top w:val="single" w:color="BFC9D6" w:sz="4"/>
               <w:left w:val="single" w:color="BFC9D6" w:sz="4"/>
@@ -15703,7 +17309,7 @@
         </w:tc>
         <w:tc>
           <w:tcPr>
-            <w:tcW w:type="dxa" w:w="2652"/>
+            <w:tcW w:type="dxa" w:w="2258"/>
             <w:tcBorders>
               <w:top w:val="single" w:color="BFC9D6" w:sz="4"/>
               <w:left w:val="single" w:color="BFC9D6" w:sz="4"/>
@@ -15739,7 +17345,7 @@
         </w:tc>
         <w:tc>
           <w:tcPr>
-            <w:tcW w:type="dxa" w:w="1177"/>
+            <w:tcW w:type="dxa" w:w="1003"/>
             <w:tcBorders>
               <w:top w:val="single" w:color="BFC9D6" w:sz="4"/>
               <w:left w:val="single" w:color="BFC9D6" w:sz="4"/>
@@ -15775,7 +17381,7 @@
         </w:tc>
         <w:tc>
           <w:tcPr>
-            <w:tcW w:type="dxa" w:w="1030"/>
+            <w:tcW w:type="dxa" w:w="979"/>
             <w:tcBorders>
               <w:top w:val="single" w:color="BFC9D6" w:sz="4"/>
               <w:left w:val="single" w:color="BFC9D6" w:sz="4"/>
@@ -15811,7 +17417,7 @@
         </w:tc>
         <w:tc>
           <w:tcPr>
-            <w:tcW w:type="dxa" w:w="2650"/>
+            <w:tcW w:type="dxa" w:w="3516"/>
             <w:tcBorders>
               <w:top w:val="single" w:color="BFC9D6" w:sz="4"/>
               <w:left w:val="single" w:color="BFC9D6" w:sz="4"/>
@@ -15852,7 +17458,7 @@
         </w:trPr>
         <w:tc>
           <w:tcPr>
-            <w:tcW w:type="dxa" w:w="1030"/>
+            <w:tcW w:type="dxa" w:w="979"/>
             <w:tcBorders>
               <w:top w:val="single" w:color="BFC9D6" w:sz="4"/>
               <w:left w:val="single" w:color="BFC9D6" w:sz="4"/>
@@ -15889,7 +17495,7 @@
         </w:tc>
         <w:tc>
           <w:tcPr>
-            <w:tcW w:type="dxa" w:w="1325"/>
+            <w:tcW w:type="dxa" w:w="1129"/>
             <w:tcBorders>
               <w:top w:val="single" w:color="BFC9D6" w:sz="4"/>
               <w:left w:val="single" w:color="BFC9D6" w:sz="4"/>
@@ -15926,7 +17532,7 @@
         </w:tc>
         <w:tc>
           <w:tcPr>
-            <w:tcW w:type="dxa" w:w="2652"/>
+            <w:tcW w:type="dxa" w:w="2258"/>
             <w:tcBorders>
               <w:top w:val="single" w:color="BFC9D6" w:sz="4"/>
               <w:left w:val="single" w:color="BFC9D6" w:sz="4"/>
@@ -15963,7 +17569,7 @@
         </w:tc>
         <w:tc>
           <w:tcPr>
-            <w:tcW w:type="dxa" w:w="1177"/>
+            <w:tcW w:type="dxa" w:w="1003"/>
             <w:tcBorders>
               <w:top w:val="single" w:color="BFC9D6" w:sz="4"/>
               <w:left w:val="single" w:color="BFC9D6" w:sz="4"/>
@@ -16000,7 +17606,7 @@
         </w:tc>
         <w:tc>
           <w:tcPr>
-            <w:tcW w:type="dxa" w:w="1030"/>
+            <w:tcW w:type="dxa" w:w="979"/>
             <w:tcBorders>
               <w:top w:val="single" w:color="BFC9D6" w:sz="4"/>
               <w:left w:val="single" w:color="BFC9D6" w:sz="4"/>
@@ -16037,7 +17643,7 @@
         </w:tc>
         <w:tc>
           <w:tcPr>
-            <w:tcW w:type="dxa" w:w="2650"/>
+            <w:tcW w:type="dxa" w:w="3516"/>
             <w:tcBorders>
               <w:top w:val="single" w:color="BFC9D6" w:sz="4"/>
               <w:left w:val="single" w:color="BFC9D6" w:sz="4"/>
@@ -16092,7 +17698,7 @@
         </w:trPr>
         <w:tc>
           <w:tcPr>
-            <w:tcW w:type="dxa" w:w="1030"/>
+            <w:tcW w:type="dxa" w:w="979"/>
             <w:tcBorders>
               <w:top w:val="single" w:color="BFC9D6" w:sz="4"/>
               <w:left w:val="single" w:color="BFC9D6" w:sz="4"/>
@@ -16128,7 +17734,7 @@
         </w:tc>
         <w:tc>
           <w:tcPr>
-            <w:tcW w:type="dxa" w:w="1325"/>
+            <w:tcW w:type="dxa" w:w="1129"/>
             <w:tcBorders>
               <w:top w:val="single" w:color="BFC9D6" w:sz="4"/>
               <w:left w:val="single" w:color="BFC9D6" w:sz="4"/>
@@ -16164,7 +17770,7 @@
         </w:tc>
         <w:tc>
           <w:tcPr>
-            <w:tcW w:type="dxa" w:w="2652"/>
+            <w:tcW w:type="dxa" w:w="2258"/>
             <w:tcBorders>
               <w:top w:val="single" w:color="BFC9D6" w:sz="4"/>
               <w:left w:val="single" w:color="BFC9D6" w:sz="4"/>
@@ -16200,7 +17806,7 @@
         </w:tc>
         <w:tc>
           <w:tcPr>
-            <w:tcW w:type="dxa" w:w="1177"/>
+            <w:tcW w:type="dxa" w:w="1003"/>
             <w:tcBorders>
               <w:top w:val="single" w:color="BFC9D6" w:sz="4"/>
               <w:left w:val="single" w:color="BFC9D6" w:sz="4"/>
@@ -16236,7 +17842,7 @@
         </w:tc>
         <w:tc>
           <w:tcPr>
-            <w:tcW w:type="dxa" w:w="1030"/>
+            <w:tcW w:type="dxa" w:w="979"/>
             <w:tcBorders>
               <w:top w:val="single" w:color="BFC9D6" w:sz="4"/>
               <w:left w:val="single" w:color="BFC9D6" w:sz="4"/>
@@ -16272,7 +17878,7 @@
         </w:tc>
         <w:tc>
           <w:tcPr>
-            <w:tcW w:type="dxa" w:w="2650"/>
+            <w:tcW w:type="dxa" w:w="3516"/>
             <w:tcBorders>
               <w:top w:val="single" w:color="BFC9D6" w:sz="4"/>
               <w:left w:val="single" w:color="BFC9D6" w:sz="4"/>
@@ -16313,7 +17919,7 @@
         </w:trPr>
         <w:tc>
           <w:tcPr>
-            <w:tcW w:type="dxa" w:w="1030"/>
+            <w:tcW w:type="dxa" w:w="979"/>
             <w:tcBorders>
               <w:top w:val="single" w:color="BFC9D6" w:sz="4"/>
               <w:left w:val="single" w:color="BFC9D6" w:sz="4"/>
@@ -16350,7 +17956,7 @@
         </w:tc>
         <w:tc>
           <w:tcPr>
-            <w:tcW w:type="dxa" w:w="1325"/>
+            <w:tcW w:type="dxa" w:w="1129"/>
             <w:tcBorders>
               <w:top w:val="single" w:color="BFC9D6" w:sz="4"/>
               <w:left w:val="single" w:color="BFC9D6" w:sz="4"/>
@@ -16387,7 +17993,7 @@
         </w:tc>
         <w:tc>
           <w:tcPr>
-            <w:tcW w:type="dxa" w:w="2652"/>
+            <w:tcW w:type="dxa" w:w="2258"/>
             <w:tcBorders>
               <w:top w:val="single" w:color="BFC9D6" w:sz="4"/>
               <w:left w:val="single" w:color="BFC9D6" w:sz="4"/>
@@ -16424,7 +18030,7 @@
         </w:tc>
         <w:tc>
           <w:tcPr>
-            <w:tcW w:type="dxa" w:w="1177"/>
+            <w:tcW w:type="dxa" w:w="1003"/>
             <w:tcBorders>
               <w:top w:val="single" w:color="BFC9D6" w:sz="4"/>
               <w:left w:val="single" w:color="BFC9D6" w:sz="4"/>
@@ -16461,7 +18067,7 @@
         </w:tc>
         <w:tc>
           <w:tcPr>
-            <w:tcW w:type="dxa" w:w="1030"/>
+            <w:tcW w:type="dxa" w:w="979"/>
             <w:tcBorders>
               <w:top w:val="single" w:color="BFC9D6" w:sz="4"/>
               <w:left w:val="single" w:color="BFC9D6" w:sz="4"/>
@@ -16498,7 +18104,7 @@
         </w:tc>
         <w:tc>
           <w:tcPr>
-            <w:tcW w:type="dxa" w:w="2650"/>
+            <w:tcW w:type="dxa" w:w="3516"/>
             <w:tcBorders>
               <w:top w:val="single" w:color="BFC9D6" w:sz="4"/>
               <w:left w:val="single" w:color="BFC9D6" w:sz="4"/>
@@ -21158,7 +22764,75 @@
                 <w:szCs w:val="18"/>
                 <w:rtl/>
               </w:rPr>
-              <w:t xml:space="preserve"> مع تنبيه A1</w:t>
+              <w:t xml:space="preserve"> مع تنبيه A1. </w:t>
+            </w:r>
+            <w:r>
+              <w:rPr>
+                <w:rFonts w:ascii="Segoe UI Emoji" w:cs="Segoe UI Emoji" w:eastAsia="Segoe UI Emoji" w:hAnsi="Segoe UI Emoji"/>
+                <w:sz w:val="18"/>
+                <w:szCs w:val="18"/>
+                <w:rtl/>
+              </w:rPr>
+              <w:t xml:space="preserve">✅</w:t>
+            </w:r>
+            <w:r>
+              <w:rPr>
+                <w:rFonts w:ascii="Arial" w:cs="Arial" w:eastAsia="Arial" w:hAnsi="Arial"/>
+                <w:b w:val="false"/>
+                <w:bCs w:val="false"/>
+                <w:sz w:val="18"/>
+                <w:szCs w:val="18"/>
+                <w:rtl/>
+              </w:rPr>
+              <w:t xml:space="preserve"> مبني بالمقترح (ADR 0012): </w:t>
+            </w:r>
+            <w:r>
+              <w:rPr>
+                <w:rFonts w:ascii="Courier New" w:cs="Courier New" w:eastAsia="Courier New" w:hAnsi="Courier New"/>
+                <w:b w:val="false"/>
+                <w:bCs w:val="false"/>
+                <w:color w:val="1F2937"/>
+                <w:sz w:val="16"/>
+                <w:szCs w:val="16"/>
+                <w:shd w:fill="F1F3F5" w:color="auto" w:val="clear"/>
+                <w:rtl/>
+              </w:rPr>
+              <w:t xml:space="preserve">‎ON_FAILURE = CONTINUE‎</w:t>
+            </w:r>
+            <w:r>
+              <w:rPr>
+                <w:rFonts w:ascii="Arial" w:cs="Arial" w:eastAsia="Arial" w:hAnsi="Arial"/>
+                <w:b w:val="false"/>
+                <w:bCs w:val="false"/>
+                <w:sz w:val="18"/>
+                <w:szCs w:val="18"/>
+                <w:rtl/>
+              </w:rPr>
+              <w:t xml:space="preserve">، وتوقف التدقيق ينبّه (AUDIT_STOP) و</w:t>
+            </w:r>
+            <w:r>
+              <w:rPr>
+                <w:rFonts w:ascii="Courier New" w:cs="Courier New" w:eastAsia="Courier New" w:hAnsi="Courier New"/>
+                <w:b w:val="false"/>
+                <w:bCs w:val="false"/>
+                <w:color w:val="1F2937"/>
+                <w:sz w:val="16"/>
+                <w:szCs w:val="16"/>
+                <w:shd w:fill="F1F3F5" w:color="auto" w:val="clear"/>
+                <w:rtl/>
+              </w:rPr>
+              <w:t xml:space="preserve">‎check‎</w:t>
+            </w:r>
+            <w:r>
+              <w:rPr>
+                <w:rFonts w:ascii="Arial" w:cs="Arial" w:eastAsia="Arial" w:hAnsi="Arial"/>
+                <w:b w:val="false"/>
+                <w:bCs w:val="false"/>
+                <w:sz w:val="18"/>
+                <w:szCs w:val="18"/>
+                <w:rtl/>
+              </w:rPr>
+              <w:t xml:space="preserve"> يفشل</w:t>
             </w:r>
           </w:p>
         </w:tc>
@@ -23072,7 +24746,7 @@
           <w:szCs w:val="21"/>
           <w:rtl/>
         </w:rPr>
-        <w:t xml:space="preserve">السجل docs/30-readiness-documents.md:304 يقول إن أي ملف لا يذكر SQL Server Audit. ذكره اليوم DOC-S08 §10 وDOC-S01 (DQ-S01-8)، وهذه الوثيقة تفصّله.</w:t>
+        <w:t xml:space="preserve">السجل docs/30-readiness-documents.md:304 يقول إن أي ملف لا يذكر SQL Server Audit. ذكره اليوم DOC-S08 §10 وDOC-S01 (DQ-S01-8)، وهذه الوثيقة تفصّله، وصار منفّذًا في db/ops/server_audit.sql (ADR 0012).</w:t>
       </w:r>
     </w:p>
     <w:p>

--- a/treasury-platform/docs/30-readiness/word/DOC-S12-logging-monitoring-audit.docx
+++ b/treasury-platform/docs/30-readiness/word/DOC-S12-logging-monitoring-audit.docx
@@ -8475,7 +8475,55 @@
                 <w:szCs w:val="18"/>
                 <w:rtl/>
               </w:rPr>
-              <w:t xml:space="preserve">، بلا حق على صفوفها (الفحص SA6). الحساب نفسه ينتظر DQ-S12-6</w:t>
+              <w:t xml:space="preserve">، بلا حق على صفوفها (الفحص SA6). والحساب نفسه </w:t>
+            </w:r>
+            <w:r>
+              <w:rPr>
+                <w:rFonts w:ascii="Courier New" w:cs="Courier New" w:eastAsia="Courier New" w:hAnsi="Courier New"/>
+                <w:b w:val="false"/>
+                <w:bCs w:val="false"/>
+                <w:color w:val="1F2937"/>
+                <w:sz w:val="16"/>
+                <w:szCs w:val="16"/>
+                <w:shd w:fill="F1F3F5" w:color="auto" w:val="clear"/>
+                <w:rtl/>
+              </w:rPr>
+              <w:t xml:space="preserve">‎bankfas_monitor‎</w:t>
+            </w:r>
+            <w:r>
+              <w:rPr>
+                <w:rFonts w:ascii="Arial" w:cs="Arial" w:eastAsia="Arial" w:hAnsi="Arial"/>
+                <w:b w:val="false"/>
+                <w:bCs w:val="false"/>
+                <w:sz w:val="18"/>
+                <w:szCs w:val="18"/>
+                <w:rtl/>
+              </w:rPr>
+              <w:t xml:space="preserve"> منفّذ بـ ADR 0013، بـ </w:t>
+            </w:r>
+            <w:r>
+              <w:rPr>
+                <w:rFonts w:ascii="Courier New" w:cs="Courier New" w:eastAsia="Courier New" w:hAnsi="Courier New"/>
+                <w:b w:val="false"/>
+                <w:bCs w:val="false"/>
+                <w:color w:val="1F2937"/>
+                <w:sz w:val="16"/>
+                <w:szCs w:val="16"/>
+                <w:shd w:fill="F1F3F5" w:color="auto" w:val="clear"/>
+                <w:rtl/>
+              </w:rPr>
+              <w:t xml:space="preserve">‎VIEW DEFINITION‎</w:t>
+            </w:r>
+            <w:r>
+              <w:rPr>
+                <w:rFonts w:ascii="Arial" w:cs="Arial" w:eastAsia="Arial" w:hAnsi="Arial"/>
+                <w:b w:val="false"/>
+                <w:bCs w:val="false"/>
+                <w:sz w:val="18"/>
+                <w:szCs w:val="18"/>
+                <w:rtl/>
+              </w:rPr>
+              <w:t xml:space="preserve"> على القاعدة كلها بدل المخططات الثلاثة</w:t>
             </w:r>
           </w:p>
         </w:tc>
@@ -21673,11 +21721,11 @@
         </w:tblBorders>
       </w:tblPr>
       <w:tblGrid>
-        <w:gridCol w:w="1740"/>
-        <w:gridCol w:w="1740"/>
-        <w:gridCol w:w="3097"/>
-        <w:gridCol w:w="1353"/>
-        <w:gridCol w:w="1934"/>
+        <w:gridCol w:w="977"/>
+        <w:gridCol w:w="977"/>
+        <w:gridCol w:w="5850"/>
+        <w:gridCol w:w="977"/>
+        <w:gridCol w:w="1083"/>
       </w:tblGrid>
       <w:tr>
         <w:trPr>
@@ -21686,7 +21734,7 @@
         </w:trPr>
         <w:tc>
           <w:tcPr>
-            <w:tcW w:type="dxa" w:w="1740"/>
+            <w:tcW w:type="dxa" w:w="977"/>
             <w:tcBorders>
               <w:top w:val="single" w:color="BFC9D6" w:sz="4"/>
               <w:left w:val="single" w:color="BFC9D6" w:sz="4"/>
@@ -21724,7 +21772,7 @@
         </w:tc>
         <w:tc>
           <w:tcPr>
-            <w:tcW w:type="dxa" w:w="1740"/>
+            <w:tcW w:type="dxa" w:w="977"/>
             <w:tcBorders>
               <w:top w:val="single" w:color="BFC9D6" w:sz="4"/>
               <w:left w:val="single" w:color="BFC9D6" w:sz="4"/>
@@ -21762,7 +21810,7 @@
         </w:tc>
         <w:tc>
           <w:tcPr>
-            <w:tcW w:type="dxa" w:w="3097"/>
+            <w:tcW w:type="dxa" w:w="5850"/>
             <w:tcBorders>
               <w:top w:val="single" w:color="BFC9D6" w:sz="4"/>
               <w:left w:val="single" w:color="BFC9D6" w:sz="4"/>
@@ -21800,7 +21848,7 @@
         </w:tc>
         <w:tc>
           <w:tcPr>
-            <w:tcW w:type="dxa" w:w="1353"/>
+            <w:tcW w:type="dxa" w:w="977"/>
             <w:tcBorders>
               <w:top w:val="single" w:color="BFC9D6" w:sz="4"/>
               <w:left w:val="single" w:color="BFC9D6" w:sz="4"/>
@@ -21838,7 +21886,7 @@
         </w:tc>
         <w:tc>
           <w:tcPr>
-            <w:tcW w:type="dxa" w:w="1934"/>
+            <w:tcW w:type="dxa" w:w="1083"/>
             <w:tcBorders>
               <w:top w:val="single" w:color="BFC9D6" w:sz="4"/>
               <w:left w:val="single" w:color="BFC9D6" w:sz="4"/>
@@ -21881,7 +21929,7 @@
         </w:trPr>
         <w:tc>
           <w:tcPr>
-            <w:tcW w:type="dxa" w:w="1740"/>
+            <w:tcW w:type="dxa" w:w="977"/>
             <w:tcBorders>
               <w:top w:val="single" w:color="BFC9D6" w:sz="4"/>
               <w:left w:val="single" w:color="BFC9D6" w:sz="4"/>
@@ -21917,7 +21965,7 @@
         </w:tc>
         <w:tc>
           <w:tcPr>
-            <w:tcW w:type="dxa" w:w="1740"/>
+            <w:tcW w:type="dxa" w:w="977"/>
             <w:tcBorders>
               <w:top w:val="single" w:color="BFC9D6" w:sz="4"/>
               <w:left w:val="single" w:color="BFC9D6" w:sz="4"/>
@@ -21953,7 +22001,7 @@
         </w:tc>
         <w:tc>
           <w:tcPr>
-            <w:tcW w:type="dxa" w:w="3097"/>
+            <w:tcW w:type="dxa" w:w="5850"/>
             <w:tcBorders>
               <w:top w:val="single" w:color="BFC9D6" w:sz="4"/>
               <w:left w:val="single" w:color="BFC9D6" w:sz="4"/>
@@ -21989,7 +22037,7 @@
         </w:tc>
         <w:tc>
           <w:tcPr>
-            <w:tcW w:type="dxa" w:w="1353"/>
+            <w:tcW w:type="dxa" w:w="977"/>
             <w:tcBorders>
               <w:top w:val="single" w:color="BFC9D6" w:sz="4"/>
               <w:left w:val="single" w:color="BFC9D6" w:sz="4"/>
@@ -22025,7 +22073,7 @@
         </w:tc>
         <w:tc>
           <w:tcPr>
-            <w:tcW w:type="dxa" w:w="1934"/>
+            <w:tcW w:type="dxa" w:w="1083"/>
             <w:tcBorders>
               <w:top w:val="single" w:color="BFC9D6" w:sz="4"/>
               <w:left w:val="single" w:color="BFC9D6" w:sz="4"/>
@@ -22066,7 +22114,7 @@
         </w:trPr>
         <w:tc>
           <w:tcPr>
-            <w:tcW w:type="dxa" w:w="1740"/>
+            <w:tcW w:type="dxa" w:w="977"/>
             <w:tcBorders>
               <w:top w:val="single" w:color="BFC9D6" w:sz="4"/>
               <w:left w:val="single" w:color="BFC9D6" w:sz="4"/>
@@ -22103,7 +22151,7 @@
         </w:tc>
         <w:tc>
           <w:tcPr>
-            <w:tcW w:type="dxa" w:w="1740"/>
+            <w:tcW w:type="dxa" w:w="977"/>
             <w:tcBorders>
               <w:top w:val="single" w:color="BFC9D6" w:sz="4"/>
               <w:left w:val="single" w:color="BFC9D6" w:sz="4"/>
@@ -22140,7 +22188,7 @@
         </w:tc>
         <w:tc>
           <w:tcPr>
-            <w:tcW w:type="dxa" w:w="3097"/>
+            <w:tcW w:type="dxa" w:w="5850"/>
             <w:tcBorders>
               <w:top w:val="single" w:color="BFC9D6" w:sz="4"/>
               <w:left w:val="single" w:color="BFC9D6" w:sz="4"/>
@@ -22186,7 +22234,7 @@
         </w:tc>
         <w:tc>
           <w:tcPr>
-            <w:tcW w:type="dxa" w:w="1353"/>
+            <w:tcW w:type="dxa" w:w="977"/>
             <w:tcBorders>
               <w:top w:val="single" w:color="BFC9D6" w:sz="4"/>
               <w:left w:val="single" w:color="BFC9D6" w:sz="4"/>
@@ -22223,7 +22271,7 @@
         </w:tc>
         <w:tc>
           <w:tcPr>
-            <w:tcW w:type="dxa" w:w="1934"/>
+            <w:tcW w:type="dxa" w:w="1083"/>
             <w:tcBorders>
               <w:top w:val="single" w:color="BFC9D6" w:sz="4"/>
               <w:left w:val="single" w:color="BFC9D6" w:sz="4"/>
@@ -22265,7 +22313,7 @@
         </w:trPr>
         <w:tc>
           <w:tcPr>
-            <w:tcW w:type="dxa" w:w="1740"/>
+            <w:tcW w:type="dxa" w:w="977"/>
             <w:tcBorders>
               <w:top w:val="single" w:color="BFC9D6" w:sz="4"/>
               <w:left w:val="single" w:color="BFC9D6" w:sz="4"/>
@@ -22301,7 +22349,7 @@
         </w:tc>
         <w:tc>
           <w:tcPr>
-            <w:tcW w:type="dxa" w:w="1740"/>
+            <w:tcW w:type="dxa" w:w="977"/>
             <w:tcBorders>
               <w:top w:val="single" w:color="BFC9D6" w:sz="4"/>
               <w:left w:val="single" w:color="BFC9D6" w:sz="4"/>
@@ -22337,7 +22385,7 @@
         </w:tc>
         <w:tc>
           <w:tcPr>
-            <w:tcW w:type="dxa" w:w="3097"/>
+            <w:tcW w:type="dxa" w:w="5850"/>
             <w:tcBorders>
               <w:top w:val="single" w:color="BFC9D6" w:sz="4"/>
               <w:left w:val="single" w:color="BFC9D6" w:sz="4"/>
@@ -22382,7 +22430,7 @@
         </w:tc>
         <w:tc>
           <w:tcPr>
-            <w:tcW w:type="dxa" w:w="1353"/>
+            <w:tcW w:type="dxa" w:w="977"/>
             <w:tcBorders>
               <w:top w:val="single" w:color="BFC9D6" w:sz="4"/>
               <w:left w:val="single" w:color="BFC9D6" w:sz="4"/>
@@ -22418,7 +22466,7 @@
         </w:tc>
         <w:tc>
           <w:tcPr>
-            <w:tcW w:type="dxa" w:w="1934"/>
+            <w:tcW w:type="dxa" w:w="1083"/>
             <w:tcBorders>
               <w:top w:val="single" w:color="BFC9D6" w:sz="4"/>
               <w:left w:val="single" w:color="BFC9D6" w:sz="4"/>
@@ -22459,7 +22507,7 @@
         </w:trPr>
         <w:tc>
           <w:tcPr>
-            <w:tcW w:type="dxa" w:w="1740"/>
+            <w:tcW w:type="dxa" w:w="977"/>
             <w:tcBorders>
               <w:top w:val="single" w:color="BFC9D6" w:sz="4"/>
               <w:left w:val="single" w:color="BFC9D6" w:sz="4"/>
@@ -22496,7 +22544,7 @@
         </w:tc>
         <w:tc>
           <w:tcPr>
-            <w:tcW w:type="dxa" w:w="1740"/>
+            <w:tcW w:type="dxa" w:w="977"/>
             <w:tcBorders>
               <w:top w:val="single" w:color="BFC9D6" w:sz="4"/>
               <w:left w:val="single" w:color="BFC9D6" w:sz="4"/>
@@ -22533,7 +22581,7 @@
         </w:tc>
         <w:tc>
           <w:tcPr>
-            <w:tcW w:type="dxa" w:w="3097"/>
+            <w:tcW w:type="dxa" w:w="5850"/>
             <w:tcBorders>
               <w:top w:val="single" w:color="BFC9D6" w:sz="4"/>
               <w:left w:val="single" w:color="BFC9D6" w:sz="4"/>
@@ -22570,7 +22618,7 @@
         </w:tc>
         <w:tc>
           <w:tcPr>
-            <w:tcW w:type="dxa" w:w="1353"/>
+            <w:tcW w:type="dxa" w:w="977"/>
             <w:tcBorders>
               <w:top w:val="single" w:color="BFC9D6" w:sz="4"/>
               <w:left w:val="single" w:color="BFC9D6" w:sz="4"/>
@@ -22607,7 +22655,7 @@
         </w:tc>
         <w:tc>
           <w:tcPr>
-            <w:tcW w:type="dxa" w:w="1934"/>
+            <w:tcW w:type="dxa" w:w="1083"/>
             <w:tcBorders>
               <w:top w:val="single" w:color="BFC9D6" w:sz="4"/>
               <w:left w:val="single" w:color="BFC9D6" w:sz="4"/>
@@ -22649,7 +22697,7 @@
         </w:trPr>
         <w:tc>
           <w:tcPr>
-            <w:tcW w:type="dxa" w:w="1740"/>
+            <w:tcW w:type="dxa" w:w="977"/>
             <w:tcBorders>
               <w:top w:val="single" w:color="BFC9D6" w:sz="4"/>
               <w:left w:val="single" w:color="BFC9D6" w:sz="4"/>
@@ -22685,7 +22733,7 @@
         </w:tc>
         <w:tc>
           <w:tcPr>
-            <w:tcW w:type="dxa" w:w="1740"/>
+            <w:tcW w:type="dxa" w:w="977"/>
             <w:tcBorders>
               <w:top w:val="single" w:color="BFC9D6" w:sz="4"/>
               <w:left w:val="single" w:color="BFC9D6" w:sz="4"/>
@@ -22721,7 +22769,7 @@
         </w:tc>
         <w:tc>
           <w:tcPr>
-            <w:tcW w:type="dxa" w:w="3097"/>
+            <w:tcW w:type="dxa" w:w="5850"/>
             <w:tcBorders>
               <w:top w:val="single" w:color="BFC9D6" w:sz="4"/>
               <w:left w:val="single" w:color="BFC9D6" w:sz="4"/>
@@ -22838,7 +22886,7 @@
         </w:tc>
         <w:tc>
           <w:tcPr>
-            <w:tcW w:type="dxa" w:w="1353"/>
+            <w:tcW w:type="dxa" w:w="977"/>
             <w:tcBorders>
               <w:top w:val="single" w:color="BFC9D6" w:sz="4"/>
               <w:left w:val="single" w:color="BFC9D6" w:sz="4"/>
@@ -22874,7 +22922,7 @@
         </w:tc>
         <w:tc>
           <w:tcPr>
-            <w:tcW w:type="dxa" w:w="1934"/>
+            <w:tcW w:type="dxa" w:w="1083"/>
             <w:tcBorders>
               <w:top w:val="single" w:color="BFC9D6" w:sz="4"/>
               <w:left w:val="single" w:color="BFC9D6" w:sz="4"/>
@@ -22915,7 +22963,7 @@
         </w:trPr>
         <w:tc>
           <w:tcPr>
-            <w:tcW w:type="dxa" w:w="1740"/>
+            <w:tcW w:type="dxa" w:w="977"/>
             <w:tcBorders>
               <w:top w:val="single" w:color="BFC9D6" w:sz="4"/>
               <w:left w:val="single" w:color="BFC9D6" w:sz="4"/>
@@ -22952,7 +23000,7 @@
         </w:tc>
         <w:tc>
           <w:tcPr>
-            <w:tcW w:type="dxa" w:w="1740"/>
+            <w:tcW w:type="dxa" w:w="977"/>
             <w:tcBorders>
               <w:top w:val="single" w:color="BFC9D6" w:sz="4"/>
               <w:left w:val="single" w:color="BFC9D6" w:sz="4"/>
@@ -22989,7 +23037,7 @@
         </w:tc>
         <w:tc>
           <w:tcPr>
-            <w:tcW w:type="dxa" w:w="3097"/>
+            <w:tcW w:type="dxa" w:w="5850"/>
             <w:tcBorders>
               <w:top w:val="single" w:color="BFC9D6" w:sz="4"/>
               <w:left w:val="single" w:color="BFC9D6" w:sz="4"/>
@@ -23033,13 +23081,129 @@
                 <w:szCs w:val="18"/>
                 <w:rtl/>
               </w:rPr>
-              <w:t xml:space="preserve"> بصلاحيات حالة الخادم وقراءة سجل النسخ في msdb فقط، بلا بيانات مشترك؛ يُضاف إلى DOC-S08 §3. أسماء الصلاحيات [تحقق MS]</w:t>
-            </w:r>
-          </w:p>
-        </w:tc>
-        <w:tc>
-          <w:tcPr>
-            <w:tcW w:type="dxa" w:w="1353"/>
+              <w:t xml:space="preserve"> بصلاحيات حالة الخادم وقراءة سجل النسخ في msdb فقط، بلا بيانات مشترك؛ يُضاف إلى DOC-S08 §3. أسماء الصلاحيات [تحقق MS]. </w:t>
+            </w:r>
+            <w:r>
+              <w:rPr>
+                <w:rFonts w:ascii="Segoe UI Emoji" w:cs="Segoe UI Emoji" w:eastAsia="Segoe UI Emoji" w:hAnsi="Segoe UI Emoji"/>
+                <w:sz w:val="18"/>
+                <w:szCs w:val="18"/>
+                <w:rtl/>
+              </w:rPr>
+              <w:t xml:space="preserve">✅</w:t>
+            </w:r>
+            <w:r>
+              <w:rPr>
+                <w:rFonts w:ascii="Arial" w:cs="Arial" w:eastAsia="Arial" w:hAnsi="Arial"/>
+                <w:b w:val="false"/>
+                <w:bCs w:val="false"/>
+                <w:sz w:val="18"/>
+                <w:szCs w:val="18"/>
+                <w:rtl/>
+              </w:rPr>
+              <w:t xml:space="preserve"> منفّذ (2026-10-13، docs/adr/0013-monitor-login-and-deployment-checks.md): </w:t>
+            </w:r>
+            <w:r>
+              <w:rPr>
+                <w:rFonts w:ascii="Courier New" w:cs="Courier New" w:eastAsia="Courier New" w:hAnsi="Courier New"/>
+                <w:b w:val="false"/>
+                <w:bCs w:val="false"/>
+                <w:color w:val="1F2937"/>
+                <w:sz w:val="16"/>
+                <w:szCs w:val="16"/>
+                <w:shd w:fill="F1F3F5" w:color="auto" w:val="clear"/>
+                <w:rtl/>
+              </w:rPr>
+              <w:t xml:space="preserve">‎tools/deploy/provision_monitor.sh‎</w:t>
+            </w:r>
+            <w:r>
+              <w:rPr>
+                <w:rFonts w:ascii="Arial" w:cs="Arial" w:eastAsia="Arial" w:hAnsi="Arial"/>
+                <w:b w:val="false"/>
+                <w:bCs w:val="false"/>
+                <w:sz w:val="18"/>
+                <w:szCs w:val="18"/>
+                <w:rtl/>
+              </w:rPr>
+              <w:t xml:space="preserve"> بأربع صلاحيات عرض على الخادم (حالة الأداء، وحالة الأمن، وملفات التدقيق، وتعريفات الأمن)، و</w:t>
+            </w:r>
+            <w:r>
+              <w:rPr>
+                <w:rFonts w:ascii="Courier New" w:cs="Courier New" w:eastAsia="Courier New" w:hAnsi="Courier New"/>
+                <w:b w:val="false"/>
+                <w:bCs w:val="false"/>
+                <w:color w:val="1F2937"/>
+                <w:sz w:val="16"/>
+                <w:szCs w:val="16"/>
+                <w:shd w:fill="F1F3F5" w:color="auto" w:val="clear"/>
+                <w:rtl/>
+              </w:rPr>
+              <w:t xml:space="preserve">‎SELECT‎</w:t>
+            </w:r>
+            <w:r>
+              <w:rPr>
+                <w:rFonts w:ascii="Arial" w:cs="Arial" w:eastAsia="Arial" w:hAnsi="Arial"/>
+                <w:b w:val="false"/>
+                <w:bCs w:val="false"/>
+                <w:sz w:val="18"/>
+                <w:szCs w:val="18"/>
+                <w:rtl/>
+              </w:rPr>
+              <w:t xml:space="preserve"> على جدولي سجل النسخ في msdb، و</w:t>
+            </w:r>
+            <w:r>
+              <w:rPr>
+                <w:rFonts w:ascii="Courier New" w:cs="Courier New" w:eastAsia="Courier New" w:hAnsi="Courier New"/>
+                <w:b w:val="false"/>
+                <w:bCs w:val="false"/>
+                <w:color w:val="1F2937"/>
+                <w:sz w:val="16"/>
+                <w:szCs w:val="16"/>
+                <w:shd w:fill="F1F3F5" w:color="auto" w:val="clear"/>
+                <w:rtl/>
+              </w:rPr>
+              <w:t xml:space="preserve">‎VIEW DEFINITION‎</w:t>
+            </w:r>
+            <w:r>
+              <w:rPr>
+                <w:rFonts w:ascii="Arial" w:cs="Arial" w:eastAsia="Arial" w:hAnsi="Arial"/>
+                <w:b w:val="false"/>
+                <w:bCs w:val="false"/>
+                <w:sz w:val="18"/>
+                <w:szCs w:val="18"/>
+                <w:rtl/>
+              </w:rPr>
+              <w:t xml:space="preserve"> في </w:t>
+            </w:r>
+            <w:r>
+              <w:rPr>
+                <w:rFonts w:ascii="Courier New" w:cs="Courier New" w:eastAsia="Courier New" w:hAnsi="Courier New"/>
+                <w:b w:val="false"/>
+                <w:bCs w:val="false"/>
+                <w:color w:val="1F2937"/>
+                <w:sz w:val="16"/>
+                <w:szCs w:val="16"/>
+                <w:shd w:fill="F1F3F5" w:color="auto" w:val="clear"/>
+                <w:rtl/>
+              </w:rPr>
+              <w:t xml:space="preserve">‎BankFas‎</w:t>
+            </w:r>
+            <w:r>
+              <w:rPr>
+                <w:rFonts w:ascii="Arial" w:cs="Arial" w:eastAsia="Arial" w:hAnsi="Arial"/>
+                <w:b w:val="false"/>
+                <w:bCs w:val="false"/>
+                <w:sz w:val="18"/>
+                <w:szCs w:val="18"/>
+                <w:rtl/>
+              </w:rPr>
+              <w:t xml:space="preserve">؛ بلا دور ولا صف ولا إجراء، ويرفض التجهيز أي صلاحية زائدة (50130 إلى 50132). يشغّل فحص ما بعد النشر وفحص التدقيق وتنبيهاته. أسماء الصلاحيات مثبتة في CI (الخطوة 21)</w:t>
+            </w:r>
+          </w:p>
+        </w:tc>
+        <w:tc>
+          <w:tcPr>
+            <w:tcW w:type="dxa" w:w="977"/>
             <w:tcBorders>
               <w:top w:val="single" w:color="BFC9D6" w:sz="4"/>
               <w:left w:val="single" w:color="BFC9D6" w:sz="4"/>
@@ -23076,7 +23240,7 @@
         </w:tc>
         <w:tc>
           <w:tcPr>
-            <w:tcW w:type="dxa" w:w="1934"/>
+            <w:tcW w:type="dxa" w:w="1083"/>
             <w:tcBorders>
               <w:top w:val="single" w:color="BFC9D6" w:sz="4"/>
               <w:left w:val="single" w:color="BFC9D6" w:sz="4"/>
@@ -23118,7 +23282,7 @@
         </w:trPr>
         <w:tc>
           <w:tcPr>
-            <w:tcW w:type="dxa" w:w="1740"/>
+            <w:tcW w:type="dxa" w:w="977"/>
             <w:tcBorders>
               <w:top w:val="single" w:color="BFC9D6" w:sz="4"/>
               <w:left w:val="single" w:color="BFC9D6" w:sz="4"/>
@@ -23154,7 +23318,7 @@
         </w:tc>
         <w:tc>
           <w:tcPr>
-            <w:tcW w:type="dxa" w:w="1740"/>
+            <w:tcW w:type="dxa" w:w="977"/>
             <w:tcBorders>
               <w:top w:val="single" w:color="BFC9D6" w:sz="4"/>
               <w:left w:val="single" w:color="BFC9D6" w:sz="4"/>
@@ -23190,7 +23354,7 @@
         </w:tc>
         <w:tc>
           <w:tcPr>
-            <w:tcW w:type="dxa" w:w="3097"/>
+            <w:tcW w:type="dxa" w:w="5850"/>
             <w:tcBorders>
               <w:top w:val="single" w:color="BFC9D6" w:sz="4"/>
               <w:left w:val="single" w:color="BFC9D6" w:sz="4"/>
@@ -23226,7 +23390,7 @@
         </w:tc>
         <w:tc>
           <w:tcPr>
-            <w:tcW w:type="dxa" w:w="1353"/>
+            <w:tcW w:type="dxa" w:w="977"/>
             <w:tcBorders>
               <w:top w:val="single" w:color="BFC9D6" w:sz="4"/>
               <w:left w:val="single" w:color="BFC9D6" w:sz="4"/>
@@ -23262,7 +23426,7 @@
         </w:tc>
         <w:tc>
           <w:tcPr>
-            <w:tcW w:type="dxa" w:w="1934"/>
+            <w:tcW w:type="dxa" w:w="1083"/>
             <w:tcBorders>
               <w:top w:val="single" w:color="BFC9D6" w:sz="4"/>
               <w:left w:val="single" w:color="BFC9D6" w:sz="4"/>
@@ -23303,7 +23467,7 @@
         </w:trPr>
         <w:tc>
           <w:tcPr>
-            <w:tcW w:type="dxa" w:w="1740"/>
+            <w:tcW w:type="dxa" w:w="977"/>
             <w:tcBorders>
               <w:top w:val="single" w:color="BFC9D6" w:sz="4"/>
               <w:left w:val="single" w:color="BFC9D6" w:sz="4"/>
@@ -23340,7 +23504,7 @@
         </w:tc>
         <w:tc>
           <w:tcPr>
-            <w:tcW w:type="dxa" w:w="1740"/>
+            <w:tcW w:type="dxa" w:w="977"/>
             <w:tcBorders>
               <w:top w:val="single" w:color="BFC9D6" w:sz="4"/>
               <w:left w:val="single" w:color="BFC9D6" w:sz="4"/>
@@ -23377,7 +23541,7 @@
         </w:tc>
         <w:tc>
           <w:tcPr>
-            <w:tcW w:type="dxa" w:w="3097"/>
+            <w:tcW w:type="dxa" w:w="5850"/>
             <w:tcBorders>
               <w:top w:val="single" w:color="BFC9D6" w:sz="4"/>
               <w:left w:val="single" w:color="BFC9D6" w:sz="4"/>
@@ -23475,7 +23639,7 @@
         </w:tc>
         <w:tc>
           <w:tcPr>
-            <w:tcW w:type="dxa" w:w="1353"/>
+            <w:tcW w:type="dxa" w:w="977"/>
             <w:tcBorders>
               <w:top w:val="single" w:color="BFC9D6" w:sz="4"/>
               <w:left w:val="single" w:color="BFC9D6" w:sz="4"/>
@@ -23512,7 +23676,7 @@
         </w:tc>
         <w:tc>
           <w:tcPr>
-            <w:tcW w:type="dxa" w:w="1934"/>
+            <w:tcW w:type="dxa" w:w="1083"/>
             <w:tcBorders>
               <w:top w:val="single" w:color="BFC9D6" w:sz="4"/>
               <w:left w:val="single" w:color="BFC9D6" w:sz="4"/>
@@ -23554,7 +23718,7 @@
         </w:trPr>
         <w:tc>
           <w:tcPr>
-            <w:tcW w:type="dxa" w:w="1740"/>
+            <w:tcW w:type="dxa" w:w="977"/>
             <w:tcBorders>
               <w:top w:val="single" w:color="BFC9D6" w:sz="4"/>
               <w:left w:val="single" w:color="BFC9D6" w:sz="4"/>
@@ -23590,7 +23754,7 @@
         </w:tc>
         <w:tc>
           <w:tcPr>
-            <w:tcW w:type="dxa" w:w="1740"/>
+            <w:tcW w:type="dxa" w:w="977"/>
             <w:tcBorders>
               <w:top w:val="single" w:color="BFC9D6" w:sz="4"/>
               <w:left w:val="single" w:color="BFC9D6" w:sz="4"/>
@@ -23626,7 +23790,7 @@
         </w:tc>
         <w:tc>
           <w:tcPr>
-            <w:tcW w:type="dxa" w:w="3097"/>
+            <w:tcW w:type="dxa" w:w="5850"/>
             <w:tcBorders>
               <w:top w:val="single" w:color="BFC9D6" w:sz="4"/>
               <w:left w:val="single" w:color="BFC9D6" w:sz="4"/>
@@ -23662,7 +23826,7 @@
         </w:tc>
         <w:tc>
           <w:tcPr>
-            <w:tcW w:type="dxa" w:w="1353"/>
+            <w:tcW w:type="dxa" w:w="977"/>
             <w:tcBorders>
               <w:top w:val="single" w:color="BFC9D6" w:sz="4"/>
               <w:left w:val="single" w:color="BFC9D6" w:sz="4"/>
@@ -23698,7 +23862,7 @@
         </w:tc>
         <w:tc>
           <w:tcPr>
-            <w:tcW w:type="dxa" w:w="1934"/>
+            <w:tcW w:type="dxa" w:w="1083"/>
             <w:tcBorders>
               <w:top w:val="single" w:color="BFC9D6" w:sz="4"/>
               <w:left w:val="single" w:color="BFC9D6" w:sz="4"/>
@@ -23739,7 +23903,7 @@
         </w:trPr>
         <w:tc>
           <w:tcPr>
-            <w:tcW w:type="dxa" w:w="1740"/>
+            <w:tcW w:type="dxa" w:w="977"/>
             <w:tcBorders>
               <w:top w:val="single" w:color="BFC9D6" w:sz="4"/>
               <w:left w:val="single" w:color="BFC9D6" w:sz="4"/>
@@ -23776,7 +23940,7 @@
         </w:tc>
         <w:tc>
           <w:tcPr>
-            <w:tcW w:type="dxa" w:w="1740"/>
+            <w:tcW w:type="dxa" w:w="977"/>
             <w:tcBorders>
               <w:top w:val="single" w:color="BFC9D6" w:sz="4"/>
               <w:left w:val="single" w:color="BFC9D6" w:sz="4"/>
@@ -23813,7 +23977,7 @@
         </w:tc>
         <w:tc>
           <w:tcPr>
-            <w:tcW w:type="dxa" w:w="3097"/>
+            <w:tcW w:type="dxa" w:w="5850"/>
             <w:tcBorders>
               <w:top w:val="single" w:color="BFC9D6" w:sz="4"/>
               <w:left w:val="single" w:color="BFC9D6" w:sz="4"/>
@@ -23859,7 +24023,7 @@
         </w:tc>
         <w:tc>
           <w:tcPr>
-            <w:tcW w:type="dxa" w:w="1353"/>
+            <w:tcW w:type="dxa" w:w="977"/>
             <w:tcBorders>
               <w:top w:val="single" w:color="BFC9D6" w:sz="4"/>
               <w:left w:val="single" w:color="BFC9D6" w:sz="4"/>
@@ -23896,7 +24060,7 @@
         </w:tc>
         <w:tc>
           <w:tcPr>
-            <w:tcW w:type="dxa" w:w="1934"/>
+            <w:tcW w:type="dxa" w:w="1083"/>
             <w:tcBorders>
               <w:top w:val="single" w:color="BFC9D6" w:sz="4"/>
               <w:left w:val="single" w:color="BFC9D6" w:sz="4"/>
@@ -23938,7 +24102,7 @@
         </w:trPr>
         <w:tc>
           <w:tcPr>
-            <w:tcW w:type="dxa" w:w="1740"/>
+            <w:tcW w:type="dxa" w:w="977"/>
             <w:tcBorders>
               <w:top w:val="single" w:color="BFC9D6" w:sz="4"/>
               <w:left w:val="single" w:color="BFC9D6" w:sz="4"/>
@@ -23974,7 +24138,7 @@
         </w:tc>
         <w:tc>
           <w:tcPr>
-            <w:tcW w:type="dxa" w:w="1740"/>
+            <w:tcW w:type="dxa" w:w="977"/>
             <w:tcBorders>
               <w:top w:val="single" w:color="BFC9D6" w:sz="4"/>
               <w:left w:val="single" w:color="BFC9D6" w:sz="4"/>
@@ -24010,7 +24174,7 @@
         </w:tc>
         <w:tc>
           <w:tcPr>
-            <w:tcW w:type="dxa" w:w="3097"/>
+            <w:tcW w:type="dxa" w:w="5850"/>
             <w:tcBorders>
               <w:top w:val="single" w:color="BFC9D6" w:sz="4"/>
               <w:left w:val="single" w:color="BFC9D6" w:sz="4"/>
@@ -24046,7 +24210,7 @@
         </w:tc>
         <w:tc>
           <w:tcPr>
-            <w:tcW w:type="dxa" w:w="1353"/>
+            <w:tcW w:type="dxa" w:w="977"/>
             <w:tcBorders>
               <w:top w:val="single" w:color="BFC9D6" w:sz="4"/>
               <w:left w:val="single" w:color="BFC9D6" w:sz="4"/>
@@ -24082,7 +24246,7 @@
         </w:tc>
         <w:tc>
           <w:tcPr>
-            <w:tcW w:type="dxa" w:w="1934"/>
+            <w:tcW w:type="dxa" w:w="1083"/>
             <w:tcBorders>
               <w:top w:val="single" w:color="BFC9D6" w:sz="4"/>
               <w:left w:val="single" w:color="BFC9D6" w:sz="4"/>
@@ -24123,7 +24287,7 @@
         </w:trPr>
         <w:tc>
           <w:tcPr>
-            <w:tcW w:type="dxa" w:w="1740"/>
+            <w:tcW w:type="dxa" w:w="977"/>
             <w:tcBorders>
               <w:top w:val="single" w:color="BFC9D6" w:sz="4"/>
               <w:left w:val="single" w:color="BFC9D6" w:sz="4"/>
@@ -24160,7 +24324,7 @@
         </w:tc>
         <w:tc>
           <w:tcPr>
-            <w:tcW w:type="dxa" w:w="1740"/>
+            <w:tcW w:type="dxa" w:w="977"/>
             <w:tcBorders>
               <w:top w:val="single" w:color="BFC9D6" w:sz="4"/>
               <w:left w:val="single" w:color="BFC9D6" w:sz="4"/>
@@ -24197,7 +24361,7 @@
         </w:tc>
         <w:tc>
           <w:tcPr>
-            <w:tcW w:type="dxa" w:w="3097"/>
+            <w:tcW w:type="dxa" w:w="5850"/>
             <w:tcBorders>
               <w:top w:val="single" w:color="BFC9D6" w:sz="4"/>
               <w:left w:val="single" w:color="BFC9D6" w:sz="4"/>
@@ -24234,7 +24398,7 @@
         </w:tc>
         <w:tc>
           <w:tcPr>
-            <w:tcW w:type="dxa" w:w="1353"/>
+            <w:tcW w:type="dxa" w:w="977"/>
             <w:tcBorders>
               <w:top w:val="single" w:color="BFC9D6" w:sz="4"/>
               <w:left w:val="single" w:color="BFC9D6" w:sz="4"/>
@@ -24271,7 +24435,7 @@
         </w:tc>
         <w:tc>
           <w:tcPr>
-            <w:tcW w:type="dxa" w:w="1934"/>
+            <w:tcW w:type="dxa" w:w="1083"/>
             <w:tcBorders>
               <w:top w:val="single" w:color="BFC9D6" w:sz="4"/>
               <w:left w:val="single" w:color="BFC9D6" w:sz="4"/>
@@ -24313,7 +24477,7 @@
         </w:trPr>
         <w:tc>
           <w:tcPr>
-            <w:tcW w:type="dxa" w:w="1740"/>
+            <w:tcW w:type="dxa" w:w="977"/>
             <w:tcBorders>
               <w:top w:val="single" w:color="BFC9D6" w:sz="4"/>
               <w:left w:val="single" w:color="BFC9D6" w:sz="4"/>
@@ -24349,7 +24513,7 @@
         </w:tc>
         <w:tc>
           <w:tcPr>
-            <w:tcW w:type="dxa" w:w="1740"/>
+            <w:tcW w:type="dxa" w:w="977"/>
             <w:tcBorders>
               <w:top w:val="single" w:color="BFC9D6" w:sz="4"/>
               <w:left w:val="single" w:color="BFC9D6" w:sz="4"/>
@@ -24385,7 +24549,7 @@
         </w:tc>
         <w:tc>
           <w:tcPr>
-            <w:tcW w:type="dxa" w:w="3097"/>
+            <w:tcW w:type="dxa" w:w="5850"/>
             <w:tcBorders>
               <w:top w:val="single" w:color="BFC9D6" w:sz="4"/>
               <w:left w:val="single" w:color="BFC9D6" w:sz="4"/>
@@ -24421,7 +24585,7 @@
         </w:tc>
         <w:tc>
           <w:tcPr>
-            <w:tcW w:type="dxa" w:w="1353"/>
+            <w:tcW w:type="dxa" w:w="977"/>
             <w:tcBorders>
               <w:top w:val="single" w:color="BFC9D6" w:sz="4"/>
               <w:left w:val="single" w:color="BFC9D6" w:sz="4"/>
@@ -24457,7 +24621,7 @@
         </w:tc>
         <w:tc>
           <w:tcPr>
-            <w:tcW w:type="dxa" w:w="1934"/>
+            <w:tcW w:type="dxa" w:w="1083"/>
             <w:tcBorders>
               <w:top w:val="single" w:color="BFC9D6" w:sz="4"/>
               <w:left w:val="single" w:color="BFC9D6" w:sz="4"/>

--- a/treasury-platform/docs/30-readiness/word/DOC-S12-logging-monitoring-audit.docx
+++ b/treasury-platform/docs/30-readiness/word/DOC-S12-logging-monitoring-audit.docx
@@ -12296,13 +12296,24 @@
       </w:r>
       <w:r>
         <w:rPr>
-          <w:rFonts w:ascii="Arial" w:cs="Arial" w:eastAsia="Arial" w:hAnsi="Arial"/>
-          <w:color w:val="E0A800"/>
+          <w:rFonts w:ascii="Segoe UI Emoji" w:cs="Segoe UI Emoji" w:eastAsia="Segoe UI Emoji" w:hAnsi="Segoe UI Emoji"/>
           <w:sz w:val="26"/>
           <w:szCs w:val="26"/>
           <w:rtl/>
         </w:rPr>
-        <w:t xml:space="preserve">●</w:t>
+        <w:t xml:space="preserve">✅</w:t>
+      </w:r>
+      <w:r>
+        <w:rPr>
+          <w:rFonts w:ascii="Arial" w:cs="Arial" w:eastAsia="Arial" w:hAnsi="Arial"/>
+          <w:b/>
+          <w:bCs/>
+          <w:color w:val="2B5C8A"/>
+          <w:sz w:val="26"/>
+          <w:szCs w:val="26"/>
+          <w:rtl/>
+        </w:rPr>
+        <w:t xml:space="preserve"> منفّذة في 2026-10-21 (ADR 0033)</w:t>
       </w:r>
       <w:bookmarkEnd w:id="14"/>
     </w:p>
@@ -12325,7 +12336,7 @@
           <w:szCs w:val="21"/>
           <w:rtl/>
         </w:rPr>
-        <w:t xml:space="preserve">السلسلة لا تكشف العبث وحدها، لأن من يعدّل السجل يعيد حساب البصمات (docs/20-database-design.md:165). والقرار مفتوح (docs/20-database-design.md:541).</w:t>
+        <w:t xml:space="preserve">السلسلة لا تكشف العبث وحدها، لأن من يعدّل السجل يعيد حساب البصمات (docs/20-database-design.md:165). ولذلك تُحفظ المرساة خارج القاعدة.</w:t>
       </w:r>
     </w:p>
     <w:p>
@@ -12590,7 +12601,7 @@
           <w:szCs w:val="21"/>
           <w:rtl/>
         </w:rPr>
-        <w:t xml:space="preserve">تبدأ مع FR-PLT-025 في S2 (docs/10-detailed-analysis/10-m0-m1-platform-organization.md:127)، و</w:t>
+        <w:t xml:space="preserve">تبدأ مع FR-PLT-025 في S2، و</w:t>
       </w:r>
       <w:r>
         <w:rPr>
@@ -12614,7 +12625,513 @@
           <w:szCs w:val="21"/>
           <w:rtl/>
         </w:rPr>
-        <w:t xml:space="preserve"> فارغ حتى ذلك (db/model/10-platform.model:305).</w:t>
+        <w:t xml:space="preserve"> فارغ حتى ذلك. </w:t>
+      </w:r>
+      <w:r>
+        <w:rPr>
+          <w:rFonts w:ascii="Arial" w:cs="Arial" w:eastAsia="Arial" w:hAnsi="Arial"/>
+          <w:b/>
+          <w:bCs/>
+          <w:sz w:val="21"/>
+          <w:szCs w:val="21"/>
+          <w:rtl/>
+        </w:rPr>
+        <w:t xml:space="preserve">بُنيت (db/static/055_audit_chain.sql، ADR 0033):</w:t>
+      </w:r>
+    </w:p>
+    <w:p>
+      <w:pPr>
+        <w:pStyle w:val="ListParagraph"/>
+        <w:numPr>
+          <w:ilvl w:val="1"/>
+          <w:numId w:val="2"/>
+        </w:numPr>
+        <w:bidi/>
+        <w:spacing w:after="70" w:before="0" w:line="300"/>
+      </w:pPr>
+      <w:r>
+        <w:rPr>
+          <w:rFonts w:ascii="Arial" w:cs="Arial" w:eastAsia="Arial" w:hAnsi="Arial"/>
+          <w:b/>
+          <w:bCs/>
+          <w:sz w:val="21"/>
+          <w:szCs w:val="21"/>
+          <w:rtl/>
+        </w:rPr>
+        <w:t xml:space="preserve">السلسلة:</w:t>
+      </w:r>
+      <w:r>
+        <w:rPr>
+          <w:rFonts w:ascii="Arial" w:cs="Arial" w:eastAsia="Arial" w:hAnsi="Arial"/>
+          <w:b w:val="false"/>
+          <w:bCs w:val="false"/>
+          <w:sz w:val="21"/>
+          <w:szCs w:val="21"/>
+          <w:rtl/>
+        </w:rPr>
+        <w:t xml:space="preserve"> سلسلة لكل مشترك، وسلسلة لأحداث المنصة بالمفتاح 0. وكل صف بصمته </w:t>
+      </w:r>
+      <w:r>
+        <w:rPr>
+          <w:rFonts w:ascii="Courier New" w:cs="Courier New" w:eastAsia="Courier New" w:hAnsi="Courier New"/>
+          <w:b w:val="false"/>
+          <w:bCs w:val="false"/>
+          <w:color w:val="1F2937"/>
+          <w:sz w:val="18"/>
+          <w:szCs w:val="18"/>
+          <w:shd w:fill="F1F3F5" w:color="auto" w:val="clear"/>
+          <w:rtl/>
+        </w:rPr>
+        <w:t xml:space="preserve">‎SHA-256(PrevHash ‖ ChainSeq بثمانية بايتات ‖ النص القانوني للصف بترميز UTF-16LE)‎</w:t>
+      </w:r>
+      <w:r>
+        <w:rPr>
+          <w:rFonts w:ascii="Arial" w:cs="Arial" w:eastAsia="Arial" w:hAnsi="Arial"/>
+          <w:b w:val="false"/>
+          <w:bCs w:val="false"/>
+          <w:sz w:val="21"/>
+          <w:szCs w:val="21"/>
+          <w:rtl/>
+        </w:rPr>
+        <w:t xml:space="preserve">، والنص القانوني تعطيه </w:t>
+      </w:r>
+      <w:r>
+        <w:rPr>
+          <w:rFonts w:ascii="Courier New" w:cs="Courier New" w:eastAsia="Courier New" w:hAnsi="Courier New"/>
+          <w:b w:val="false"/>
+          <w:bCs w:val="false"/>
+          <w:color w:val="1F2937"/>
+          <w:sz w:val="18"/>
+          <w:szCs w:val="18"/>
+          <w:shd w:fill="F1F3F5" w:color="auto" w:val="clear"/>
+          <w:rtl/>
+        </w:rPr>
+        <w:t xml:space="preserve">‎aud.fn_AuditCanonical‎</w:t>
+      </w:r>
+      <w:r>
+        <w:rPr>
+          <w:rFonts w:ascii="Arial" w:cs="Arial" w:eastAsia="Arial" w:hAnsi="Arial"/>
+          <w:b w:val="false"/>
+          <w:bCs w:val="false"/>
+          <w:sz w:val="21"/>
+          <w:szCs w:val="21"/>
+          <w:rtl/>
+        </w:rPr>
+        <w:t xml:space="preserve">.</w:t>
+      </w:r>
+    </w:p>
+    <w:p>
+      <w:pPr>
+        <w:pStyle w:val="ListParagraph"/>
+        <w:numPr>
+          <w:ilvl w:val="1"/>
+          <w:numId w:val="2"/>
+        </w:numPr>
+        <w:bidi/>
+        <w:spacing w:after="70" w:before="0" w:line="300"/>
+      </w:pPr>
+      <w:r>
+        <w:rPr>
+          <w:rFonts w:ascii="Arial" w:cs="Arial" w:eastAsia="Arial" w:hAnsi="Arial"/>
+          <w:b/>
+          <w:bCs/>
+          <w:sz w:val="21"/>
+          <w:szCs w:val="21"/>
+          <w:rtl/>
+        </w:rPr>
+        <w:t xml:space="preserve">الكتابة:</w:t>
+      </w:r>
+      <w:r>
+        <w:rPr>
+          <w:rFonts w:ascii="Arial" w:cs="Arial" w:eastAsia="Arial" w:hAnsi="Arial"/>
+          <w:b w:val="false"/>
+          <w:bCs w:val="false"/>
+          <w:sz w:val="21"/>
+          <w:szCs w:val="21"/>
+          <w:rtl/>
+        </w:rPr>
+        <w:t xml:space="preserve"> يكتبها القادح </w:t>
+      </w:r>
+      <w:r>
+        <w:rPr>
+          <w:rFonts w:ascii="Courier New" w:cs="Courier New" w:eastAsia="Courier New" w:hAnsi="Courier New"/>
+          <w:b w:val="false"/>
+          <w:bCs w:val="false"/>
+          <w:color w:val="1F2937"/>
+          <w:sz w:val="18"/>
+          <w:szCs w:val="18"/>
+          <w:shd w:fill="F1F3F5" w:color="auto" w:val="clear"/>
+          <w:rtl/>
+        </w:rPr>
+        <w:t xml:space="preserve">‎aud.TR_AuditLog_Chain‎</w:t>
+      </w:r>
+      <w:r>
+        <w:rPr>
+          <w:rFonts w:ascii="Arial" w:cs="Arial" w:eastAsia="Arial" w:hAnsi="Arial"/>
+          <w:b w:val="false"/>
+          <w:bCs w:val="false"/>
+          <w:sz w:val="21"/>
+          <w:szCs w:val="21"/>
+          <w:rtl/>
+        </w:rPr>
+        <w:t xml:space="preserve"> عند كل إدراج، أيًّا كان الكاتب، تحت قفل على رأس السلسلة في </w:t>
+      </w:r>
+      <w:r>
+        <w:rPr>
+          <w:rFonts w:ascii="Courier New" w:cs="Courier New" w:eastAsia="Courier New" w:hAnsi="Courier New"/>
+          <w:b w:val="false"/>
+          <w:bCs w:val="false"/>
+          <w:color w:val="1F2937"/>
+          <w:sz w:val="18"/>
+          <w:szCs w:val="18"/>
+          <w:shd w:fill="F1F3F5" w:color="auto" w:val="clear"/>
+          <w:rtl/>
+        </w:rPr>
+        <w:t xml:space="preserve">‎aud.AuditChainHead‎</w:t>
+      </w:r>
+      <w:r>
+        <w:rPr>
+          <w:rFonts w:ascii="Arial" w:cs="Arial" w:eastAsia="Arial" w:hAnsi="Arial"/>
+          <w:b w:val="false"/>
+          <w:bCs w:val="false"/>
+          <w:sz w:val="21"/>
+          <w:szCs w:val="21"/>
+          <w:rtl/>
+        </w:rPr>
+        <w:t xml:space="preserve">.</w:t>
+      </w:r>
+    </w:p>
+    <w:p>
+      <w:pPr>
+        <w:pStyle w:val="ListParagraph"/>
+        <w:numPr>
+          <w:ilvl w:val="1"/>
+          <w:numId w:val="2"/>
+        </w:numPr>
+        <w:bidi/>
+        <w:spacing w:after="70" w:before="0" w:line="300"/>
+      </w:pPr>
+      <w:r>
+        <w:rPr>
+          <w:rFonts w:ascii="Arial" w:cs="Arial" w:eastAsia="Arial" w:hAnsi="Arial"/>
+          <w:b/>
+          <w:bCs/>
+          <w:sz w:val="21"/>
+          <w:szCs w:val="21"/>
+          <w:rtl/>
+        </w:rPr>
+        <w:t xml:space="preserve">المرساة:</w:t>
+      </w:r>
+      <w:r>
+        <w:rPr>
+          <w:rFonts w:ascii="Arial" w:cs="Arial" w:eastAsia="Arial" w:hAnsi="Arial"/>
+          <w:b w:val="false"/>
+          <w:bCs w:val="false"/>
+          <w:sz w:val="21"/>
+          <w:szCs w:val="21"/>
+          <w:rtl/>
+        </w:rPr>
+        <w:t xml:space="preserve"> المهمة </w:t>
+      </w:r>
+      <w:r>
+        <w:rPr>
+          <w:rFonts w:ascii="Courier New" w:cs="Courier New" w:eastAsia="Courier New" w:hAnsi="Courier New"/>
+          <w:b w:val="false"/>
+          <w:bCs w:val="false"/>
+          <w:color w:val="1F2937"/>
+          <w:sz w:val="18"/>
+          <w:szCs w:val="18"/>
+          <w:shd w:fill="F1F3F5" w:color="auto" w:val="clear"/>
+          <w:rtl/>
+        </w:rPr>
+        <w:t xml:space="preserve">‎JOB-PLT-AUDIT-CHAIN‎</w:t>
+      </w:r>
+      <w:r>
+        <w:rPr>
+          <w:rFonts w:ascii="Arial" w:cs="Arial" w:eastAsia="Arial" w:hAnsi="Arial"/>
+          <w:b w:val="false"/>
+          <w:bCs w:val="false"/>
+          <w:sz w:val="21"/>
+          <w:szCs w:val="21"/>
+          <w:rtl/>
+        </w:rPr>
+        <w:t xml:space="preserve">، وهي الاسم المنفّذ لـ </w:t>
+      </w:r>
+      <w:r>
+        <w:rPr>
+          <w:rFonts w:ascii="Courier New" w:cs="Courier New" w:eastAsia="Courier New" w:hAnsi="Courier New"/>
+          <w:b w:val="false"/>
+          <w:bCs w:val="false"/>
+          <w:color w:val="1F2937"/>
+          <w:sz w:val="18"/>
+          <w:szCs w:val="18"/>
+          <w:shd w:fill="F1F3F5" w:color="auto" w:val="clear"/>
+          <w:rtl/>
+        </w:rPr>
+        <w:t xml:space="preserve">‎AUDIT_CHAIN_VERIFY‎</w:t>
+      </w:r>
+      <w:r>
+        <w:rPr>
+          <w:rFonts w:ascii="Arial" w:cs="Arial" w:eastAsia="Arial" w:hAnsi="Arial"/>
+          <w:b w:val="false"/>
+          <w:bCs w:val="false"/>
+          <w:sz w:val="21"/>
+          <w:szCs w:val="21"/>
+          <w:rtl/>
+        </w:rPr>
+        <w:t xml:space="preserve">، تسجّل رأس كل سلسلة تحركت في </w:t>
+      </w:r>
+      <w:r>
+        <w:rPr>
+          <w:rFonts w:ascii="Courier New" w:cs="Courier New" w:eastAsia="Courier New" w:hAnsi="Courier New"/>
+          <w:b w:val="false"/>
+          <w:bCs w:val="false"/>
+          <w:color w:val="1F2937"/>
+          <w:sz w:val="18"/>
+          <w:szCs w:val="18"/>
+          <w:shd w:fill="F1F3F5" w:color="auto" w:val="clear"/>
+          <w:rtl/>
+        </w:rPr>
+        <w:t xml:space="preserve">‎aud.AuditChainAnchor‎</w:t>
+      </w:r>
+      <w:r>
+        <w:rPr>
+          <w:rFonts w:ascii="Arial" w:cs="Arial" w:eastAsia="Arial" w:hAnsi="Arial"/>
+          <w:b w:val="false"/>
+          <w:bCs w:val="false"/>
+          <w:sz w:val="21"/>
+          <w:szCs w:val="21"/>
+          <w:rtl/>
+        </w:rPr>
+        <w:t xml:space="preserve">. ثم يكتبها </w:t>
+      </w:r>
+      <w:r>
+        <w:rPr>
+          <w:rFonts w:ascii="Courier New" w:cs="Courier New" w:eastAsia="Courier New" w:hAnsi="Courier New"/>
+          <w:b w:val="false"/>
+          <w:bCs w:val="false"/>
+          <w:color w:val="1F2937"/>
+          <w:sz w:val="18"/>
+          <w:szCs w:val="18"/>
+          <w:shd w:fill="F1F3F5" w:color="auto" w:val="clear"/>
+          <w:rtl/>
+        </w:rPr>
+        <w:t xml:space="preserve">‎tools/deploy/audit_anchor.sh take &lt;store&gt;‎</w:t>
+      </w:r>
+      <w:r>
+        <w:rPr>
+          <w:rFonts w:ascii="Arial" w:cs="Arial" w:eastAsia="Arial" w:hAnsi="Arial"/>
+          <w:b w:val="false"/>
+          <w:bCs w:val="false"/>
+          <w:sz w:val="21"/>
+          <w:szCs w:val="21"/>
+          <w:rtl/>
+        </w:rPr>
+        <w:t xml:space="preserve"> في ملف جديد للقراءة فقط داخل المخزن غير القابل للتعديل.</w:t>
+      </w:r>
+    </w:p>
+    <w:p>
+      <w:pPr>
+        <w:pStyle w:val="ListParagraph"/>
+        <w:numPr>
+          <w:ilvl w:val="1"/>
+          <w:numId w:val="2"/>
+        </w:numPr>
+        <w:bidi/>
+        <w:spacing w:after="70" w:before="0" w:line="300"/>
+      </w:pPr>
+      <w:r>
+        <w:rPr>
+          <w:rFonts w:ascii="Arial" w:cs="Arial" w:eastAsia="Arial" w:hAnsi="Arial"/>
+          <w:b/>
+          <w:bCs/>
+          <w:sz w:val="21"/>
+          <w:szCs w:val="21"/>
+          <w:rtl/>
+        </w:rPr>
+        <w:t xml:space="preserve">التحقق:</w:t>
+      </w:r>
+      <w:r>
+        <w:rPr>
+          <w:rFonts w:ascii="Arial" w:cs="Arial" w:eastAsia="Arial" w:hAnsi="Arial"/>
+          <w:b w:val="false"/>
+          <w:bCs w:val="false"/>
+          <w:sz w:val="21"/>
+          <w:szCs w:val="21"/>
+          <w:rtl/>
+        </w:rPr>
+        <w:t xml:space="preserve"> </w:t>
+      </w:r>
+      <w:r>
+        <w:rPr>
+          <w:rFonts w:ascii="Courier New" w:cs="Courier New" w:eastAsia="Courier New" w:hAnsi="Courier New"/>
+          <w:b w:val="false"/>
+          <w:bCs w:val="false"/>
+          <w:color w:val="1F2937"/>
+          <w:sz w:val="18"/>
+          <w:szCs w:val="18"/>
+          <w:shd w:fill="F1F3F5" w:color="auto" w:val="clear"/>
+          <w:rtl/>
+        </w:rPr>
+        <w:t xml:space="preserve">‎audit_anchor.sh verify &lt;store&gt;‎</w:t>
+      </w:r>
+      <w:r>
+        <w:rPr>
+          <w:rFonts w:ascii="Arial" w:cs="Arial" w:eastAsia="Arial" w:hAnsi="Arial"/>
+          <w:b w:val="false"/>
+          <w:bCs w:val="false"/>
+          <w:sz w:val="21"/>
+          <w:szCs w:val="21"/>
+          <w:rtl/>
+        </w:rPr>
+        <w:t xml:space="preserve"> يقارن كل سلسلة بآخر مرساة في المخزن، لا بالقاعدة (</w:t>
+      </w:r>
+      <w:r>
+        <w:rPr>
+          <w:rFonts w:ascii="Courier New" w:cs="Courier New" w:eastAsia="Courier New" w:hAnsi="Courier New"/>
+          <w:b w:val="false"/>
+          <w:bCs w:val="false"/>
+          <w:color w:val="1F2937"/>
+          <w:sz w:val="18"/>
+          <w:szCs w:val="18"/>
+          <w:shd w:fill="F1F3F5" w:color="auto" w:val="clear"/>
+          <w:rtl/>
+        </w:rPr>
+        <w:t xml:space="preserve">‎aud.usp_VerifyAuditChain‎</w:t>
+      </w:r>
+      <w:r>
+        <w:rPr>
+          <w:rFonts w:ascii="Arial" w:cs="Arial" w:eastAsia="Arial" w:hAnsi="Arial"/>
+          <w:b w:val="false"/>
+          <w:bCs w:val="false"/>
+          <w:sz w:val="21"/>
+          <w:szCs w:val="21"/>
+          <w:rtl/>
+        </w:rPr>
+        <w:t xml:space="preserve">): يعيد حساب كل بصمة، ويتحقق من الربط ومن الأرقام بلا فجوة، ومن أنه لا صف بلا رقم، ومن الرأس، ومن بصمة المرساة.</w:t>
+      </w:r>
+    </w:p>
+    <w:p>
+      <w:pPr>
+        <w:pStyle w:val="ListParagraph"/>
+        <w:numPr>
+          <w:ilvl w:val="1"/>
+          <w:numId w:val="2"/>
+        </w:numPr>
+        <w:bidi/>
+        <w:spacing w:after="70" w:before="0" w:line="300"/>
+      </w:pPr>
+      <w:r>
+        <w:rPr>
+          <w:rFonts w:ascii="Arial" w:cs="Arial" w:eastAsia="Arial" w:hAnsi="Arial"/>
+          <w:b/>
+          <w:bCs/>
+          <w:sz w:val="21"/>
+          <w:szCs w:val="21"/>
+          <w:rtl/>
+        </w:rPr>
+        <w:t xml:space="preserve">النتيجة:</w:t>
+      </w:r>
+      <w:r>
+        <w:rPr>
+          <w:rFonts w:ascii="Arial" w:cs="Arial" w:eastAsia="Arial" w:hAnsi="Arial"/>
+          <w:b w:val="false"/>
+          <w:bCs w:val="false"/>
+          <w:sz w:val="21"/>
+          <w:szCs w:val="21"/>
+          <w:rtl/>
+        </w:rPr>
+        <w:t xml:space="preserve"> كل نتيجة حدث منصة: AUDIT_CHAIN_VERIFIED، أو AUDIT_CHAIN_BROKEN بخطورة عالية ينبّه عليه AL-12.</w:t>
+      </w:r>
+    </w:p>
+    <w:p>
+      <w:pPr>
+        <w:pStyle w:val="ListParagraph"/>
+        <w:numPr>
+          <w:ilvl w:val="1"/>
+          <w:numId w:val="2"/>
+        </w:numPr>
+        <w:bidi/>
+        <w:spacing w:after="70" w:before="0" w:line="300"/>
+      </w:pPr>
+      <w:r>
+        <w:rPr>
+          <w:rFonts w:ascii="Arial" w:cs="Arial" w:eastAsia="Arial" w:hAnsi="Arial"/>
+          <w:b/>
+          <w:bCs/>
+          <w:sz w:val="21"/>
+          <w:szCs w:val="21"/>
+          <w:rtl/>
+        </w:rPr>
+        <w:t xml:space="preserve">الاختبارات:</w:t>
+      </w:r>
+      <w:r>
+        <w:rPr>
+          <w:rFonts w:ascii="Arial" w:cs="Arial" w:eastAsia="Arial" w:hAnsi="Arial"/>
+          <w:b w:val="false"/>
+          <w:bCs w:val="false"/>
+          <w:sz w:val="21"/>
+          <w:szCs w:val="21"/>
+          <w:rtl/>
+        </w:rPr>
+        <w:t xml:space="preserve"> AC1 إلى AC6 في db/tests/integrity_tests.sql، وAA1 إلى AA3 في tools/ci/audit_anchor_check.sh.</w:t>
+      </w:r>
+    </w:p>
+    <w:p>
+      <w:pPr>
+        <w:pStyle w:val="ListParagraph"/>
+        <w:numPr>
+          <w:ilvl w:val="1"/>
+          <w:numId w:val="2"/>
+        </w:numPr>
+        <w:bidi/>
+        <w:spacing w:after="70" w:before="0" w:line="300"/>
+      </w:pPr>
+      <w:r>
+        <w:rPr>
+          <w:rFonts w:ascii="Arial" w:cs="Arial" w:eastAsia="Arial" w:hAnsi="Arial"/>
+          <w:b/>
+          <w:bCs/>
+          <w:sz w:val="21"/>
+          <w:szCs w:val="21"/>
+          <w:rtl/>
+        </w:rPr>
+        <w:t xml:space="preserve">ما بقي:</w:t>
+      </w:r>
+      <w:r>
+        <w:rPr>
+          <w:rFonts w:ascii="Arial" w:cs="Arial" w:eastAsia="Arial" w:hAnsi="Arial"/>
+          <w:b w:val="false"/>
+          <w:bCs w:val="false"/>
+          <w:sz w:val="21"/>
+          <w:szCs w:val="21"/>
+          <w:rtl/>
+        </w:rPr>
+        <w:t xml:space="preserve"> إشعار المشترك </w:t>
+      </w:r>
+      <w:r>
+        <w:rPr>
+          <w:rFonts w:ascii="Courier New" w:cs="Courier New" w:eastAsia="Courier New" w:hAnsi="Courier New"/>
+          <w:b w:val="false"/>
+          <w:bCs w:val="false"/>
+          <w:color w:val="1F2937"/>
+          <w:sz w:val="18"/>
+          <w:szCs w:val="18"/>
+          <w:shd w:fill="F1F3F5" w:color="auto" w:val="clear"/>
+          <w:rtl/>
+        </w:rPr>
+        <w:t xml:space="preserve">‎PLT.INTEGRITY_FAIL‎</w:t>
+      </w:r>
+      <w:r>
+        <w:rPr>
+          <w:rFonts w:ascii="Arial" w:cs="Arial" w:eastAsia="Arial" w:hAnsi="Arial"/>
+          <w:b w:val="false"/>
+          <w:bCs w:val="false"/>
+          <w:sz w:val="21"/>
+          <w:szCs w:val="21"/>
+          <w:rtl/>
+        </w:rPr>
+        <w:t xml:space="preserve">، لأنه ينتظر موزّع الإشعارات (DOC-F17). واختيار المخزن نفسه (دلو بقفل كتابة أو وحدة WORM) قرار تشغيل مع DQ-S12-2.</w:t>
       </w:r>
     </w:p>
     <w:p>

--- a/treasury-platform/docs/30-readiness/word/DOC-S12-logging-monitoring-audit.docx
+++ b/treasury-platform/docs/30-readiness/word/DOC-S12-logging-monitoring-audit.docx
@@ -13063,6 +13063,164 @@
           <w:szCs w:val="21"/>
           <w:rtl/>
         </w:rPr>
+        <w:t xml:space="preserve">يوميًا من المرساة، وأسبوعيًا كاملًا (بعد قياس الأداء، ADR 0036، docs/40):</w:t>
+      </w:r>
+    </w:p>
+    <w:p>
+      <w:pPr>
+        <w:pStyle w:val="ListParagraph"/>
+        <w:numPr>
+          <w:ilvl w:val="2"/>
+          <w:numId w:val="2"/>
+        </w:numPr>
+        <w:bidi/>
+        <w:spacing w:after="70" w:before="0" w:line="300"/>
+      </w:pPr>
+      <w:r>
+        <w:rPr>
+          <w:rFonts w:ascii="Arial" w:cs="Arial" w:eastAsia="Arial" w:hAnsi="Arial"/>
+          <w:b w:val="false"/>
+          <w:bCs w:val="false"/>
+          <w:sz w:val="21"/>
+          <w:szCs w:val="21"/>
+          <w:rtl/>
+        </w:rPr>
+        <w:t xml:space="preserve">الفحص الكامل يكلّف نحو 40 ميكروثانية للصف، أي 2 ثانية لمشترك من 50 ألف صف، ويزيد بلا حد مع نمو السجل.</w:t>
+      </w:r>
+    </w:p>
+    <w:p>
+      <w:pPr>
+        <w:pStyle w:val="ListParagraph"/>
+        <w:numPr>
+          <w:ilvl w:val="2"/>
+          <w:numId w:val="2"/>
+        </w:numPr>
+        <w:bidi/>
+        <w:spacing w:after="70" w:before="0" w:line="300"/>
+      </w:pPr>
+      <w:r>
+        <w:rPr>
+          <w:rFonts w:ascii="Arial" w:cs="Arial" w:eastAsia="Arial" w:hAnsi="Arial"/>
+          <w:b w:val="false"/>
+          <w:bCs w:val="false"/>
+          <w:sz w:val="21"/>
+          <w:szCs w:val="21"/>
+          <w:rtl/>
+        </w:rPr>
+        <w:t xml:space="preserve">لذلك يبدأ الفحص اليومي من آخر مرساة (</w:t>
+      </w:r>
+      <w:r>
+        <w:rPr>
+          <w:rFonts w:ascii="Courier New" w:cs="Courier New" w:eastAsia="Courier New" w:hAnsi="Courier New"/>
+          <w:b w:val="false"/>
+          <w:bCs w:val="false"/>
+          <w:color w:val="1F2937"/>
+          <w:sz w:val="18"/>
+          <w:szCs w:val="18"/>
+          <w:shd w:fill="F1F3F5" w:color="auto" w:val="clear"/>
+          <w:rtl/>
+        </w:rPr>
+        <w:t xml:space="preserve">‎audit_anchor.sh verify‎</w:t>
+      </w:r>
+      <w:r>
+        <w:rPr>
+          <w:rFonts w:ascii="Arial" w:cs="Arial" w:eastAsia="Arial" w:hAnsi="Arial"/>
+          <w:b w:val="false"/>
+          <w:bCs w:val="false"/>
+          <w:sz w:val="21"/>
+          <w:szCs w:val="21"/>
+          <w:rtl/>
+        </w:rPr>
+        <w:t xml:space="preserve">): صف المرساة وما بعده فقط، نحو 0.17 ثانية ليوم من 500 صف.</w:t>
+      </w:r>
+    </w:p>
+    <w:p>
+      <w:pPr>
+        <w:pStyle w:val="ListParagraph"/>
+        <w:numPr>
+          <w:ilvl w:val="2"/>
+          <w:numId w:val="2"/>
+        </w:numPr>
+        <w:bidi/>
+        <w:spacing w:after="70" w:before="0" w:line="300"/>
+      </w:pPr>
+      <w:r>
+        <w:rPr>
+          <w:rFonts w:ascii="Arial" w:cs="Arial" w:eastAsia="Arial" w:hAnsi="Arial"/>
+          <w:b w:val="false"/>
+          <w:bCs w:val="false"/>
+          <w:sz w:val="21"/>
+          <w:szCs w:val="21"/>
+          <w:rtl/>
+        </w:rPr>
+        <w:t xml:space="preserve">إعادة كتابة صفوف قديمة مع إعادة حساب بصماتها تغيّر صف المرساة، فيكشفها الفحص اليومي.</w:t>
+      </w:r>
+    </w:p>
+    <w:p>
+      <w:pPr>
+        <w:pStyle w:val="ListParagraph"/>
+        <w:numPr>
+          <w:ilvl w:val="2"/>
+          <w:numId w:val="2"/>
+        </w:numPr>
+        <w:bidi/>
+        <w:spacing w:after="70" w:before="0" w:line="300"/>
+      </w:pPr>
+      <w:r>
+        <w:rPr>
+          <w:rFonts w:ascii="Arial" w:cs="Arial" w:eastAsia="Arial" w:hAnsi="Arial"/>
+          <w:b w:val="false"/>
+          <w:bCs w:val="false"/>
+          <w:sz w:val="21"/>
+          <w:szCs w:val="21"/>
+          <w:rtl/>
+        </w:rPr>
+        <w:t xml:space="preserve">أما تعديل صف قديم دون إعادة حساب بصمته فلا يراه إلا الفحص الكامل الأسبوعي (</w:t>
+      </w:r>
+      <w:r>
+        <w:rPr>
+          <w:rFonts w:ascii="Courier New" w:cs="Courier New" w:eastAsia="Courier New" w:hAnsi="Courier New"/>
+          <w:b w:val="false"/>
+          <w:bCs w:val="false"/>
+          <w:color w:val="1F2937"/>
+          <w:sz w:val="18"/>
+          <w:szCs w:val="18"/>
+          <w:shd w:fill="F1F3F5" w:color="auto" w:val="clear"/>
+          <w:rtl/>
+        </w:rPr>
+        <w:t xml:space="preserve">‎verify --full‎</w:t>
+      </w:r>
+      <w:r>
+        <w:rPr>
+          <w:rFonts w:ascii="Arial" w:cs="Arial" w:eastAsia="Arial" w:hAnsi="Arial"/>
+          <w:b w:val="false"/>
+          <w:bCs w:val="false"/>
+          <w:sz w:val="21"/>
+          <w:szCs w:val="21"/>
+          <w:rtl/>
+        </w:rPr>
+        <w:t xml:space="preserve">).</w:t>
+      </w:r>
+    </w:p>
+    <w:p>
+      <w:pPr>
+        <w:pStyle w:val="ListParagraph"/>
+        <w:numPr>
+          <w:ilvl w:val="1"/>
+          <w:numId w:val="2"/>
+        </w:numPr>
+        <w:bidi/>
+        <w:spacing w:after="70" w:before="0" w:line="300"/>
+      </w:pPr>
+      <w:r>
+        <w:rPr>
+          <w:rFonts w:ascii="Arial" w:cs="Arial" w:eastAsia="Arial" w:hAnsi="Arial"/>
+          <w:b/>
+          <w:bCs/>
+          <w:sz w:val="21"/>
+          <w:szCs w:val="21"/>
+          <w:rtl/>
+        </w:rPr>
         <w:t xml:space="preserve">الاختبارات:</w:t>
       </w:r>
       <w:r>
@@ -13074,7 +13232,7 @@
           <w:szCs w:val="21"/>
           <w:rtl/>
         </w:rPr>
-        <w:t xml:space="preserve"> AC1 إلى AC6 في db/tests/integrity_tests.sql، وAA1 إلى AA3 في tools/ci/audit_anchor_check.sh.</w:t>
+        <w:t xml:space="preserve"> AC1 إلى AC7 في db/tests/integrity_tests.sql، وAA1 إلى AA3 في tools/ci/audit_anchor_check.sh.</w:t>
       </w:r>
     </w:p>
     <w:p>

--- a/treasury-platform/docs/30-readiness/word/DOC-S12-logging-monitoring-audit.docx
+++ b/treasury-platform/docs/30-readiness/word/DOC-S12-logging-monitoring-audit.docx
@@ -1389,7 +1389,103 @@
                 <w:szCs w:val="18"/>
                 <w:rtl/>
               </w:rPr>
-              <w:t xml:space="preserve">جدول مختلط للإضافة فقط بفئة وشدة ونتيجة وارتباط وعنوان، وأعمدة سلسلة فارغة حتى تفعيل FR-PLT-025</w:t>
+              <w:t xml:space="preserve">جدول مختلط للإضافة فقط بفئة وشدة ونتيجة وارتباط وعنوان، وأعمدة سلسلة (</w:t>
+            </w:r>
+            <w:r>
+              <w:rPr>
+                <w:rFonts w:ascii="Courier New" w:cs="Courier New" w:eastAsia="Courier New" w:hAnsi="Courier New"/>
+                <w:b w:val="false"/>
+                <w:bCs w:val="false"/>
+                <w:color w:val="1F2937"/>
+                <w:sz w:val="16"/>
+                <w:szCs w:val="16"/>
+                <w:shd w:fill="F1F3F5" w:color="auto" w:val="clear"/>
+                <w:rtl/>
+              </w:rPr>
+              <w:t xml:space="preserve">‎ChainSeq‎</w:t>
+            </w:r>
+            <w:r>
+              <w:rPr>
+                <w:rFonts w:ascii="Arial" w:cs="Arial" w:eastAsia="Arial" w:hAnsi="Arial"/>
+                <w:b w:val="false"/>
+                <w:bCs w:val="false"/>
+                <w:sz w:val="18"/>
+                <w:szCs w:val="18"/>
+                <w:rtl/>
+              </w:rPr>
+              <w:t xml:space="preserve"> و</w:t>
+            </w:r>
+            <w:r>
+              <w:rPr>
+                <w:rFonts w:ascii="Courier New" w:cs="Courier New" w:eastAsia="Courier New" w:hAnsi="Courier New"/>
+                <w:b w:val="false"/>
+                <w:bCs w:val="false"/>
+                <w:color w:val="1F2937"/>
+                <w:sz w:val="16"/>
+                <w:szCs w:val="16"/>
+                <w:shd w:fill="F1F3F5" w:color="auto" w:val="clear"/>
+                <w:rtl/>
+              </w:rPr>
+              <w:t xml:space="preserve">‎PrevHash‎</w:t>
+            </w:r>
+            <w:r>
+              <w:rPr>
+                <w:rFonts w:ascii="Arial" w:cs="Arial" w:eastAsia="Arial" w:hAnsi="Arial"/>
+                <w:b w:val="false"/>
+                <w:bCs w:val="false"/>
+                <w:sz w:val="18"/>
+                <w:szCs w:val="18"/>
+                <w:rtl/>
+              </w:rPr>
+              <w:t xml:space="preserve"> و</w:t>
+            </w:r>
+            <w:r>
+              <w:rPr>
+                <w:rFonts w:ascii="Courier New" w:cs="Courier New" w:eastAsia="Courier New" w:hAnsi="Courier New"/>
+                <w:b w:val="false"/>
+                <w:bCs w:val="false"/>
+                <w:color w:val="1F2937"/>
+                <w:sz w:val="16"/>
+                <w:szCs w:val="16"/>
+                <w:shd w:fill="F1F3F5" w:color="auto" w:val="clear"/>
+                <w:rtl/>
+              </w:rPr>
+              <w:t xml:space="preserve">‎RowHash‎</w:t>
+            </w:r>
+            <w:r>
+              <w:rPr>
+                <w:rFonts w:ascii="Arial" w:cs="Arial" w:eastAsia="Arial" w:hAnsi="Arial"/>
+                <w:b w:val="false"/>
+                <w:bCs w:val="false"/>
+                <w:sz w:val="18"/>
+                <w:szCs w:val="18"/>
+                <w:rtl/>
+              </w:rPr>
+              <w:t xml:space="preserve">) يكتبها القادح </w:t>
+            </w:r>
+            <w:r>
+              <w:rPr>
+                <w:rFonts w:ascii="Courier New" w:cs="Courier New" w:eastAsia="Courier New" w:hAnsi="Courier New"/>
+                <w:b w:val="false"/>
+                <w:bCs w:val="false"/>
+                <w:color w:val="1F2937"/>
+                <w:sz w:val="16"/>
+                <w:szCs w:val="16"/>
+                <w:shd w:fill="F1F3F5" w:color="auto" w:val="clear"/>
+                <w:rtl/>
+              </w:rPr>
+              <w:t xml:space="preserve">‎aud.TR_AuditLog_Chain‎</w:t>
+            </w:r>
+            <w:r>
+              <w:rPr>
+                <w:rFonts w:ascii="Arial" w:cs="Arial" w:eastAsia="Arial" w:hAnsi="Arial"/>
+                <w:b w:val="false"/>
+                <w:bCs w:val="false"/>
+                <w:sz w:val="18"/>
+                <w:szCs w:val="18"/>
+                <w:rtl/>
+              </w:rPr>
+              <w:t xml:space="preserve"> عند كل إدراج (055، ADR 0033)</w:t>
             </w:r>
           </w:p>
         </w:tc>
@@ -1425,7 +1521,7 @@
                 <w:szCs w:val="18"/>
                 <w:rtl/>
               </w:rPr>
-              <w:t xml:space="preserve">db/model/10-platform.model:304-330</w:t>
+              <w:t xml:space="preserve">db/model/10-platform.model:360-386</w:t>
             </w:r>
           </w:p>
         </w:tc>
@@ -7352,7 +7448,7 @@
           <w:szCs w:val="21"/>
           <w:rtl/>
         </w:rPr>
-        <w:t xml:space="preserve"> يتجاوزون RLS والمنع ويعدّلون أي صف (DOC-S08 §9، THR-57). سلسلة البصمات لا تكشف ذلك وحدها (docs/20-database-design.md:165)، وSQL Server Audit المشحون خارج الخادم يكشفه.</w:t>
+        <w:t xml:space="preserve"> يتجاوزون RLS والمنع ويعدّلون أي صف (DOC-S08 §9، THR-57). سلسلة البصمات لا تكشف ذلك وحدها (docs/20-database-design.md:192)، وSQL Server Audit المشحون خارج الخادم يكشفه.</w:t>
       </w:r>
     </w:p>
     <w:p>
@@ -12336,7 +12432,7 @@
           <w:szCs w:val="21"/>
           <w:rtl/>
         </w:rPr>
-        <w:t xml:space="preserve">السلسلة لا تكشف العبث وحدها، لأن من يعدّل السجل يعيد حساب البصمات (docs/20-database-design.md:165). ولذلك تُحفظ المرساة خارج القاعدة.</w:t>
+        <w:t xml:space="preserve">السلسلة لا تكشف العبث وحدها، لأن من يعدّل السجل يعيد حساب البصمات (docs/20-database-design.md:192). ولذلك تُحفظ المرساة خارج القاعدة.</w:t>
       </w:r>
     </w:p>
     <w:p>
@@ -12393,7 +12489,7 @@
           <w:szCs w:val="21"/>
           <w:rtl/>
         </w:rPr>
-        <w:t xml:space="preserve"> (المثال في db/model/10-platform.model:555) تعمل لكل مشترك يوميًا: تتحقق من اتصال </w:t>
+        <w:t xml:space="preserve"> (المثال في db/model/10-platform.model:650) تعمل لكل مشترك يوميًا: تتحقق من اتصال </w:t>
       </w:r>
       <w:r>
         <w:rPr>
@@ -12546,7 +12642,7 @@
           <w:szCs w:val="21"/>
           <w:rtl/>
         </w:rPr>
-        <w:t xml:space="preserve"> للمشترك (docs/10-detailed-analysis/10-m0-m1-platform-organization.md:537-539).</w:t>
+        <w:t xml:space="preserve"> للمشترك (لم يُبنَ بعد، انظر «ما بقي» أدناه) (docs/10-detailed-analysis/10-m0-m1-platform-organization.md:537-539).</w:t>
       </w:r>
     </w:p>
     <w:p>
@@ -12879,31 +12975,7 @@
           <w:szCs w:val="21"/>
           <w:rtl/>
         </w:rPr>
-        <w:t xml:space="preserve">، تسجّل رأس كل سلسلة تحركت في </w:t>
-      </w:r>
-      <w:r>
-        <w:rPr>
-          <w:rFonts w:ascii="Courier New" w:cs="Courier New" w:eastAsia="Courier New" w:hAnsi="Courier New"/>
-          <w:b w:val="false"/>
-          <w:bCs w:val="false"/>
-          <w:color w:val="1F2937"/>
-          <w:sz w:val="18"/>
-          <w:szCs w:val="18"/>
-          <w:shd w:fill="F1F3F5" w:color="auto" w:val="clear"/>
-          <w:rtl/>
-        </w:rPr>
-        <w:t xml:space="preserve">‎aud.AuditChainAnchor‎</w:t>
-      </w:r>
-      <w:r>
-        <w:rPr>
-          <w:rFonts w:ascii="Arial" w:cs="Arial" w:eastAsia="Arial" w:hAnsi="Arial"/>
-          <w:b w:val="false"/>
-          <w:bCs w:val="false"/>
-          <w:sz w:val="21"/>
-          <w:szCs w:val="21"/>
-          <w:rtl/>
-        </w:rPr>
-        <w:t xml:space="preserve">. ثم يكتبها </w:t>
+        <w:t xml:space="preserve">. يشغّل </w:t>
       </w:r>
       <w:r>
         <w:rPr>
@@ -12927,7 +12999,193 @@
           <w:szCs w:val="21"/>
           <w:rtl/>
         </w:rPr>
-        <w:t xml:space="preserve"> في ملف جديد للقراءة فقط داخل المخزن غير القابل للتعديل.</w:t>
+        <w:t xml:space="preserve"> يوميًا. يفحص أولًا كل سلسلة من آخر مرساة لها في المخزن، ولا يرسي شيئًا إن لم تكن إحداها سليمة. ثم يأخذ رأس كل سلسلة تجاوزت آخر مرساة لها في المخزن، لا في القاعدة. ويكتب الرؤوس في ملف جديد باسم فريد، ويعيد قراءته ويقارنه، ثم يجعله للقراءة فقط. والمخزن يحمل الملف </w:t>
+      </w:r>
+      <w:r>
+        <w:rPr>
+          <w:rFonts w:ascii="Courier New" w:cs="Courier New" w:eastAsia="Courier New" w:hAnsi="Courier New"/>
+          <w:b w:val="false"/>
+          <w:bCs w:val="false"/>
+          <w:color w:val="1F2937"/>
+          <w:sz w:val="18"/>
+          <w:szCs w:val="18"/>
+          <w:shd w:fill="F1F3F5" w:color="auto" w:val="clear"/>
+          <w:rtl/>
+        </w:rPr>
+        <w:t xml:space="preserve">‎.bankfas-anchor-store‎</w:t>
+      </w:r>
+      <w:r>
+        <w:rPr>
+          <w:rFonts w:ascii="Arial" w:cs="Arial" w:eastAsia="Arial" w:hAnsi="Arial"/>
+          <w:b w:val="false"/>
+          <w:bCs w:val="false"/>
+          <w:sz w:val="21"/>
+          <w:szCs w:val="21"/>
+          <w:rtl/>
+        </w:rPr>
+        <w:t xml:space="preserve">، فلا يُقبل مجلد غير مركّب. وإن فُقد ملف، أُخذت مرساته في التشغيل التالي (ADR 0039، المراجعة الداخلية v6).</w:t>
+      </w:r>
+    </w:p>
+    <w:p>
+      <w:pPr>
+        <w:pStyle w:val="ListParagraph"/>
+        <w:numPr>
+          <w:ilvl w:val="1"/>
+          <w:numId w:val="2"/>
+        </w:numPr>
+        <w:bidi/>
+        <w:spacing w:after="70" w:before="0" w:line="300"/>
+      </w:pPr>
+      <w:r>
+        <w:rPr>
+          <w:rFonts w:ascii="Arial" w:cs="Arial" w:eastAsia="Arial" w:hAnsi="Arial"/>
+          <w:b/>
+          <w:bCs/>
+          <w:sz w:val="21"/>
+          <w:szCs w:val="21"/>
+          <w:rtl/>
+        </w:rPr>
+        <w:t xml:space="preserve">الإنذار عند التوقف:</w:t>
+      </w:r>
+      <w:r>
+        <w:rPr>
+          <w:rFonts w:ascii="Arial" w:cs="Arial" w:eastAsia="Arial" w:hAnsi="Arial"/>
+          <w:b w:val="false"/>
+          <w:bCs w:val="false"/>
+          <w:sz w:val="21"/>
+          <w:szCs w:val="21"/>
+          <w:rtl/>
+        </w:rPr>
+        <w:t xml:space="preserve"> يفشل </w:t>
+      </w:r>
+      <w:r>
+        <w:rPr>
+          <w:rFonts w:ascii="Courier New" w:cs="Courier New" w:eastAsia="Courier New" w:hAnsi="Courier New"/>
+          <w:b w:val="false"/>
+          <w:bCs w:val="false"/>
+          <w:color w:val="1F2937"/>
+          <w:sz w:val="18"/>
+          <w:szCs w:val="18"/>
+          <w:shd w:fill="F1F3F5" w:color="auto" w:val="clear"/>
+          <w:rtl/>
+        </w:rPr>
+        <w:t xml:space="preserve">‎verify‎</w:t>
+      </w:r>
+      <w:r>
+        <w:rPr>
+          <w:rFonts w:ascii="Arial" w:cs="Arial" w:eastAsia="Arial" w:hAnsi="Arial"/>
+          <w:b w:val="false"/>
+          <w:bCs w:val="false"/>
+          <w:sz w:val="21"/>
+          <w:szCs w:val="21"/>
+          <w:rtl/>
+        </w:rPr>
+        <w:t xml:space="preserve"> لسلسلة تحركت بعد مرساة أقدم من 26 ساعة (STALE)، ولسلسلة بلا مرساة أقدم صفوفها أقدم من ذلك (NOT_ANCHORED). والأسبوعي </w:t>
+      </w:r>
+      <w:r>
+        <w:rPr>
+          <w:rFonts w:ascii="Courier New" w:cs="Courier New" w:eastAsia="Courier New" w:hAnsi="Courier New"/>
+          <w:b w:val="false"/>
+          <w:bCs w:val="false"/>
+          <w:color w:val="1F2937"/>
+          <w:sz w:val="18"/>
+          <w:szCs w:val="18"/>
+          <w:shd w:fill="F1F3F5" w:color="auto" w:val="clear"/>
+          <w:rtl/>
+        </w:rPr>
+        <w:t xml:space="preserve">‎verify --full‎</w:t>
+      </w:r>
+      <w:r>
+        <w:rPr>
+          <w:rFonts w:ascii="Arial" w:cs="Arial" w:eastAsia="Arial" w:hAnsi="Arial"/>
+          <w:b w:val="false"/>
+          <w:bCs w:val="false"/>
+          <w:sz w:val="21"/>
+          <w:szCs w:val="21"/>
+          <w:rtl/>
+        </w:rPr>
+        <w:t xml:space="preserve"> يفحص كل مراسي المخزن، لا آخرها فقط. وبعد استعادة القاعدة يسجّل </w:t>
+      </w:r>
+      <w:r>
+        <w:rPr>
+          <w:rFonts w:ascii="Courier New" w:cs="Courier New" w:eastAsia="Courier New" w:hAnsi="Courier New"/>
+          <w:b w:val="false"/>
+          <w:bCs w:val="false"/>
+          <w:color w:val="1F2937"/>
+          <w:sz w:val="18"/>
+          <w:szCs w:val="18"/>
+          <w:shd w:fill="F1F3F5" w:color="auto" w:val="clear"/>
+          <w:rtl/>
+        </w:rPr>
+        <w:t xml:space="preserve">‎audit_anchor.sh restored &lt;store&gt; &lt;مرجع&gt;‎</w:t>
+      </w:r>
+      <w:r>
+        <w:rPr>
+          <w:rFonts w:ascii="Arial" w:cs="Arial" w:eastAsia="Arial" w:hAnsi="Arial"/>
+          <w:b w:val="false"/>
+          <w:bCs w:val="false"/>
+          <w:sz w:val="21"/>
+          <w:szCs w:val="21"/>
+          <w:rtl/>
+        </w:rPr>
+        <w:t xml:space="preserve"> الرؤوس المستعادة في ملف </w:t>
+      </w:r>
+      <w:r>
+        <w:rPr>
+          <w:rFonts w:ascii="Courier New" w:cs="Courier New" w:eastAsia="Courier New" w:hAnsi="Courier New"/>
+          <w:b w:val="false"/>
+          <w:bCs w:val="false"/>
+          <w:color w:val="1F2937"/>
+          <w:sz w:val="18"/>
+          <w:szCs w:val="18"/>
+          <w:shd w:fill="F1F3F5" w:color="auto" w:val="clear"/>
+          <w:rtl/>
+        </w:rPr>
+        <w:t xml:space="preserve">‎restore-...‎</w:t>
+      </w:r>
+      <w:r>
+        <w:rPr>
+          <w:rFonts w:ascii="Arial" w:cs="Arial" w:eastAsia="Arial" w:hAnsi="Arial"/>
+          <w:b w:val="false"/>
+          <w:bCs w:val="false"/>
+          <w:sz w:val="21"/>
+          <w:szCs w:val="21"/>
+          <w:rtl/>
+        </w:rPr>
+        <w:t xml:space="preserve">، وتُراجَع هذه الملفات في المراجعة الشهرية (DOC-S09 §8، الخطوة 11ب).</w:t>
+      </w:r>
+    </w:p>
+    <w:p>
+      <w:pPr>
+        <w:pStyle w:val="ListParagraph"/>
+        <w:numPr>
+          <w:ilvl w:val="1"/>
+          <w:numId w:val="2"/>
+        </w:numPr>
+        <w:bidi/>
+        <w:spacing w:after="70" w:before="0" w:line="300"/>
+      </w:pPr>
+      <w:r>
+        <w:rPr>
+          <w:rFonts w:ascii="Arial" w:cs="Arial" w:eastAsia="Arial" w:hAnsi="Arial"/>
+          <w:b/>
+          <w:bCs/>
+          <w:sz w:val="21"/>
+          <w:szCs w:val="21"/>
+          <w:rtl/>
+        </w:rPr>
+        <w:t xml:space="preserve">فصل الصلاحيات:</w:t>
+      </w:r>
+      <w:r>
+        <w:rPr>
+          <w:rFonts w:ascii="Arial" w:cs="Arial" w:eastAsia="Arial" w:hAnsi="Arial"/>
+          <w:b w:val="false"/>
+          <w:bCs w:val="false"/>
+          <w:sz w:val="21"/>
+          <w:szCs w:val="21"/>
+          <w:rtl/>
+        </w:rPr>
+        <w:t xml:space="preserve"> صلاحية الكتابة في المخزن لمشغّل المهام وحده، لا لمدير القاعدة.</w:t>
       </w:r>
     </w:p>
     <w:p>
@@ -13131,7 +13389,31 @@
           <w:szCs w:val="21"/>
           <w:rtl/>
         </w:rPr>
-        <w:t xml:space="preserve">): صف المرساة وما بعده فقط، نحو 0.17 ثانية ليوم من 500 صف.</w:t>
+        <w:t xml:space="preserve">): صف المرساة وما بعده فقط: 206.40 مللي ثانية في p50 و244.25 في p95 ليوم من 500 صف في التشغيل المعتمد (J4، docs/perf/perf-run.txt). وأعطى فحص بعد التشغيل المعتمد، بعد أن صار فلتر السلسلة يبحث في فهرسه، نحو 0.17 ثانية؛ وهو ليس في </w:t>
+      </w:r>
+      <w:r>
+        <w:rPr>
+          <w:rFonts w:ascii="Courier New" w:cs="Courier New" w:eastAsia="Courier New" w:hAnsi="Courier New"/>
+          <w:b w:val="false"/>
+          <w:bCs w:val="false"/>
+          <w:color w:val="1F2937"/>
+          <w:sz w:val="18"/>
+          <w:szCs w:val="18"/>
+          <w:shd w:fill="F1F3F5" w:color="auto" w:val="clear"/>
+          <w:rtl/>
+        </w:rPr>
+        <w:t xml:space="preserve">‎perf-run.txt‎</w:t>
+      </w:r>
+      <w:r>
+        <w:rPr>
+          <w:rFonts w:ascii="Arial" w:cs="Arial" w:eastAsia="Arial" w:hAnsi="Arial"/>
+          <w:b w:val="false"/>
+          <w:bCs w:val="false"/>
+          <w:sz w:val="21"/>
+          <w:szCs w:val="21"/>
+          <w:rtl/>
+        </w:rPr>
+        <w:t xml:space="preserve">، ويظهر في التشغيل التالي (docs/40 §4.1).</w:t>
       </w:r>
     </w:p>
     <w:p>
@@ -13381,12 +13663,12 @@
         </w:tblBorders>
       </w:tblPr>
       <w:tblGrid>
-        <w:gridCol w:w="979"/>
-        <w:gridCol w:w="1129"/>
-        <w:gridCol w:w="2258"/>
-        <w:gridCol w:w="1003"/>
-        <w:gridCol w:w="979"/>
-        <w:gridCol w:w="3516"/>
+        <w:gridCol w:w="971"/>
+        <w:gridCol w:w="1078"/>
+        <w:gridCol w:w="2515"/>
+        <w:gridCol w:w="971"/>
+        <w:gridCol w:w="971"/>
+        <w:gridCol w:w="3358"/>
       </w:tblGrid>
       <w:tr>
         <w:trPr>
@@ -13395,7 +13677,7 @@
         </w:trPr>
         <w:tc>
           <w:tcPr>
-            <w:tcW w:type="dxa" w:w="979"/>
+            <w:tcW w:type="dxa" w:w="971"/>
             <w:tcBorders>
               <w:top w:val="single" w:color="BFC9D6" w:sz="4"/>
               <w:left w:val="single" w:color="BFC9D6" w:sz="4"/>
@@ -13433,7 +13715,7 @@
         </w:tc>
         <w:tc>
           <w:tcPr>
-            <w:tcW w:type="dxa" w:w="1129"/>
+            <w:tcW w:type="dxa" w:w="1078"/>
             <w:tcBorders>
               <w:top w:val="single" w:color="BFC9D6" w:sz="4"/>
               <w:left w:val="single" w:color="BFC9D6" w:sz="4"/>
@@ -13471,7 +13753,7 @@
         </w:tc>
         <w:tc>
           <w:tcPr>
-            <w:tcW w:type="dxa" w:w="2258"/>
+            <w:tcW w:type="dxa" w:w="2515"/>
             <w:tcBorders>
               <w:top w:val="single" w:color="BFC9D6" w:sz="4"/>
               <w:left w:val="single" w:color="BFC9D6" w:sz="4"/>
@@ -13519,7 +13801,7 @@
         </w:tc>
         <w:tc>
           <w:tcPr>
-            <w:tcW w:type="dxa" w:w="1003"/>
+            <w:tcW w:type="dxa" w:w="971"/>
             <w:tcBorders>
               <w:top w:val="single" w:color="BFC9D6" w:sz="4"/>
               <w:left w:val="single" w:color="BFC9D6" w:sz="4"/>
@@ -13557,7 +13839,7 @@
         </w:tc>
         <w:tc>
           <w:tcPr>
-            <w:tcW w:type="dxa" w:w="979"/>
+            <w:tcW w:type="dxa" w:w="971"/>
             <w:tcBorders>
               <w:top w:val="single" w:color="BFC9D6" w:sz="4"/>
               <w:left w:val="single" w:color="BFC9D6" w:sz="4"/>
@@ -13595,7 +13877,7 @@
         </w:tc>
         <w:tc>
           <w:tcPr>
-            <w:tcW w:type="dxa" w:w="3516"/>
+            <w:tcW w:type="dxa" w:w="3358"/>
             <w:tcBorders>
               <w:top w:val="single" w:color="BFC9D6" w:sz="4"/>
               <w:left w:val="single" w:color="BFC9D6" w:sz="4"/>
@@ -13638,7 +13920,7 @@
         </w:trPr>
         <w:tc>
           <w:tcPr>
-            <w:tcW w:type="dxa" w:w="979"/>
+            <w:tcW w:type="dxa" w:w="971"/>
             <w:tcBorders>
               <w:top w:val="single" w:color="BFC9D6" w:sz="4"/>
               <w:left w:val="single" w:color="BFC9D6" w:sz="4"/>
@@ -13674,7 +13956,7 @@
         </w:tc>
         <w:tc>
           <w:tcPr>
-            <w:tcW w:type="dxa" w:w="1129"/>
+            <w:tcW w:type="dxa" w:w="1078"/>
             <w:tcBorders>
               <w:top w:val="single" w:color="BFC9D6" w:sz="4"/>
               <w:left w:val="single" w:color="BFC9D6" w:sz="4"/>
@@ -13710,7 +13992,7 @@
         </w:tc>
         <w:tc>
           <w:tcPr>
-            <w:tcW w:type="dxa" w:w="2258"/>
+            <w:tcW w:type="dxa" w:w="2515"/>
             <w:tcBorders>
               <w:top w:val="single" w:color="BFC9D6" w:sz="4"/>
               <w:left w:val="single" w:color="BFC9D6" w:sz="4"/>
@@ -13746,7 +14028,7 @@
         </w:tc>
         <w:tc>
           <w:tcPr>
-            <w:tcW w:type="dxa" w:w="1003"/>
+            <w:tcW w:type="dxa" w:w="971"/>
             <w:tcBorders>
               <w:top w:val="single" w:color="BFC9D6" w:sz="4"/>
               <w:left w:val="single" w:color="BFC9D6" w:sz="4"/>
@@ -13782,7 +14064,7 @@
         </w:tc>
         <w:tc>
           <w:tcPr>
-            <w:tcW w:type="dxa" w:w="979"/>
+            <w:tcW w:type="dxa" w:w="971"/>
             <w:tcBorders>
               <w:top w:val="single" w:color="BFC9D6" w:sz="4"/>
               <w:left w:val="single" w:color="BFC9D6" w:sz="4"/>
@@ -13818,7 +14100,7 @@
         </w:tc>
         <w:tc>
           <w:tcPr>
-            <w:tcW w:type="dxa" w:w="3516"/>
+            <w:tcW w:type="dxa" w:w="3358"/>
             <w:tcBorders>
               <w:top w:val="single" w:color="BFC9D6" w:sz="4"/>
               <w:left w:val="single" w:color="BFC9D6" w:sz="4"/>
@@ -13859,7 +14141,7 @@
         </w:trPr>
         <w:tc>
           <w:tcPr>
-            <w:tcW w:type="dxa" w:w="979"/>
+            <w:tcW w:type="dxa" w:w="971"/>
             <w:tcBorders>
               <w:top w:val="single" w:color="BFC9D6" w:sz="4"/>
               <w:left w:val="single" w:color="BFC9D6" w:sz="4"/>
@@ -13896,7 +14178,7 @@
         </w:tc>
         <w:tc>
           <w:tcPr>
-            <w:tcW w:type="dxa" w:w="1129"/>
+            <w:tcW w:type="dxa" w:w="1078"/>
             <w:tcBorders>
               <w:top w:val="single" w:color="BFC9D6" w:sz="4"/>
               <w:left w:val="single" w:color="BFC9D6" w:sz="4"/>
@@ -13933,7 +14215,7 @@
         </w:tc>
         <w:tc>
           <w:tcPr>
-            <w:tcW w:type="dxa" w:w="2258"/>
+            <w:tcW w:type="dxa" w:w="2515"/>
             <w:tcBorders>
               <w:top w:val="single" w:color="BFC9D6" w:sz="4"/>
               <w:left w:val="single" w:color="BFC9D6" w:sz="4"/>
@@ -13970,7 +14252,7 @@
         </w:tc>
         <w:tc>
           <w:tcPr>
-            <w:tcW w:type="dxa" w:w="1003"/>
+            <w:tcW w:type="dxa" w:w="971"/>
             <w:tcBorders>
               <w:top w:val="single" w:color="BFC9D6" w:sz="4"/>
               <w:left w:val="single" w:color="BFC9D6" w:sz="4"/>
@@ -14007,7 +14289,7 @@
         </w:tc>
         <w:tc>
           <w:tcPr>
-            <w:tcW w:type="dxa" w:w="979"/>
+            <w:tcW w:type="dxa" w:w="971"/>
             <w:tcBorders>
               <w:top w:val="single" w:color="BFC9D6" w:sz="4"/>
               <w:left w:val="single" w:color="BFC9D6" w:sz="4"/>
@@ -14044,7 +14326,7 @@
         </w:tc>
         <w:tc>
           <w:tcPr>
-            <w:tcW w:type="dxa" w:w="3516"/>
+            <w:tcW w:type="dxa" w:w="3358"/>
             <w:tcBorders>
               <w:top w:val="single" w:color="BFC9D6" w:sz="4"/>
               <w:left w:val="single" w:color="BFC9D6" w:sz="4"/>
@@ -14086,7 +14368,7 @@
         </w:trPr>
         <w:tc>
           <w:tcPr>
-            <w:tcW w:type="dxa" w:w="979"/>
+            <w:tcW w:type="dxa" w:w="971"/>
             <w:tcBorders>
               <w:top w:val="single" w:color="BFC9D6" w:sz="4"/>
               <w:left w:val="single" w:color="BFC9D6" w:sz="4"/>
@@ -14122,7 +14404,7 @@
         </w:tc>
         <w:tc>
           <w:tcPr>
-            <w:tcW w:type="dxa" w:w="1129"/>
+            <w:tcW w:type="dxa" w:w="1078"/>
             <w:tcBorders>
               <w:top w:val="single" w:color="BFC9D6" w:sz="4"/>
               <w:left w:val="single" w:color="BFC9D6" w:sz="4"/>
@@ -14158,7 +14440,7 @@
         </w:tc>
         <w:tc>
           <w:tcPr>
-            <w:tcW w:type="dxa" w:w="2258"/>
+            <w:tcW w:type="dxa" w:w="2515"/>
             <w:tcBorders>
               <w:top w:val="single" w:color="BFC9D6" w:sz="4"/>
               <w:left w:val="single" w:color="BFC9D6" w:sz="4"/>
@@ -14194,7 +14476,7 @@
         </w:tc>
         <w:tc>
           <w:tcPr>
-            <w:tcW w:type="dxa" w:w="1003"/>
+            <w:tcW w:type="dxa" w:w="971"/>
             <w:tcBorders>
               <w:top w:val="single" w:color="BFC9D6" w:sz="4"/>
               <w:left w:val="single" w:color="BFC9D6" w:sz="4"/>
@@ -14230,7 +14512,7 @@
         </w:tc>
         <w:tc>
           <w:tcPr>
-            <w:tcW w:type="dxa" w:w="979"/>
+            <w:tcW w:type="dxa" w:w="971"/>
             <w:tcBorders>
               <w:top w:val="single" w:color="BFC9D6" w:sz="4"/>
               <w:left w:val="single" w:color="BFC9D6" w:sz="4"/>
@@ -14266,7 +14548,7 @@
         </w:tc>
         <w:tc>
           <w:tcPr>
-            <w:tcW w:type="dxa" w:w="3516"/>
+            <w:tcW w:type="dxa" w:w="3358"/>
             <w:tcBorders>
               <w:top w:val="single" w:color="BFC9D6" w:sz="4"/>
               <w:left w:val="single" w:color="BFC9D6" w:sz="4"/>
@@ -14307,7 +14589,7 @@
         </w:trPr>
         <w:tc>
           <w:tcPr>
-            <w:tcW w:type="dxa" w:w="979"/>
+            <w:tcW w:type="dxa" w:w="971"/>
             <w:tcBorders>
               <w:top w:val="single" w:color="BFC9D6" w:sz="4"/>
               <w:left w:val="single" w:color="BFC9D6" w:sz="4"/>
@@ -14344,7 +14626,7 @@
         </w:tc>
         <w:tc>
           <w:tcPr>
-            <w:tcW w:type="dxa" w:w="1129"/>
+            <w:tcW w:type="dxa" w:w="1078"/>
             <w:tcBorders>
               <w:top w:val="single" w:color="BFC9D6" w:sz="4"/>
               <w:left w:val="single" w:color="BFC9D6" w:sz="4"/>
@@ -14381,7 +14663,7 @@
         </w:tc>
         <w:tc>
           <w:tcPr>
-            <w:tcW w:type="dxa" w:w="2258"/>
+            <w:tcW w:type="dxa" w:w="2515"/>
             <w:tcBorders>
               <w:top w:val="single" w:color="BFC9D6" w:sz="4"/>
               <w:left w:val="single" w:color="BFC9D6" w:sz="4"/>
@@ -14418,7 +14700,7 @@
         </w:tc>
         <w:tc>
           <w:tcPr>
-            <w:tcW w:type="dxa" w:w="1003"/>
+            <w:tcW w:type="dxa" w:w="971"/>
             <w:tcBorders>
               <w:top w:val="single" w:color="BFC9D6" w:sz="4"/>
               <w:left w:val="single" w:color="BFC9D6" w:sz="4"/>
@@ -14455,7 +14737,7 @@
         </w:tc>
         <w:tc>
           <w:tcPr>
-            <w:tcW w:type="dxa" w:w="979"/>
+            <w:tcW w:type="dxa" w:w="971"/>
             <w:tcBorders>
               <w:top w:val="single" w:color="BFC9D6" w:sz="4"/>
               <w:left w:val="single" w:color="BFC9D6" w:sz="4"/>
@@ -14492,7 +14774,7 @@
         </w:tc>
         <w:tc>
           <w:tcPr>
-            <w:tcW w:type="dxa" w:w="3516"/>
+            <w:tcW w:type="dxa" w:w="3358"/>
             <w:tcBorders>
               <w:top w:val="single" w:color="BFC9D6" w:sz="4"/>
               <w:left w:val="single" w:color="BFC9D6" w:sz="4"/>
@@ -14534,7 +14816,7 @@
         </w:trPr>
         <w:tc>
           <w:tcPr>
-            <w:tcW w:type="dxa" w:w="979"/>
+            <w:tcW w:type="dxa" w:w="971"/>
             <w:tcBorders>
               <w:top w:val="single" w:color="BFC9D6" w:sz="4"/>
               <w:left w:val="single" w:color="BFC9D6" w:sz="4"/>
@@ -14570,7 +14852,7 @@
         </w:tc>
         <w:tc>
           <w:tcPr>
-            <w:tcW w:type="dxa" w:w="1129"/>
+            <w:tcW w:type="dxa" w:w="1078"/>
             <w:tcBorders>
               <w:top w:val="single" w:color="BFC9D6" w:sz="4"/>
               <w:left w:val="single" w:color="BFC9D6" w:sz="4"/>
@@ -14606,7 +14888,7 @@
         </w:tc>
         <w:tc>
           <w:tcPr>
-            <w:tcW w:type="dxa" w:w="2258"/>
+            <w:tcW w:type="dxa" w:w="2515"/>
             <w:tcBorders>
               <w:top w:val="single" w:color="BFC9D6" w:sz="4"/>
               <w:left w:val="single" w:color="BFC9D6" w:sz="4"/>
@@ -14642,7 +14924,7 @@
         </w:tc>
         <w:tc>
           <w:tcPr>
-            <w:tcW w:type="dxa" w:w="1003"/>
+            <w:tcW w:type="dxa" w:w="971"/>
             <w:tcBorders>
               <w:top w:val="single" w:color="BFC9D6" w:sz="4"/>
               <w:left w:val="single" w:color="BFC9D6" w:sz="4"/>
@@ -14678,7 +14960,7 @@
         </w:tc>
         <w:tc>
           <w:tcPr>
-            <w:tcW w:type="dxa" w:w="979"/>
+            <w:tcW w:type="dxa" w:w="971"/>
             <w:tcBorders>
               <w:top w:val="single" w:color="BFC9D6" w:sz="4"/>
               <w:left w:val="single" w:color="BFC9D6" w:sz="4"/>
@@ -14714,7 +14996,7 @@
         </w:tc>
         <w:tc>
           <w:tcPr>
-            <w:tcW w:type="dxa" w:w="3516"/>
+            <w:tcW w:type="dxa" w:w="3358"/>
             <w:tcBorders>
               <w:top w:val="single" w:color="BFC9D6" w:sz="4"/>
               <w:left w:val="single" w:color="BFC9D6" w:sz="4"/>
@@ -14755,7 +15037,7 @@
         </w:trPr>
         <w:tc>
           <w:tcPr>
-            <w:tcW w:type="dxa" w:w="979"/>
+            <w:tcW w:type="dxa" w:w="971"/>
             <w:tcBorders>
               <w:top w:val="single" w:color="BFC9D6" w:sz="4"/>
               <w:left w:val="single" w:color="BFC9D6" w:sz="4"/>
@@ -14792,7 +15074,7 @@
         </w:tc>
         <w:tc>
           <w:tcPr>
-            <w:tcW w:type="dxa" w:w="1129"/>
+            <w:tcW w:type="dxa" w:w="1078"/>
             <w:tcBorders>
               <w:top w:val="single" w:color="BFC9D6" w:sz="4"/>
               <w:left w:val="single" w:color="BFC9D6" w:sz="4"/>
@@ -14829,7 +15111,7 @@
         </w:tc>
         <w:tc>
           <w:tcPr>
-            <w:tcW w:type="dxa" w:w="2258"/>
+            <w:tcW w:type="dxa" w:w="2515"/>
             <w:tcBorders>
               <w:top w:val="single" w:color="BFC9D6" w:sz="4"/>
               <w:left w:val="single" w:color="BFC9D6" w:sz="4"/>
@@ -14866,7 +15148,7 @@
         </w:tc>
         <w:tc>
           <w:tcPr>
-            <w:tcW w:type="dxa" w:w="1003"/>
+            <w:tcW w:type="dxa" w:w="971"/>
             <w:tcBorders>
               <w:top w:val="single" w:color="BFC9D6" w:sz="4"/>
               <w:left w:val="single" w:color="BFC9D6" w:sz="4"/>
@@ -14903,7 +15185,7 @@
         </w:tc>
         <w:tc>
           <w:tcPr>
-            <w:tcW w:type="dxa" w:w="979"/>
+            <w:tcW w:type="dxa" w:w="971"/>
             <w:tcBorders>
               <w:top w:val="single" w:color="BFC9D6" w:sz="4"/>
               <w:left w:val="single" w:color="BFC9D6" w:sz="4"/>
@@ -14940,7 +15222,7 @@
         </w:tc>
         <w:tc>
           <w:tcPr>
-            <w:tcW w:type="dxa" w:w="3516"/>
+            <w:tcW w:type="dxa" w:w="3358"/>
             <w:tcBorders>
               <w:top w:val="single" w:color="BFC9D6" w:sz="4"/>
               <w:left w:val="single" w:color="BFC9D6" w:sz="4"/>
@@ -14982,7 +15264,7 @@
         </w:trPr>
         <w:tc>
           <w:tcPr>
-            <w:tcW w:type="dxa" w:w="979"/>
+            <w:tcW w:type="dxa" w:w="971"/>
             <w:tcBorders>
               <w:top w:val="single" w:color="BFC9D6" w:sz="4"/>
               <w:left w:val="single" w:color="BFC9D6" w:sz="4"/>
@@ -15018,7 +15300,7 @@
         </w:tc>
         <w:tc>
           <w:tcPr>
-            <w:tcW w:type="dxa" w:w="1129"/>
+            <w:tcW w:type="dxa" w:w="1078"/>
             <w:tcBorders>
               <w:top w:val="single" w:color="BFC9D6" w:sz="4"/>
               <w:left w:val="single" w:color="BFC9D6" w:sz="4"/>
@@ -15054,7 +15336,7 @@
         </w:tc>
         <w:tc>
           <w:tcPr>
-            <w:tcW w:type="dxa" w:w="2258"/>
+            <w:tcW w:type="dxa" w:w="2515"/>
             <w:tcBorders>
               <w:top w:val="single" w:color="BFC9D6" w:sz="4"/>
               <w:left w:val="single" w:color="BFC9D6" w:sz="4"/>
@@ -15090,7 +15372,7 @@
         </w:tc>
         <w:tc>
           <w:tcPr>
-            <w:tcW w:type="dxa" w:w="1003"/>
+            <w:tcW w:type="dxa" w:w="971"/>
             <w:tcBorders>
               <w:top w:val="single" w:color="BFC9D6" w:sz="4"/>
               <w:left w:val="single" w:color="BFC9D6" w:sz="4"/>
@@ -15126,7 +15408,7 @@
         </w:tc>
         <w:tc>
           <w:tcPr>
-            <w:tcW w:type="dxa" w:w="979"/>
+            <w:tcW w:type="dxa" w:w="971"/>
             <w:tcBorders>
               <w:top w:val="single" w:color="BFC9D6" w:sz="4"/>
               <w:left w:val="single" w:color="BFC9D6" w:sz="4"/>
@@ -15162,7 +15444,7 @@
         </w:tc>
         <w:tc>
           <w:tcPr>
-            <w:tcW w:type="dxa" w:w="3516"/>
+            <w:tcW w:type="dxa" w:w="3358"/>
             <w:tcBorders>
               <w:top w:val="single" w:color="BFC9D6" w:sz="4"/>
               <w:left w:val="single" w:color="BFC9D6" w:sz="4"/>
@@ -15216,7 +15498,7 @@
         </w:trPr>
         <w:tc>
           <w:tcPr>
-            <w:tcW w:type="dxa" w:w="979"/>
+            <w:tcW w:type="dxa" w:w="971"/>
             <w:tcBorders>
               <w:top w:val="single" w:color="BFC9D6" w:sz="4"/>
               <w:left w:val="single" w:color="BFC9D6" w:sz="4"/>
@@ -15253,7 +15535,7 @@
         </w:tc>
         <w:tc>
           <w:tcPr>
-            <w:tcW w:type="dxa" w:w="1129"/>
+            <w:tcW w:type="dxa" w:w="1078"/>
             <w:tcBorders>
               <w:top w:val="single" w:color="BFC9D6" w:sz="4"/>
               <w:left w:val="single" w:color="BFC9D6" w:sz="4"/>
@@ -15290,7 +15572,7 @@
         </w:tc>
         <w:tc>
           <w:tcPr>
-            <w:tcW w:type="dxa" w:w="2258"/>
+            <w:tcW w:type="dxa" w:w="2515"/>
             <w:tcBorders>
               <w:top w:val="single" w:color="BFC9D6" w:sz="4"/>
               <w:left w:val="single" w:color="BFC9D6" w:sz="4"/>
@@ -15327,7 +15609,7 @@
         </w:tc>
         <w:tc>
           <w:tcPr>
-            <w:tcW w:type="dxa" w:w="1003"/>
+            <w:tcW w:type="dxa" w:w="971"/>
             <w:tcBorders>
               <w:top w:val="single" w:color="BFC9D6" w:sz="4"/>
               <w:left w:val="single" w:color="BFC9D6" w:sz="4"/>
@@ -15364,7 +15646,7 @@
         </w:tc>
         <w:tc>
           <w:tcPr>
-            <w:tcW w:type="dxa" w:w="979"/>
+            <w:tcW w:type="dxa" w:w="971"/>
             <w:tcBorders>
               <w:top w:val="single" w:color="BFC9D6" w:sz="4"/>
               <w:left w:val="single" w:color="BFC9D6" w:sz="4"/>
@@ -15401,7 +15683,7 @@
         </w:tc>
         <w:tc>
           <w:tcPr>
-            <w:tcW w:type="dxa" w:w="3516"/>
+            <w:tcW w:type="dxa" w:w="3358"/>
             <w:tcBorders>
               <w:top w:val="single" w:color="BFC9D6" w:sz="4"/>
               <w:left w:val="single" w:color="BFC9D6" w:sz="4"/>
@@ -15443,7 +15725,7 @@
         </w:trPr>
         <w:tc>
           <w:tcPr>
-            <w:tcW w:type="dxa" w:w="979"/>
+            <w:tcW w:type="dxa" w:w="971"/>
             <w:tcBorders>
               <w:top w:val="single" w:color="BFC9D6" w:sz="4"/>
               <w:left w:val="single" w:color="BFC9D6" w:sz="4"/>
@@ -15479,7 +15761,7 @@
         </w:tc>
         <w:tc>
           <w:tcPr>
-            <w:tcW w:type="dxa" w:w="1129"/>
+            <w:tcW w:type="dxa" w:w="1078"/>
             <w:tcBorders>
               <w:top w:val="single" w:color="BFC9D6" w:sz="4"/>
               <w:left w:val="single" w:color="BFC9D6" w:sz="4"/>
@@ -15515,7 +15797,7 @@
         </w:tc>
         <w:tc>
           <w:tcPr>
-            <w:tcW w:type="dxa" w:w="2258"/>
+            <w:tcW w:type="dxa" w:w="2515"/>
             <w:tcBorders>
               <w:top w:val="single" w:color="BFC9D6" w:sz="4"/>
               <w:left w:val="single" w:color="BFC9D6" w:sz="4"/>
@@ -15564,7 +15846,7 @@
         </w:tc>
         <w:tc>
           <w:tcPr>
-            <w:tcW w:type="dxa" w:w="1003"/>
+            <w:tcW w:type="dxa" w:w="971"/>
             <w:tcBorders>
               <w:top w:val="single" w:color="BFC9D6" w:sz="4"/>
               <w:left w:val="single" w:color="BFC9D6" w:sz="4"/>
@@ -15600,7 +15882,7 @@
         </w:tc>
         <w:tc>
           <w:tcPr>
-            <w:tcW w:type="dxa" w:w="979"/>
+            <w:tcW w:type="dxa" w:w="971"/>
             <w:tcBorders>
               <w:top w:val="single" w:color="BFC9D6" w:sz="4"/>
               <w:left w:val="single" w:color="BFC9D6" w:sz="4"/>
@@ -15636,7 +15918,7 @@
         </w:tc>
         <w:tc>
           <w:tcPr>
-            <w:tcW w:type="dxa" w:w="3516"/>
+            <w:tcW w:type="dxa" w:w="3358"/>
             <w:tcBorders>
               <w:top w:val="single" w:color="BFC9D6" w:sz="4"/>
               <w:left w:val="single" w:color="BFC9D6" w:sz="4"/>
@@ -15677,7 +15959,7 @@
         </w:trPr>
         <w:tc>
           <w:tcPr>
-            <w:tcW w:type="dxa" w:w="979"/>
+            <w:tcW w:type="dxa" w:w="971"/>
             <w:tcBorders>
               <w:top w:val="single" w:color="BFC9D6" w:sz="4"/>
               <w:left w:val="single" w:color="BFC9D6" w:sz="4"/>
@@ -15714,7 +15996,7 @@
         </w:tc>
         <w:tc>
           <w:tcPr>
-            <w:tcW w:type="dxa" w:w="1129"/>
+            <w:tcW w:type="dxa" w:w="1078"/>
             <w:tcBorders>
               <w:top w:val="single" w:color="BFC9D6" w:sz="4"/>
               <w:left w:val="single" w:color="BFC9D6" w:sz="4"/>
@@ -15751,7 +16033,7 @@
         </w:tc>
         <w:tc>
           <w:tcPr>
-            <w:tcW w:type="dxa" w:w="2258"/>
+            <w:tcW w:type="dxa" w:w="2515"/>
             <w:tcBorders>
               <w:top w:val="single" w:color="BFC9D6" w:sz="4"/>
               <w:left w:val="single" w:color="BFC9D6" w:sz="4"/>
@@ -15801,7 +16083,7 @@
         </w:tc>
         <w:tc>
           <w:tcPr>
-            <w:tcW w:type="dxa" w:w="1003"/>
+            <w:tcW w:type="dxa" w:w="971"/>
             <w:tcBorders>
               <w:top w:val="single" w:color="BFC9D6" w:sz="4"/>
               <w:left w:val="single" w:color="BFC9D6" w:sz="4"/>
@@ -15838,7 +16120,7 @@
         </w:tc>
         <w:tc>
           <w:tcPr>
-            <w:tcW w:type="dxa" w:w="979"/>
+            <w:tcW w:type="dxa" w:w="971"/>
             <w:tcBorders>
               <w:top w:val="single" w:color="BFC9D6" w:sz="4"/>
               <w:left w:val="single" w:color="BFC9D6" w:sz="4"/>
@@ -15875,7 +16157,7 @@
         </w:tc>
         <w:tc>
           <w:tcPr>
-            <w:tcW w:type="dxa" w:w="3516"/>
+            <w:tcW w:type="dxa" w:w="3358"/>
             <w:tcBorders>
               <w:top w:val="single" w:color="BFC9D6" w:sz="4"/>
               <w:left w:val="single" w:color="BFC9D6" w:sz="4"/>
@@ -15930,7 +16212,7 @@
         </w:trPr>
         <w:tc>
           <w:tcPr>
-            <w:tcW w:type="dxa" w:w="979"/>
+            <w:tcW w:type="dxa" w:w="971"/>
             <w:tcBorders>
               <w:top w:val="single" w:color="BFC9D6" w:sz="4"/>
               <w:left w:val="single" w:color="BFC9D6" w:sz="4"/>
@@ -15966,7 +16248,7 @@
         </w:tc>
         <w:tc>
           <w:tcPr>
-            <w:tcW w:type="dxa" w:w="1129"/>
+            <w:tcW w:type="dxa" w:w="1078"/>
             <w:tcBorders>
               <w:top w:val="single" w:color="BFC9D6" w:sz="4"/>
               <w:left w:val="single" w:color="BFC9D6" w:sz="4"/>
@@ -16002,7 +16284,7 @@
         </w:tc>
         <w:tc>
           <w:tcPr>
-            <w:tcW w:type="dxa" w:w="2258"/>
+            <w:tcW w:type="dxa" w:w="2515"/>
             <w:tcBorders>
               <w:top w:val="single" w:color="BFC9D6" w:sz="4"/>
               <w:left w:val="single" w:color="BFC9D6" w:sz="4"/>
@@ -16038,7 +16320,7 @@
         </w:tc>
         <w:tc>
           <w:tcPr>
-            <w:tcW w:type="dxa" w:w="1003"/>
+            <w:tcW w:type="dxa" w:w="971"/>
             <w:tcBorders>
               <w:top w:val="single" w:color="BFC9D6" w:sz="4"/>
               <w:left w:val="single" w:color="BFC9D6" w:sz="4"/>
@@ -16074,7 +16356,7 @@
         </w:tc>
         <w:tc>
           <w:tcPr>
-            <w:tcW w:type="dxa" w:w="979"/>
+            <w:tcW w:type="dxa" w:w="971"/>
             <w:tcBorders>
               <w:top w:val="single" w:color="BFC9D6" w:sz="4"/>
               <w:left w:val="single" w:color="BFC9D6" w:sz="4"/>
@@ -16110,7 +16392,7 @@
         </w:tc>
         <w:tc>
           <w:tcPr>
-            <w:tcW w:type="dxa" w:w="3516"/>
+            <w:tcW w:type="dxa" w:w="3358"/>
             <w:tcBorders>
               <w:top w:val="single" w:color="BFC9D6" w:sz="4"/>
               <w:left w:val="single" w:color="BFC9D6" w:sz="4"/>
@@ -16175,7 +16457,7 @@
         </w:trPr>
         <w:tc>
           <w:tcPr>
-            <w:tcW w:type="dxa" w:w="979"/>
+            <w:tcW w:type="dxa" w:w="971"/>
             <w:tcBorders>
               <w:top w:val="single" w:color="BFC9D6" w:sz="4"/>
               <w:left w:val="single" w:color="BFC9D6" w:sz="4"/>
@@ -16212,7 +16494,7 @@
         </w:tc>
         <w:tc>
           <w:tcPr>
-            <w:tcW w:type="dxa" w:w="1129"/>
+            <w:tcW w:type="dxa" w:w="1078"/>
             <w:tcBorders>
               <w:top w:val="single" w:color="BFC9D6" w:sz="4"/>
               <w:left w:val="single" w:color="BFC9D6" w:sz="4"/>
@@ -16249,7 +16531,7 @@
         </w:tc>
         <w:tc>
           <w:tcPr>
-            <w:tcW w:type="dxa" w:w="2258"/>
+            <w:tcW w:type="dxa" w:w="2515"/>
             <w:tcBorders>
               <w:top w:val="single" w:color="BFC9D6" w:sz="4"/>
               <w:left w:val="single" w:color="BFC9D6" w:sz="4"/>
@@ -16280,7 +16562,7 @@
                 <w:szCs w:val="18"/>
                 <w:rtl/>
               </w:rPr>
-              <w:t xml:space="preserve">فشل </w:t>
+              <w:t xml:space="preserve">الحدث </w:t>
             </w:r>
             <w:r>
               <w:rPr>
@@ -16293,18 +16575,18 @@
                 <w:shd w:fill="F1F3F5" w:color="auto" w:val="clear"/>
                 <w:rtl/>
               </w:rPr>
-              <w:t xml:space="preserve">‎AUDIT_CHAIN_VERIFY‎</w:t>
-            </w:r>
-            <w:r>
-              <w:rPr>
-                <w:rFonts w:ascii="Arial" w:cs="Arial" w:eastAsia="Arial" w:hAnsi="Arial"/>
-                <w:b w:val="false"/>
-                <w:bCs w:val="false"/>
-                <w:sz w:val="18"/>
-                <w:szCs w:val="18"/>
-                <w:rtl/>
-              </w:rPr>
-              <w:t xml:space="preserve"> أو </w:t>
+              <w:t xml:space="preserve">‎AUDIT_CHAIN_BROKEN‎</w:t>
+            </w:r>
+            <w:r>
+              <w:rPr>
+                <w:rFonts w:ascii="Arial" w:cs="Arial" w:eastAsia="Arial" w:hAnsi="Arial"/>
+                <w:b w:val="false"/>
+                <w:bCs w:val="false"/>
+                <w:sz w:val="18"/>
+                <w:szCs w:val="18"/>
+                <w:rtl/>
+              </w:rPr>
+              <w:t xml:space="preserve"> من </w:t>
             </w:r>
             <w:r>
               <w:rPr>
@@ -16317,18 +16599,18 @@
                 <w:shd w:fill="F1F3F5" w:color="auto" w:val="clear"/>
                 <w:rtl/>
               </w:rPr>
-              <w:t xml:space="preserve">‎FILE_INTEGRITY‎</w:t>
-            </w:r>
-            <w:r>
-              <w:rPr>
-                <w:rFonts w:ascii="Arial" w:cs="Arial" w:eastAsia="Arial" w:hAnsi="Arial"/>
-                <w:b w:val="false"/>
-                <w:bCs w:val="false"/>
-                <w:sz w:val="18"/>
-                <w:szCs w:val="18"/>
-                <w:rtl/>
-              </w:rPr>
-              <w:t xml:space="preserve">، أو </w:t>
+              <w:t xml:space="preserve">‎JOB-PLT-AUDIT-CHAIN‎</w:t>
+            </w:r>
+            <w:r>
+              <w:rPr>
+                <w:rFonts w:ascii="Arial" w:cs="Arial" w:eastAsia="Arial" w:hAnsi="Arial"/>
+                <w:b w:val="false"/>
+                <w:bCs w:val="false"/>
+                <w:sz w:val="18"/>
+                <w:szCs w:val="18"/>
+                <w:rtl/>
+              </w:rPr>
+              <w:t xml:space="preserve"> (</w:t>
             </w:r>
             <w:r>
               <w:rPr>
@@ -16341,18 +16623,18 @@
                 <w:shd w:fill="F1F3F5" w:color="auto" w:val="clear"/>
                 <w:rtl/>
               </w:rPr>
-              <w:t xml:space="preserve">‎MISMATCH‎</w:t>
-            </w:r>
-            <w:r>
-              <w:rPr>
-                <w:rFonts w:ascii="Arial" w:cs="Arial" w:eastAsia="Arial" w:hAnsi="Arial"/>
-                <w:b w:val="false"/>
-                <w:bCs w:val="false"/>
-                <w:sz w:val="18"/>
-                <w:szCs w:val="18"/>
-                <w:rtl/>
-              </w:rPr>
-              <w:t xml:space="preserve"> أو </w:t>
+              <w:t xml:space="preserve">‎AUDIT_CHAIN_VERIFY‎</w:t>
+            </w:r>
+            <w:r>
+              <w:rPr>
+                <w:rFonts w:ascii="Arial" w:cs="Arial" w:eastAsia="Arial" w:hAnsi="Arial"/>
+                <w:b w:val="false"/>
+                <w:bCs w:val="false"/>
+                <w:sz w:val="18"/>
+                <w:szCs w:val="18"/>
+                <w:rtl/>
+              </w:rPr>
+              <w:t xml:space="preserve">)، أو فشل </w:t>
             </w:r>
             <w:r>
               <w:rPr>
@@ -16365,13 +16647,61 @@
                 <w:shd w:fill="F1F3F5" w:color="auto" w:val="clear"/>
                 <w:rtl/>
               </w:rPr>
+              <w:t xml:space="preserve">‎FILE_INTEGRITY‎</w:t>
+            </w:r>
+            <w:r>
+              <w:rPr>
+                <w:rFonts w:ascii="Arial" w:cs="Arial" w:eastAsia="Arial" w:hAnsi="Arial"/>
+                <w:b w:val="false"/>
+                <w:bCs w:val="false"/>
+                <w:sz w:val="18"/>
+                <w:szCs w:val="18"/>
+                <w:rtl/>
+              </w:rPr>
+              <w:t xml:space="preserve">، أو </w:t>
+            </w:r>
+            <w:r>
+              <w:rPr>
+                <w:rFonts w:ascii="Courier New" w:cs="Courier New" w:eastAsia="Courier New" w:hAnsi="Courier New"/>
+                <w:b w:val="false"/>
+                <w:bCs w:val="false"/>
+                <w:color w:val="1F2937"/>
+                <w:sz w:val="16"/>
+                <w:szCs w:val="16"/>
+                <w:shd w:fill="F1F3F5" w:color="auto" w:val="clear"/>
+                <w:rtl/>
+              </w:rPr>
+              <w:t xml:space="preserve">‎MISMATCH‎</w:t>
+            </w:r>
+            <w:r>
+              <w:rPr>
+                <w:rFonts w:ascii="Arial" w:cs="Arial" w:eastAsia="Arial" w:hAnsi="Arial"/>
+                <w:b w:val="false"/>
+                <w:bCs w:val="false"/>
+                <w:sz w:val="18"/>
+                <w:szCs w:val="18"/>
+                <w:rtl/>
+              </w:rPr>
+              <w:t xml:space="preserve"> أو </w:t>
+            </w:r>
+            <w:r>
+              <w:rPr>
+                <w:rFonts w:ascii="Courier New" w:cs="Courier New" w:eastAsia="Courier New" w:hAnsi="Courier New"/>
+                <w:b w:val="false"/>
+                <w:bCs w:val="false"/>
+                <w:color w:val="1F2937"/>
+                <w:sz w:val="16"/>
+                <w:szCs w:val="16"/>
+                <w:shd w:fill="F1F3F5" w:color="auto" w:val="clear"/>
+                <w:rtl/>
+              </w:rPr>
               <w:t xml:space="preserve">‎MISSING‎</w:t>
             </w:r>
           </w:p>
         </w:tc>
         <w:tc>
           <w:tcPr>
-            <w:tcW w:type="dxa" w:w="1003"/>
+            <w:tcW w:type="dxa" w:w="971"/>
             <w:tcBorders>
               <w:top w:val="single" w:color="BFC9D6" w:sz="4"/>
               <w:left w:val="single" w:color="BFC9D6" w:sz="4"/>
@@ -16408,7 +16738,7 @@
         </w:tc>
         <w:tc>
           <w:tcPr>
-            <w:tcW w:type="dxa" w:w="979"/>
+            <w:tcW w:type="dxa" w:w="971"/>
             <w:tcBorders>
               <w:top w:val="single" w:color="BFC9D6" w:sz="4"/>
               <w:left w:val="single" w:color="BFC9D6" w:sz="4"/>
@@ -16445,7 +16775,7 @@
         </w:tc>
         <w:tc>
           <w:tcPr>
-            <w:tcW w:type="dxa" w:w="3516"/>
+            <w:tcW w:type="dxa" w:w="3358"/>
             <w:tcBorders>
               <w:top w:val="single" w:color="BFC9D6" w:sz="4"/>
               <w:left w:val="single" w:color="BFC9D6" w:sz="4"/>
@@ -16487,7 +16817,7 @@
         </w:trPr>
         <w:tc>
           <w:tcPr>
-            <w:tcW w:type="dxa" w:w="979"/>
+            <w:tcW w:type="dxa" w:w="971"/>
             <w:tcBorders>
               <w:top w:val="single" w:color="BFC9D6" w:sz="4"/>
               <w:left w:val="single" w:color="BFC9D6" w:sz="4"/>
@@ -16523,7 +16853,7 @@
         </w:tc>
         <w:tc>
           <w:tcPr>
-            <w:tcW w:type="dxa" w:w="1129"/>
+            <w:tcW w:type="dxa" w:w="1078"/>
             <w:tcBorders>
               <w:top w:val="single" w:color="BFC9D6" w:sz="4"/>
               <w:left w:val="single" w:color="BFC9D6" w:sz="4"/>
@@ -16559,7 +16889,7 @@
         </w:tc>
         <w:tc>
           <w:tcPr>
-            <w:tcW w:type="dxa" w:w="2258"/>
+            <w:tcW w:type="dxa" w:w="2515"/>
             <w:tcBorders>
               <w:top w:val="single" w:color="BFC9D6" w:sz="4"/>
               <w:left w:val="single" w:color="BFC9D6" w:sz="4"/>
@@ -16619,7 +16949,7 @@
         </w:tc>
         <w:tc>
           <w:tcPr>
-            <w:tcW w:type="dxa" w:w="1003"/>
+            <w:tcW w:type="dxa" w:w="971"/>
             <w:tcBorders>
               <w:top w:val="single" w:color="BFC9D6" w:sz="4"/>
               <w:left w:val="single" w:color="BFC9D6" w:sz="4"/>
@@ -16655,7 +16985,7 @@
         </w:tc>
         <w:tc>
           <w:tcPr>
-            <w:tcW w:type="dxa" w:w="979"/>
+            <w:tcW w:type="dxa" w:w="971"/>
             <w:tcBorders>
               <w:top w:val="single" w:color="BFC9D6" w:sz="4"/>
               <w:left w:val="single" w:color="BFC9D6" w:sz="4"/>
@@ -16691,7 +17021,7 @@
         </w:tc>
         <w:tc>
           <w:tcPr>
-            <w:tcW w:type="dxa" w:w="3516"/>
+            <w:tcW w:type="dxa" w:w="3358"/>
             <w:tcBorders>
               <w:top w:val="single" w:color="BFC9D6" w:sz="4"/>
               <w:left w:val="single" w:color="BFC9D6" w:sz="4"/>
@@ -16732,7 +17062,7 @@
         </w:trPr>
         <w:tc>
           <w:tcPr>
-            <w:tcW w:type="dxa" w:w="979"/>
+            <w:tcW w:type="dxa" w:w="971"/>
             <w:tcBorders>
               <w:top w:val="single" w:color="BFC9D6" w:sz="4"/>
               <w:left w:val="single" w:color="BFC9D6" w:sz="4"/>
@@ -16769,7 +17099,7 @@
         </w:tc>
         <w:tc>
           <w:tcPr>
-            <w:tcW w:type="dxa" w:w="1129"/>
+            <w:tcW w:type="dxa" w:w="1078"/>
             <w:tcBorders>
               <w:top w:val="single" w:color="BFC9D6" w:sz="4"/>
               <w:left w:val="single" w:color="BFC9D6" w:sz="4"/>
@@ -16806,7 +17136,7 @@
         </w:tc>
         <w:tc>
           <w:tcPr>
-            <w:tcW w:type="dxa" w:w="2258"/>
+            <w:tcW w:type="dxa" w:w="2515"/>
             <w:tcBorders>
               <w:top w:val="single" w:color="BFC9D6" w:sz="4"/>
               <w:left w:val="single" w:color="BFC9D6" w:sz="4"/>
@@ -16843,7 +17173,7 @@
         </w:tc>
         <w:tc>
           <w:tcPr>
-            <w:tcW w:type="dxa" w:w="1003"/>
+            <w:tcW w:type="dxa" w:w="971"/>
             <w:tcBorders>
               <w:top w:val="single" w:color="BFC9D6" w:sz="4"/>
               <w:left w:val="single" w:color="BFC9D6" w:sz="4"/>
@@ -16880,7 +17210,7 @@
         </w:tc>
         <w:tc>
           <w:tcPr>
-            <w:tcW w:type="dxa" w:w="979"/>
+            <w:tcW w:type="dxa" w:w="971"/>
             <w:tcBorders>
               <w:top w:val="single" w:color="BFC9D6" w:sz="4"/>
               <w:left w:val="single" w:color="BFC9D6" w:sz="4"/>
@@ -16917,7 +17247,7 @@
         </w:tc>
         <w:tc>
           <w:tcPr>
-            <w:tcW w:type="dxa" w:w="3516"/>
+            <w:tcW w:type="dxa" w:w="3358"/>
             <w:tcBorders>
               <w:top w:val="single" w:color="BFC9D6" w:sz="4"/>
               <w:left w:val="single" w:color="BFC9D6" w:sz="4"/>
@@ -16959,7 +17289,7 @@
         </w:trPr>
         <w:tc>
           <w:tcPr>
-            <w:tcW w:type="dxa" w:w="979"/>
+            <w:tcW w:type="dxa" w:w="971"/>
             <w:tcBorders>
               <w:top w:val="single" w:color="BFC9D6" w:sz="4"/>
               <w:left w:val="single" w:color="BFC9D6" w:sz="4"/>
@@ -16995,7 +17325,7 @@
         </w:tc>
         <w:tc>
           <w:tcPr>
-            <w:tcW w:type="dxa" w:w="1129"/>
+            <w:tcW w:type="dxa" w:w="1078"/>
             <w:tcBorders>
               <w:top w:val="single" w:color="BFC9D6" w:sz="4"/>
               <w:left w:val="single" w:color="BFC9D6" w:sz="4"/>
@@ -17031,7 +17361,7 @@
         </w:tc>
         <w:tc>
           <w:tcPr>
-            <w:tcW w:type="dxa" w:w="2258"/>
+            <w:tcW w:type="dxa" w:w="2515"/>
             <w:tcBorders>
               <w:top w:val="single" w:color="BFC9D6" w:sz="4"/>
               <w:left w:val="single" w:color="BFC9D6" w:sz="4"/>
@@ -17067,7 +17397,7 @@
         </w:tc>
         <w:tc>
           <w:tcPr>
-            <w:tcW w:type="dxa" w:w="1003"/>
+            <w:tcW w:type="dxa" w:w="971"/>
             <w:tcBorders>
               <w:top w:val="single" w:color="BFC9D6" w:sz="4"/>
               <w:left w:val="single" w:color="BFC9D6" w:sz="4"/>
@@ -17103,7 +17433,7 @@
         </w:tc>
         <w:tc>
           <w:tcPr>
-            <w:tcW w:type="dxa" w:w="979"/>
+            <w:tcW w:type="dxa" w:w="971"/>
             <w:tcBorders>
               <w:top w:val="single" w:color="BFC9D6" w:sz="4"/>
               <w:left w:val="single" w:color="BFC9D6" w:sz="4"/>
@@ -17139,7 +17469,7 @@
         </w:tc>
         <w:tc>
           <w:tcPr>
-            <w:tcW w:type="dxa" w:w="3516"/>
+            <w:tcW w:type="dxa" w:w="3358"/>
             <w:tcBorders>
               <w:top w:val="single" w:color="BFC9D6" w:sz="4"/>
               <w:left w:val="single" w:color="BFC9D6" w:sz="4"/>
@@ -17180,7 +17510,7 @@
         </w:trPr>
         <w:tc>
           <w:tcPr>
-            <w:tcW w:type="dxa" w:w="979"/>
+            <w:tcW w:type="dxa" w:w="971"/>
             <w:tcBorders>
               <w:top w:val="single" w:color="BFC9D6" w:sz="4"/>
               <w:left w:val="single" w:color="BFC9D6" w:sz="4"/>
@@ -17217,7 +17547,7 @@
         </w:tc>
         <w:tc>
           <w:tcPr>
-            <w:tcW w:type="dxa" w:w="1129"/>
+            <w:tcW w:type="dxa" w:w="1078"/>
             <w:tcBorders>
               <w:top w:val="single" w:color="BFC9D6" w:sz="4"/>
               <w:left w:val="single" w:color="BFC9D6" w:sz="4"/>
@@ -17254,7 +17584,7 @@
         </w:tc>
         <w:tc>
           <w:tcPr>
-            <w:tcW w:type="dxa" w:w="2258"/>
+            <w:tcW w:type="dxa" w:w="2515"/>
             <w:tcBorders>
               <w:top w:val="single" w:color="BFC9D6" w:sz="4"/>
               <w:left w:val="single" w:color="BFC9D6" w:sz="4"/>
@@ -17291,7 +17621,7 @@
         </w:tc>
         <w:tc>
           <w:tcPr>
-            <w:tcW w:type="dxa" w:w="1003"/>
+            <w:tcW w:type="dxa" w:w="971"/>
             <w:tcBorders>
               <w:top w:val="single" w:color="BFC9D6" w:sz="4"/>
               <w:left w:val="single" w:color="BFC9D6" w:sz="4"/>
@@ -17328,7 +17658,7 @@
         </w:tc>
         <w:tc>
           <w:tcPr>
-            <w:tcW w:type="dxa" w:w="979"/>
+            <w:tcW w:type="dxa" w:w="971"/>
             <w:tcBorders>
               <w:top w:val="single" w:color="BFC9D6" w:sz="4"/>
               <w:left w:val="single" w:color="BFC9D6" w:sz="4"/>
@@ -17365,7 +17695,7 @@
         </w:tc>
         <w:tc>
           <w:tcPr>
-            <w:tcW w:type="dxa" w:w="3516"/>
+            <w:tcW w:type="dxa" w:w="3358"/>
             <w:tcBorders>
               <w:top w:val="single" w:color="BFC9D6" w:sz="4"/>
               <w:left w:val="single" w:color="BFC9D6" w:sz="4"/>
@@ -17407,7 +17737,7 @@
         </w:trPr>
         <w:tc>
           <w:tcPr>
-            <w:tcW w:type="dxa" w:w="979"/>
+            <w:tcW w:type="dxa" w:w="971"/>
             <w:tcBorders>
               <w:top w:val="single" w:color="BFC9D6" w:sz="4"/>
               <w:left w:val="single" w:color="BFC9D6" w:sz="4"/>
@@ -17443,7 +17773,7 @@
         </w:tc>
         <w:tc>
           <w:tcPr>
-            <w:tcW w:type="dxa" w:w="1129"/>
+            <w:tcW w:type="dxa" w:w="1078"/>
             <w:tcBorders>
               <w:top w:val="single" w:color="BFC9D6" w:sz="4"/>
               <w:left w:val="single" w:color="BFC9D6" w:sz="4"/>
@@ -17479,7 +17809,7 @@
         </w:tc>
         <w:tc>
           <w:tcPr>
-            <w:tcW w:type="dxa" w:w="2258"/>
+            <w:tcW w:type="dxa" w:w="2515"/>
             <w:tcBorders>
               <w:top w:val="single" w:color="BFC9D6" w:sz="4"/>
               <w:left w:val="single" w:color="BFC9D6" w:sz="4"/>
@@ -17515,7 +17845,7 @@
         </w:tc>
         <w:tc>
           <w:tcPr>
-            <w:tcW w:type="dxa" w:w="1003"/>
+            <w:tcW w:type="dxa" w:w="971"/>
             <w:tcBorders>
               <w:top w:val="single" w:color="BFC9D6" w:sz="4"/>
               <w:left w:val="single" w:color="BFC9D6" w:sz="4"/>
@@ -17551,7 +17881,7 @@
         </w:tc>
         <w:tc>
           <w:tcPr>
-            <w:tcW w:type="dxa" w:w="979"/>
+            <w:tcW w:type="dxa" w:w="971"/>
             <w:tcBorders>
               <w:top w:val="single" w:color="BFC9D6" w:sz="4"/>
               <w:left w:val="single" w:color="BFC9D6" w:sz="4"/>
@@ -17587,7 +17917,7 @@
         </w:tc>
         <w:tc>
           <w:tcPr>
-            <w:tcW w:type="dxa" w:w="3516"/>
+            <w:tcW w:type="dxa" w:w="3358"/>
             <w:tcBorders>
               <w:top w:val="single" w:color="BFC9D6" w:sz="4"/>
               <w:left w:val="single" w:color="BFC9D6" w:sz="4"/>
@@ -17628,7 +17958,7 @@
         </w:trPr>
         <w:tc>
           <w:tcPr>
-            <w:tcW w:type="dxa" w:w="979"/>
+            <w:tcW w:type="dxa" w:w="971"/>
             <w:tcBorders>
               <w:top w:val="single" w:color="BFC9D6" w:sz="4"/>
               <w:left w:val="single" w:color="BFC9D6" w:sz="4"/>
@@ -17665,7 +17995,7 @@
         </w:tc>
         <w:tc>
           <w:tcPr>
-            <w:tcW w:type="dxa" w:w="1129"/>
+            <w:tcW w:type="dxa" w:w="1078"/>
             <w:tcBorders>
               <w:top w:val="single" w:color="BFC9D6" w:sz="4"/>
               <w:left w:val="single" w:color="BFC9D6" w:sz="4"/>
@@ -17702,7 +18032,7 @@
         </w:tc>
         <w:tc>
           <w:tcPr>
-            <w:tcW w:type="dxa" w:w="2258"/>
+            <w:tcW w:type="dxa" w:w="2515"/>
             <w:tcBorders>
               <w:top w:val="single" w:color="BFC9D6" w:sz="4"/>
               <w:left w:val="single" w:color="BFC9D6" w:sz="4"/>
@@ -17831,7 +18161,7 @@
         </w:tc>
         <w:tc>
           <w:tcPr>
-            <w:tcW w:type="dxa" w:w="1003"/>
+            <w:tcW w:type="dxa" w:w="971"/>
             <w:tcBorders>
               <w:top w:val="single" w:color="BFC9D6" w:sz="4"/>
               <w:left w:val="single" w:color="BFC9D6" w:sz="4"/>
@@ -17868,7 +18198,7 @@
         </w:tc>
         <w:tc>
           <w:tcPr>
-            <w:tcW w:type="dxa" w:w="979"/>
+            <w:tcW w:type="dxa" w:w="971"/>
             <w:tcBorders>
               <w:top w:val="single" w:color="BFC9D6" w:sz="4"/>
               <w:left w:val="single" w:color="BFC9D6" w:sz="4"/>
@@ -17905,7 +18235,7 @@
         </w:tc>
         <w:tc>
           <w:tcPr>
-            <w:tcW w:type="dxa" w:w="3516"/>
+            <w:tcW w:type="dxa" w:w="3358"/>
             <w:tcBorders>
               <w:top w:val="single" w:color="BFC9D6" w:sz="4"/>
               <w:left w:val="single" w:color="BFC9D6" w:sz="4"/>
@@ -17960,7 +18290,7 @@
         </w:trPr>
         <w:tc>
           <w:tcPr>
-            <w:tcW w:type="dxa" w:w="979"/>
+            <w:tcW w:type="dxa" w:w="971"/>
             <w:tcBorders>
               <w:top w:val="single" w:color="BFC9D6" w:sz="4"/>
               <w:left w:val="single" w:color="BFC9D6" w:sz="4"/>
@@ -17996,7 +18326,7 @@
         </w:tc>
         <w:tc>
           <w:tcPr>
-            <w:tcW w:type="dxa" w:w="1129"/>
+            <w:tcW w:type="dxa" w:w="1078"/>
             <w:tcBorders>
               <w:top w:val="single" w:color="BFC9D6" w:sz="4"/>
               <w:left w:val="single" w:color="BFC9D6" w:sz="4"/>
@@ -18032,7 +18362,7 @@
         </w:tc>
         <w:tc>
           <w:tcPr>
-            <w:tcW w:type="dxa" w:w="2258"/>
+            <w:tcW w:type="dxa" w:w="2515"/>
             <w:tcBorders>
               <w:top w:val="single" w:color="BFC9D6" w:sz="4"/>
               <w:left w:val="single" w:color="BFC9D6" w:sz="4"/>
@@ -18068,7 +18398,7 @@
         </w:tc>
         <w:tc>
           <w:tcPr>
-            <w:tcW w:type="dxa" w:w="1003"/>
+            <w:tcW w:type="dxa" w:w="971"/>
             <w:tcBorders>
               <w:top w:val="single" w:color="BFC9D6" w:sz="4"/>
               <w:left w:val="single" w:color="BFC9D6" w:sz="4"/>
@@ -18104,7 +18434,7 @@
         </w:tc>
         <w:tc>
           <w:tcPr>
-            <w:tcW w:type="dxa" w:w="979"/>
+            <w:tcW w:type="dxa" w:w="971"/>
             <w:tcBorders>
               <w:top w:val="single" w:color="BFC9D6" w:sz="4"/>
               <w:left w:val="single" w:color="BFC9D6" w:sz="4"/>
@@ -18140,7 +18470,7 @@
         </w:tc>
         <w:tc>
           <w:tcPr>
-            <w:tcW w:type="dxa" w:w="3516"/>
+            <w:tcW w:type="dxa" w:w="3358"/>
             <w:tcBorders>
               <w:top w:val="single" w:color="BFC9D6" w:sz="4"/>
               <w:left w:val="single" w:color="BFC9D6" w:sz="4"/>
@@ -18181,7 +18511,7 @@
         </w:trPr>
         <w:tc>
           <w:tcPr>
-            <w:tcW w:type="dxa" w:w="979"/>
+            <w:tcW w:type="dxa" w:w="971"/>
             <w:tcBorders>
               <w:top w:val="single" w:color="BFC9D6" w:sz="4"/>
               <w:left w:val="single" w:color="BFC9D6" w:sz="4"/>
@@ -18218,7 +18548,7 @@
         </w:tc>
         <w:tc>
           <w:tcPr>
-            <w:tcW w:type="dxa" w:w="1129"/>
+            <w:tcW w:type="dxa" w:w="1078"/>
             <w:tcBorders>
               <w:top w:val="single" w:color="BFC9D6" w:sz="4"/>
               <w:left w:val="single" w:color="BFC9D6" w:sz="4"/>
@@ -18255,7 +18585,7 @@
         </w:tc>
         <w:tc>
           <w:tcPr>
-            <w:tcW w:type="dxa" w:w="2258"/>
+            <w:tcW w:type="dxa" w:w="2515"/>
             <w:tcBorders>
               <w:top w:val="single" w:color="BFC9D6" w:sz="4"/>
               <w:left w:val="single" w:color="BFC9D6" w:sz="4"/>
@@ -18292,7 +18622,7 @@
         </w:tc>
         <w:tc>
           <w:tcPr>
-            <w:tcW w:type="dxa" w:w="1003"/>
+            <w:tcW w:type="dxa" w:w="971"/>
             <w:tcBorders>
               <w:top w:val="single" w:color="BFC9D6" w:sz="4"/>
               <w:left w:val="single" w:color="BFC9D6" w:sz="4"/>
@@ -18329,7 +18659,7 @@
         </w:tc>
         <w:tc>
           <w:tcPr>
-            <w:tcW w:type="dxa" w:w="979"/>
+            <w:tcW w:type="dxa" w:w="971"/>
             <w:tcBorders>
               <w:top w:val="single" w:color="BFC9D6" w:sz="4"/>
               <w:left w:val="single" w:color="BFC9D6" w:sz="4"/>
@@ -18366,7 +18696,7 @@
         </w:tc>
         <w:tc>
           <w:tcPr>
-            <w:tcW w:type="dxa" w:w="3516"/>
+            <w:tcW w:type="dxa" w:w="3358"/>
             <w:tcBorders>
               <w:top w:val="single" w:color="BFC9D6" w:sz="4"/>
               <w:left w:val="single" w:color="BFC9D6" w:sz="4"/>
@@ -18421,7 +18751,7 @@
         </w:trPr>
         <w:tc>
           <w:tcPr>
-            <w:tcW w:type="dxa" w:w="979"/>
+            <w:tcW w:type="dxa" w:w="971"/>
             <w:tcBorders>
               <w:top w:val="single" w:color="BFC9D6" w:sz="4"/>
               <w:left w:val="single" w:color="BFC9D6" w:sz="4"/>
@@ -18457,7 +18787,7 @@
         </w:tc>
         <w:tc>
           <w:tcPr>
-            <w:tcW w:type="dxa" w:w="1129"/>
+            <w:tcW w:type="dxa" w:w="1078"/>
             <w:tcBorders>
               <w:top w:val="single" w:color="BFC9D6" w:sz="4"/>
               <w:left w:val="single" w:color="BFC9D6" w:sz="4"/>
@@ -18493,7 +18823,7 @@
         </w:tc>
         <w:tc>
           <w:tcPr>
-            <w:tcW w:type="dxa" w:w="2258"/>
+            <w:tcW w:type="dxa" w:w="2515"/>
             <w:tcBorders>
               <w:top w:val="single" w:color="BFC9D6" w:sz="4"/>
               <w:left w:val="single" w:color="BFC9D6" w:sz="4"/>
@@ -18529,7 +18859,7 @@
         </w:tc>
         <w:tc>
           <w:tcPr>
-            <w:tcW w:type="dxa" w:w="1003"/>
+            <w:tcW w:type="dxa" w:w="971"/>
             <w:tcBorders>
               <w:top w:val="single" w:color="BFC9D6" w:sz="4"/>
               <w:left w:val="single" w:color="BFC9D6" w:sz="4"/>
@@ -18565,7 +18895,7 @@
         </w:tc>
         <w:tc>
           <w:tcPr>
-            <w:tcW w:type="dxa" w:w="979"/>
+            <w:tcW w:type="dxa" w:w="971"/>
             <w:tcBorders>
               <w:top w:val="single" w:color="BFC9D6" w:sz="4"/>
               <w:left w:val="single" w:color="BFC9D6" w:sz="4"/>
@@ -18601,7 +18931,7 @@
         </w:tc>
         <w:tc>
           <w:tcPr>
-            <w:tcW w:type="dxa" w:w="3516"/>
+            <w:tcW w:type="dxa" w:w="3358"/>
             <w:tcBorders>
               <w:top w:val="single" w:color="BFC9D6" w:sz="4"/>
               <w:left w:val="single" w:color="BFC9D6" w:sz="4"/>
@@ -18642,7 +18972,7 @@
         </w:trPr>
         <w:tc>
           <w:tcPr>
-            <w:tcW w:type="dxa" w:w="979"/>
+            <w:tcW w:type="dxa" w:w="971"/>
             <w:tcBorders>
               <w:top w:val="single" w:color="BFC9D6" w:sz="4"/>
               <w:left w:val="single" w:color="BFC9D6" w:sz="4"/>
@@ -18679,7 +19009,7 @@
         </w:tc>
         <w:tc>
           <w:tcPr>
-            <w:tcW w:type="dxa" w:w="1129"/>
+            <w:tcW w:type="dxa" w:w="1078"/>
             <w:tcBorders>
               <w:top w:val="single" w:color="BFC9D6" w:sz="4"/>
               <w:left w:val="single" w:color="BFC9D6" w:sz="4"/>
@@ -18716,7 +19046,7 @@
         </w:tc>
         <w:tc>
           <w:tcPr>
-            <w:tcW w:type="dxa" w:w="2258"/>
+            <w:tcW w:type="dxa" w:w="2515"/>
             <w:tcBorders>
               <w:top w:val="single" w:color="BFC9D6" w:sz="4"/>
               <w:left w:val="single" w:color="BFC9D6" w:sz="4"/>
@@ -18753,7 +19083,7 @@
         </w:tc>
         <w:tc>
           <w:tcPr>
-            <w:tcW w:type="dxa" w:w="1003"/>
+            <w:tcW w:type="dxa" w:w="971"/>
             <w:tcBorders>
               <w:top w:val="single" w:color="BFC9D6" w:sz="4"/>
               <w:left w:val="single" w:color="BFC9D6" w:sz="4"/>
@@ -18790,7 +19120,7 @@
         </w:tc>
         <w:tc>
           <w:tcPr>
-            <w:tcW w:type="dxa" w:w="979"/>
+            <w:tcW w:type="dxa" w:w="971"/>
             <w:tcBorders>
               <w:top w:val="single" w:color="BFC9D6" w:sz="4"/>
               <w:left w:val="single" w:color="BFC9D6" w:sz="4"/>
@@ -18827,7 +19157,7 @@
         </w:tc>
         <w:tc>
           <w:tcPr>
-            <w:tcW w:type="dxa" w:w="3516"/>
+            <w:tcW w:type="dxa" w:w="3358"/>
             <w:tcBorders>
               <w:top w:val="single" w:color="BFC9D6" w:sz="4"/>
               <w:left w:val="single" w:color="BFC9D6" w:sz="4"/>
@@ -26606,7 +26936,7 @@
                 <w:szCs w:val="18"/>
                 <w:rtl/>
               </w:rPr>
-              <w:t xml:space="preserve">docs/20-database-design.md:165، :541؛ db/model/10-platform.model:305، :321-323</w:t>
+              <w:t xml:space="preserve">docs/20-database-design.md:192، :638؛ db/model/10-platform.model:360-386</w:t>
             </w:r>
           </w:p>
         </w:tc>

--- a/treasury-platform/docs/30-readiness/word/DOC-S12-logging-monitoring-audit.docx
+++ b/treasury-platform/docs/30-readiness/word/DOC-S12-logging-monitoring-audit.docx
@@ -19193,6 +19193,583 @@
           </w:p>
         </w:tc>
       </w:tr>
+      <w:tr>
+        <w:trPr>
+          <w:cantSplit/>
+        </w:trPr>
+        <w:tc>
+          <w:tcPr>
+            <w:tcW w:type="dxa" w:w="971"/>
+            <w:tcBorders>
+              <w:top w:val="single" w:color="BFC9D6" w:sz="4"/>
+              <w:left w:val="single" w:color="BFC9D6" w:sz="4"/>
+              <w:bottom w:val="single" w:color="BFC9D6" w:sz="4"/>
+              <w:right w:val="single" w:color="BFC9D6" w:sz="4"/>
+            </w:tcBorders>
+            <w:tcMar>
+              <w:top w:type="dxa" w:w="50"/>
+              <w:left w:type="dxa" w:w="90"/>
+              <w:bottom w:type="dxa" w:w="50"/>
+              <w:right w:type="dxa" w:w="90"/>
+            </w:tcMar>
+            <w:vAlign w:val="top"/>
+          </w:tcPr>
+          <w:p>
+            <w:pPr>
+              <w:keepNext w:val="false"/>
+              <w:bidi/>
+              <w:spacing w:after="30" w:before="30" w:line="264"/>
+            </w:pPr>
+            <w:r>
+              <w:rPr>
+                <w:rFonts w:ascii="Arial" w:cs="Arial" w:eastAsia="Arial" w:hAnsi="Arial"/>
+                <w:b w:val="false"/>
+                <w:bCs w:val="false"/>
+                <w:sz w:val="18"/>
+                <w:szCs w:val="18"/>
+                <w:rtl/>
+              </w:rPr>
+              <w:t xml:space="preserve">AL-23</w:t>
+            </w:r>
+          </w:p>
+        </w:tc>
+        <w:tc>
+          <w:tcPr>
+            <w:tcW w:type="dxa" w:w="1078"/>
+            <w:tcBorders>
+              <w:top w:val="single" w:color="BFC9D6" w:sz="4"/>
+              <w:left w:val="single" w:color="BFC9D6" w:sz="4"/>
+              <w:bottom w:val="single" w:color="BFC9D6" w:sz="4"/>
+              <w:right w:val="single" w:color="BFC9D6" w:sz="4"/>
+            </w:tcBorders>
+            <w:tcMar>
+              <w:top w:type="dxa" w:w="50"/>
+              <w:left w:type="dxa" w:w="90"/>
+              <w:bottom w:type="dxa" w:w="50"/>
+              <w:right w:type="dxa" w:w="90"/>
+            </w:tcMar>
+            <w:vAlign w:val="top"/>
+          </w:tcPr>
+          <w:p>
+            <w:pPr>
+              <w:keepNext w:val="false"/>
+              <w:bidi/>
+              <w:spacing w:after="30" w:before="30" w:line="264"/>
+            </w:pPr>
+            <w:r>
+              <w:rPr>
+                <w:rFonts w:ascii="Arial" w:cs="Arial" w:eastAsia="Arial" w:hAnsi="Arial"/>
+                <w:b w:val="false"/>
+                <w:bCs w:val="false"/>
+                <w:sz w:val="18"/>
+                <w:szCs w:val="18"/>
+                <w:rtl/>
+              </w:rPr>
+              <w:t xml:space="preserve">الحظر الآلي </w:t>
+            </w:r>
+            <w:r>
+              <w:rPr>
+                <w:rFonts w:ascii="Segoe UI Emoji" w:cs="Segoe UI Emoji" w:eastAsia="Segoe UI Emoji" w:hAnsi="Segoe UI Emoji"/>
+                <w:sz w:val="18"/>
+                <w:szCs w:val="18"/>
+                <w:rtl/>
+              </w:rPr>
+              <w:t xml:space="preserve">✅</w:t>
+            </w:r>
+            <w:r>
+              <w:rPr>
+                <w:rFonts w:ascii="Arial" w:cs="Arial" w:eastAsia="Arial" w:hAnsi="Arial"/>
+                <w:b w:val="false"/>
+                <w:bCs w:val="false"/>
+                <w:sz w:val="18"/>
+                <w:szCs w:val="18"/>
+                <w:rtl/>
+              </w:rPr>
+              <w:t xml:space="preserve"> (ADR 0047)</w:t>
+            </w:r>
+          </w:p>
+        </w:tc>
+        <w:tc>
+          <w:tcPr>
+            <w:tcW w:type="dxa" w:w="2515"/>
+            <w:tcBorders>
+              <w:top w:val="single" w:color="BFC9D6" w:sz="4"/>
+              <w:left w:val="single" w:color="BFC9D6" w:sz="4"/>
+              <w:bottom w:val="single" w:color="BFC9D6" w:sz="4"/>
+              <w:right w:val="single" w:color="BFC9D6" w:sz="4"/>
+            </w:tcBorders>
+            <w:tcMar>
+              <w:top w:type="dxa" w:w="50"/>
+              <w:left w:type="dxa" w:w="90"/>
+              <w:bottom w:type="dxa" w:w="50"/>
+              <w:right w:type="dxa" w:w="90"/>
+            </w:tcMar>
+            <w:vAlign w:val="top"/>
+          </w:tcPr>
+          <w:p>
+            <w:pPr>
+              <w:keepNext w:val="false"/>
+              <w:bidi/>
+              <w:spacing w:after="30" w:before="30" w:line="264"/>
+            </w:pPr>
+            <w:r>
+              <w:rPr>
+                <w:rFonts w:ascii="Arial" w:cs="Arial" w:eastAsia="Arial" w:hAnsi="Arial"/>
+                <w:b w:val="false"/>
+                <w:bCs w:val="false"/>
+                <w:sz w:val="18"/>
+                <w:szCs w:val="18"/>
+                <w:rtl/>
+              </w:rPr>
+              <w:t xml:space="preserve">كل حظر آلي (A2)، وأكثر من 10 في الساعة (A1)</w:t>
+            </w:r>
+          </w:p>
+        </w:tc>
+        <w:tc>
+          <w:tcPr>
+            <w:tcW w:type="dxa" w:w="971"/>
+            <w:tcBorders>
+              <w:top w:val="single" w:color="BFC9D6" w:sz="4"/>
+              <w:left w:val="single" w:color="BFC9D6" w:sz="4"/>
+              <w:bottom w:val="single" w:color="BFC9D6" w:sz="4"/>
+              <w:right w:val="single" w:color="BFC9D6" w:sz="4"/>
+            </w:tcBorders>
+            <w:tcMar>
+              <w:top w:type="dxa" w:w="50"/>
+              <w:left w:type="dxa" w:w="90"/>
+              <w:bottom w:type="dxa" w:w="50"/>
+              <w:right w:type="dxa" w:w="90"/>
+            </w:tcMar>
+            <w:vAlign w:val="top"/>
+          </w:tcPr>
+          <w:p>
+            <w:pPr>
+              <w:keepNext w:val="false"/>
+              <w:bidi/>
+              <w:spacing w:after="30" w:before="30" w:line="264"/>
+            </w:pPr>
+            <w:r>
+              <w:rPr>
+                <w:rFonts w:ascii="Arial" w:cs="Arial" w:eastAsia="Arial" w:hAnsi="Arial"/>
+                <w:b w:val="false"/>
+                <w:bCs w:val="false"/>
+                <w:sz w:val="18"/>
+                <w:szCs w:val="18"/>
+                <w:rtl/>
+              </w:rPr>
+              <w:t xml:space="preserve">A1 أو A2</w:t>
+            </w:r>
+          </w:p>
+        </w:tc>
+        <w:tc>
+          <w:tcPr>
+            <w:tcW w:type="dxa" w:w="971"/>
+            <w:tcBorders>
+              <w:top w:val="single" w:color="BFC9D6" w:sz="4"/>
+              <w:left w:val="single" w:color="BFC9D6" w:sz="4"/>
+              <w:bottom w:val="single" w:color="BFC9D6" w:sz="4"/>
+              <w:right w:val="single" w:color="BFC9D6" w:sz="4"/>
+            </w:tcBorders>
+            <w:tcMar>
+              <w:top w:type="dxa" w:w="50"/>
+              <w:left w:type="dxa" w:w="90"/>
+              <w:bottom w:type="dxa" w:w="50"/>
+              <w:right w:type="dxa" w:w="90"/>
+            </w:tcMar>
+            <w:vAlign w:val="top"/>
+          </w:tcPr>
+          <w:p>
+            <w:pPr>
+              <w:keepNext w:val="false"/>
+              <w:bidi/>
+              <w:spacing w:after="30" w:before="30" w:line="264"/>
+            </w:pPr>
+            <w:r>
+              <w:rPr>
+                <w:rFonts w:ascii="Arial" w:cs="Arial" w:eastAsia="Arial" w:hAnsi="Arial"/>
+                <w:b w:val="false"/>
+                <w:bCs w:val="false"/>
+                <w:sz w:val="18"/>
+                <w:szCs w:val="18"/>
+                <w:rtl/>
+              </w:rPr>
+              <w:t xml:space="preserve">SEC</w:t>
+            </w:r>
+          </w:p>
+        </w:tc>
+        <w:tc>
+          <w:tcPr>
+            <w:tcW w:type="dxa" w:w="3358"/>
+            <w:tcBorders>
+              <w:top w:val="single" w:color="BFC9D6" w:sz="4"/>
+              <w:left w:val="single" w:color="BFC9D6" w:sz="4"/>
+              <w:bottom w:val="single" w:color="BFC9D6" w:sz="4"/>
+              <w:right w:val="single" w:color="BFC9D6" w:sz="4"/>
+            </w:tcBorders>
+            <w:tcMar>
+              <w:top w:type="dxa" w:w="50"/>
+              <w:left w:type="dxa" w:w="90"/>
+              <w:bottom w:type="dxa" w:w="50"/>
+              <w:right w:type="dxa" w:w="90"/>
+            </w:tcMar>
+            <w:vAlign w:val="top"/>
+          </w:tcPr>
+          <w:p>
+            <w:pPr>
+              <w:keepNext w:val="false"/>
+              <w:bidi/>
+              <w:spacing w:after="30" w:before="30" w:line="264"/>
+            </w:pPr>
+            <w:r>
+              <w:rPr>
+                <w:rFonts w:ascii="Arial" w:cs="Arial" w:eastAsia="Arial" w:hAnsi="Arial"/>
+                <w:b w:val="false"/>
+                <w:bCs w:val="false"/>
+                <w:sz w:val="18"/>
+                <w:szCs w:val="18"/>
+                <w:rtl/>
+              </w:rPr>
+              <w:t xml:space="preserve">الحدث </w:t>
+            </w:r>
+            <w:r>
+              <w:rPr>
+                <w:rFonts w:ascii="Courier New" w:cs="Courier New" w:eastAsia="Courier New" w:hAnsi="Courier New"/>
+                <w:b w:val="false"/>
+                <w:bCs w:val="false"/>
+                <w:color w:val="1F2937"/>
+                <w:sz w:val="16"/>
+                <w:szCs w:val="16"/>
+                <w:shd w:fill="F1F3F5" w:color="auto" w:val="clear"/>
+                <w:rtl/>
+              </w:rPr>
+              <w:t xml:space="preserve">‎IP_BLOCKED‎</w:t>
+            </w:r>
+            <w:r>
+              <w:rPr>
+                <w:rFonts w:ascii="Arial" w:cs="Arial" w:eastAsia="Arial" w:hAnsi="Arial"/>
+                <w:b w:val="false"/>
+                <w:bCs w:val="false"/>
+                <w:sz w:val="18"/>
+                <w:szCs w:val="18"/>
+                <w:rtl/>
+              </w:rPr>
+              <w:t xml:space="preserve"> (SECURITY، HIGH) والتحذير 4801 وبريد </w:t>
+            </w:r>
+            <w:r>
+              <w:rPr>
+                <w:rFonts w:ascii="Courier New" w:cs="Courier New" w:eastAsia="Courier New" w:hAnsi="Courier New"/>
+                <w:b w:val="false"/>
+                <w:bCs w:val="false"/>
+                <w:color w:val="1F2937"/>
+                <w:sz w:val="16"/>
+                <w:szCs w:val="16"/>
+                <w:shd w:fill="F1F3F5" w:color="auto" w:val="clear"/>
+                <w:rtl/>
+              </w:rPr>
+              <w:t xml:space="preserve">‎Security:AlertEmails‎</w:t>
+            </w:r>
+            <w:r>
+              <w:rPr>
+                <w:rFonts w:ascii="Arial" w:cs="Arial" w:eastAsia="Arial" w:hAnsi="Arial"/>
+                <w:b w:val="false"/>
+                <w:bCs w:val="false"/>
+                <w:sz w:val="18"/>
+                <w:szCs w:val="18"/>
+                <w:rtl/>
+              </w:rPr>
+              <w:t xml:space="preserve">؛ صفحة الأمن في لوحة المشغّل</w:t>
+            </w:r>
+          </w:p>
+        </w:tc>
+      </w:tr>
+      <w:tr>
+        <w:trPr>
+          <w:cantSplit/>
+        </w:trPr>
+        <w:tc>
+          <w:tcPr>
+            <w:tcW w:type="dxa" w:w="971"/>
+            <w:tcBorders>
+              <w:top w:val="single" w:color="BFC9D6" w:sz="4"/>
+              <w:left w:val="single" w:color="BFC9D6" w:sz="4"/>
+              <w:bottom w:val="single" w:color="BFC9D6" w:sz="4"/>
+              <w:right w:val="single" w:color="BFC9D6" w:sz="4"/>
+            </w:tcBorders>
+            <w:shd w:fill="F5F8FC" w:color="auto" w:val="clear"/>
+            <w:tcMar>
+              <w:top w:type="dxa" w:w="50"/>
+              <w:left w:type="dxa" w:w="90"/>
+              <w:bottom w:type="dxa" w:w="50"/>
+              <w:right w:type="dxa" w:w="90"/>
+            </w:tcMar>
+            <w:vAlign w:val="top"/>
+          </w:tcPr>
+          <w:p>
+            <w:pPr>
+              <w:keepNext w:val="false"/>
+              <w:bidi/>
+              <w:spacing w:after="30" w:before="30" w:line="264"/>
+            </w:pPr>
+            <w:r>
+              <w:rPr>
+                <w:rFonts w:ascii="Arial" w:cs="Arial" w:eastAsia="Arial" w:hAnsi="Arial"/>
+                <w:b w:val="false"/>
+                <w:bCs w:val="false"/>
+                <w:sz w:val="18"/>
+                <w:szCs w:val="18"/>
+                <w:rtl/>
+              </w:rPr>
+              <w:t xml:space="preserve">AL-24</w:t>
+            </w:r>
+          </w:p>
+        </w:tc>
+        <w:tc>
+          <w:tcPr>
+            <w:tcW w:type="dxa" w:w="1078"/>
+            <w:tcBorders>
+              <w:top w:val="single" w:color="BFC9D6" w:sz="4"/>
+              <w:left w:val="single" w:color="BFC9D6" w:sz="4"/>
+              <w:bottom w:val="single" w:color="BFC9D6" w:sz="4"/>
+              <w:right w:val="single" w:color="BFC9D6" w:sz="4"/>
+            </w:tcBorders>
+            <w:shd w:fill="F5F8FC" w:color="auto" w:val="clear"/>
+            <w:tcMar>
+              <w:top w:type="dxa" w:w="50"/>
+              <w:left w:type="dxa" w:w="90"/>
+              <w:bottom w:type="dxa" w:w="50"/>
+              <w:right w:type="dxa" w:w="90"/>
+            </w:tcMar>
+            <w:vAlign w:val="top"/>
+          </w:tcPr>
+          <w:p>
+            <w:pPr>
+              <w:keepNext w:val="false"/>
+              <w:bidi/>
+              <w:spacing w:after="30" w:before="30" w:line="264"/>
+            </w:pPr>
+            <w:r>
+              <w:rPr>
+                <w:rFonts w:ascii="Arial" w:cs="Arial" w:eastAsia="Arial" w:hAnsi="Arial"/>
+                <w:b w:val="false"/>
+                <w:bCs w:val="false"/>
+                <w:sz w:val="18"/>
+                <w:szCs w:val="18"/>
+                <w:rtl/>
+              </w:rPr>
+              <w:t xml:space="preserve">مضيف التطبيق</w:t>
+            </w:r>
+          </w:p>
+        </w:tc>
+        <w:tc>
+          <w:tcPr>
+            <w:tcW w:type="dxa" w:w="2515"/>
+            <w:tcBorders>
+              <w:top w:val="single" w:color="BFC9D6" w:sz="4"/>
+              <w:left w:val="single" w:color="BFC9D6" w:sz="4"/>
+              <w:bottom w:val="single" w:color="BFC9D6" w:sz="4"/>
+              <w:right w:val="single" w:color="BFC9D6" w:sz="4"/>
+            </w:tcBorders>
+            <w:shd w:fill="F5F8FC" w:color="auto" w:val="clear"/>
+            <w:tcMar>
+              <w:top w:type="dxa" w:w="50"/>
+              <w:left w:type="dxa" w:w="90"/>
+              <w:bottom w:type="dxa" w:w="50"/>
+              <w:right w:type="dxa" w:w="90"/>
+            </w:tcMar>
+            <w:vAlign w:val="top"/>
+          </w:tcPr>
+          <w:p>
+            <w:pPr>
+              <w:keepNext w:val="false"/>
+              <w:bidi/>
+              <w:spacing w:after="30" w:before="30" w:line="264"/>
+            </w:pPr>
+            <w:r>
+              <w:rPr>
+                <w:rFonts w:ascii="Arial" w:cs="Arial" w:eastAsia="Arial" w:hAnsi="Arial"/>
+                <w:b w:val="false"/>
+                <w:bCs w:val="false"/>
+                <w:sz w:val="18"/>
+                <w:szCs w:val="18"/>
+                <w:rtl/>
+              </w:rPr>
+              <w:t xml:space="preserve">منفذ استماع أو حاوية جديدة، أو تغير </w:t>
+            </w:r>
+            <w:r>
+              <w:rPr>
+                <w:rFonts w:ascii="Courier New" w:cs="Courier New" w:eastAsia="Courier New" w:hAnsi="Courier New"/>
+                <w:b w:val="false"/>
+                <w:bCs w:val="false"/>
+                <w:color w:val="1F2937"/>
+                <w:sz w:val="16"/>
+                <w:szCs w:val="16"/>
+                <w:shd w:fill="F1F3F5" w:color="auto" w:val="clear"/>
+                <w:rtl/>
+              </w:rPr>
+              <w:t xml:space="preserve">‎authorized_keys‎</w:t>
+            </w:r>
+            <w:r>
+              <w:rPr>
+                <w:rFonts w:ascii="Arial" w:cs="Arial" w:eastAsia="Arial" w:hAnsi="Arial"/>
+                <w:b w:val="false"/>
+                <w:bCs w:val="false"/>
+                <w:sz w:val="18"/>
+                <w:szCs w:val="18"/>
+                <w:rtl/>
+              </w:rPr>
+              <w:t xml:space="preserve">، أو توقف Caddy أو Docker أو fail2ban أو auditd أو UFW، أو أكثر من 20 عنوانًا محظورًا من سجل Caddy</w:t>
+            </w:r>
+          </w:p>
+        </w:tc>
+        <w:tc>
+          <w:tcPr>
+            <w:tcW w:type="dxa" w:w="971"/>
+            <w:tcBorders>
+              <w:top w:val="single" w:color="BFC9D6" w:sz="4"/>
+              <w:left w:val="single" w:color="BFC9D6" w:sz="4"/>
+              <w:bottom w:val="single" w:color="BFC9D6" w:sz="4"/>
+              <w:right w:val="single" w:color="BFC9D6" w:sz="4"/>
+            </w:tcBorders>
+            <w:shd w:fill="F5F8FC" w:color="auto" w:val="clear"/>
+            <w:tcMar>
+              <w:top w:type="dxa" w:w="50"/>
+              <w:left w:type="dxa" w:w="90"/>
+              <w:bottom w:type="dxa" w:w="50"/>
+              <w:right w:type="dxa" w:w="90"/>
+            </w:tcMar>
+            <w:vAlign w:val="top"/>
+          </w:tcPr>
+          <w:p>
+            <w:pPr>
+              <w:keepNext w:val="false"/>
+              <w:bidi/>
+              <w:spacing w:after="30" w:before="30" w:line="264"/>
+            </w:pPr>
+            <w:r>
+              <w:rPr>
+                <w:rFonts w:ascii="Arial" w:cs="Arial" w:eastAsia="Arial" w:hAnsi="Arial"/>
+                <w:b w:val="false"/>
+                <w:bCs w:val="false"/>
+                <w:sz w:val="18"/>
+                <w:szCs w:val="18"/>
+                <w:rtl/>
+              </w:rPr>
+              <w:t xml:space="preserve">A1</w:t>
+            </w:r>
+          </w:p>
+        </w:tc>
+        <w:tc>
+          <w:tcPr>
+            <w:tcW w:type="dxa" w:w="971"/>
+            <w:tcBorders>
+              <w:top w:val="single" w:color="BFC9D6" w:sz="4"/>
+              <w:left w:val="single" w:color="BFC9D6" w:sz="4"/>
+              <w:bottom w:val="single" w:color="BFC9D6" w:sz="4"/>
+              <w:right w:val="single" w:color="BFC9D6" w:sz="4"/>
+            </w:tcBorders>
+            <w:shd w:fill="F5F8FC" w:color="auto" w:val="clear"/>
+            <w:tcMar>
+              <w:top w:type="dxa" w:w="50"/>
+              <w:left w:type="dxa" w:w="90"/>
+              <w:bottom w:type="dxa" w:w="50"/>
+              <w:right w:type="dxa" w:w="90"/>
+            </w:tcMar>
+            <w:vAlign w:val="top"/>
+          </w:tcPr>
+          <w:p>
+            <w:pPr>
+              <w:keepNext w:val="false"/>
+              <w:bidi/>
+              <w:spacing w:after="30" w:before="30" w:line="264"/>
+            </w:pPr>
+            <w:r>
+              <w:rPr>
+                <w:rFonts w:ascii="Arial" w:cs="Arial" w:eastAsia="Arial" w:hAnsi="Arial"/>
+                <w:b w:val="false"/>
+                <w:bCs w:val="false"/>
+                <w:sz w:val="18"/>
+                <w:szCs w:val="18"/>
+                <w:rtl/>
+              </w:rPr>
+              <w:t xml:space="preserve">SEC وOPS</w:t>
+            </w:r>
+          </w:p>
+        </w:tc>
+        <w:tc>
+          <w:tcPr>
+            <w:tcW w:type="dxa" w:w="3358"/>
+            <w:tcBorders>
+              <w:top w:val="single" w:color="BFC9D6" w:sz="4"/>
+              <w:left w:val="single" w:color="BFC9D6" w:sz="4"/>
+              <w:bottom w:val="single" w:color="BFC9D6" w:sz="4"/>
+              <w:right w:val="single" w:color="BFC9D6" w:sz="4"/>
+            </w:tcBorders>
+            <w:shd w:fill="F5F8FC" w:color="auto" w:val="clear"/>
+            <w:tcMar>
+              <w:top w:type="dxa" w:w="50"/>
+              <w:left w:type="dxa" w:w="90"/>
+              <w:bottom w:type="dxa" w:w="50"/>
+              <w:right w:type="dxa" w:w="90"/>
+            </w:tcMar>
+            <w:vAlign w:val="top"/>
+          </w:tcPr>
+          <w:p>
+            <w:pPr>
+              <w:keepNext w:val="false"/>
+              <w:bidi/>
+              <w:spacing w:after="30" w:before="30" w:line="264"/>
+            </w:pPr>
+            <w:r>
+              <w:rPr>
+                <w:rFonts w:ascii="Courier New" w:cs="Courier New" w:eastAsia="Courier New" w:hAnsi="Courier New"/>
+                <w:b w:val="false"/>
+                <w:bCs w:val="false"/>
+                <w:color w:val="1F2937"/>
+                <w:sz w:val="16"/>
+                <w:szCs w:val="16"/>
+                <w:shd w:fill="F1F3F5" w:color="auto" w:val="clear"/>
+                <w:rtl/>
+              </w:rPr>
+              <w:t xml:space="preserve">‎tools/host/check_host.sh‎</w:t>
+            </w:r>
+            <w:r>
+              <w:rPr>
+                <w:rFonts w:ascii="Arial" w:cs="Arial" w:eastAsia="Arial" w:hAnsi="Arial"/>
+                <w:b w:val="false"/>
+                <w:bCs w:val="false"/>
+                <w:sz w:val="18"/>
+                <w:szCs w:val="18"/>
+                <w:rtl/>
+              </w:rPr>
+              <w:t xml:space="preserve"> بالوسم </w:t>
+            </w:r>
+            <w:r>
+              <w:rPr>
+                <w:rFonts w:ascii="Courier New" w:cs="Courier New" w:eastAsia="Courier New" w:hAnsi="Courier New"/>
+                <w:b w:val="false"/>
+                <w:bCs w:val="false"/>
+                <w:color w:val="1F2937"/>
+                <w:sz w:val="16"/>
+                <w:szCs w:val="16"/>
+                <w:shd w:fill="F1F3F5" w:color="auto" w:val="clear"/>
+                <w:rtl/>
+              </w:rPr>
+              <w:t xml:space="preserve">‎bankfas-alert‎</w:t>
+            </w:r>
+            <w:r>
+              <w:rPr>
+                <w:rFonts w:ascii="Arial" w:cs="Arial" w:eastAsia="Arial" w:hAnsi="Arial"/>
+                <w:b w:val="false"/>
+                <w:bCs w:val="false"/>
+                <w:sz w:val="18"/>
+                <w:szCs w:val="18"/>
+                <w:rtl/>
+              </w:rPr>
+              <w:t xml:space="preserve"> (DOC-S16 §8)</w:t>
+            </w:r>
+          </w:p>
+        </w:tc>
+      </w:tr>
     </w:tbl>
     <w:p>
       <w:pPr>
